--- a/03-振荡电路/02-LC振荡器/变压器耦合振荡器/变压器耦合振荡器.docx
+++ b/03-振荡电路/02-LC振荡器/变压器耦合振荡器/变压器耦合振荡器.docx
@@ -2487,6 +2487,20 @@
     </w:p>
     <w:bookmarkEnd w:id="26"/>
     <w:bookmarkEnd w:id="27"/>
+    <w:p>
+      <w:pPr>
+        <w:spacing w:before="360"/>
+        <w:jc w:val="center"/>
+      </w:pPr>
+      <w:r>
+        <w:rPr>
+          <w:rFonts w:ascii="Times New Roman" w:hAnsi="Times New Roman"/>
+          <w:color w:val="555555"/>
+          <w:sz w:val="21"/>
+        </w:rPr>
+        <w:t>材料收集者：杜文杰</w:t>
+      </w:r>
+    </w:p>
     <w:sectPr>
       <w:headerReference r:id="rId9" w:type="default"/>
       <w:footerReference r:id="rId10" w:type="default"/>

--- a/03-振荡电路/02-LC振荡器/变压器耦合振荡器/变压器耦合振荡器.docx
+++ b/03-振荡电路/02-LC振荡器/变压器耦合振荡器/变压器耦合振荡器.docx
@@ -1,6 +1,6 @@
 
 <file path=word/document.xml><?xml version="1.0" encoding="utf-8"?>
-<w:document xmlns:w="http://schemas.openxmlformats.org/wordprocessingml/2006/main" xmlns:m="http://schemas.openxmlformats.org/officeDocument/2006/math" xmlns:r="http://schemas.openxmlformats.org/officeDocument/2006/relationships" xmlns:o="urn:schemas-microsoft-com:office:office" xmlns:v="urn:schemas-microsoft-com:vml" xmlns:w10="urn:schemas-microsoft-com:office:word" xmlns:a="http://schemas.openxmlformats.org/drawingml/2006/main" xmlns:pic="http://schemas.openxmlformats.org/drawingml/2006/picture" xmlns:wp="http://schemas.openxmlformats.org/drawingml/2006/wordprocessingDrawing">
+<w:document xmlns:m="http://schemas.openxmlformats.org/officeDocument/2006/math" xmlns:r="http://schemas.openxmlformats.org/officeDocument/2006/relationships" xmlns:w="http://schemas.openxmlformats.org/wordprocessingml/2006/main" xmlns:o="urn:schemas-microsoft-com:office:office" xmlns:v="urn:schemas-microsoft-com:vml" xmlns:w10="urn:schemas-microsoft-com:office:word" xmlns:a="http://schemas.openxmlformats.org/drawingml/2006/main" xmlns:pic="http://schemas.openxmlformats.org/drawingml/2006/picture" xmlns:wp="http://schemas.openxmlformats.org/drawingml/2006/wordprocessingDrawing">
   <w:body>
     <w:bookmarkStart w:id="27" w:name="变压器耦合振荡器"/>
     <w:p>
@@ -9,7 +9,7 @@
       </w:pPr>
       <w:r>
         <w:rPr>
-          <w:rFonts w:hint="eastAsia"/>
+          <w:rFonts w:hint="eastAsia" w:eastAsia="黑体"/>
         </w:rPr>
         <w:t xml:space="preserve">变压器耦合振荡器</w:t>
       </w:r>
@@ -21,7 +21,7 @@
       </w:pPr>
       <w:r>
         <w:rPr>
-          <w:rFonts w:hint="eastAsia"/>
+          <w:rFonts w:hint="eastAsia" w:eastAsia="黑体"/>
         </w:rPr>
         <w:t xml:space="preserve">拓扑描述</w:t>
       </w:r>
@@ -32,11 +32,14 @@
       </w:pPr>
       <w:r>
         <w:rPr>
-          <w:rFonts w:hint="eastAsia"/>
+          <w:rFonts w:hint="eastAsia" w:eastAsia="黑体"/>
         </w:rPr>
         <w:t xml:space="preserve">变压器耦合振荡器由放大管</w:t>
       </w:r>
       <w:r>
+        <w:rPr>
+          <w:rFonts w:eastAsia="黑体"/>
+        </w:rPr>
         <w:t xml:space="preserve"> </w:t>
       </w:r>
       <m:oMath>
@@ -55,11 +58,14 @@
       </m:oMath>
       <w:r>
         <w:rPr>
-          <w:rFonts w:hint="eastAsia"/>
+          <w:rFonts w:hint="eastAsia" w:eastAsia="黑体"/>
         </w:rPr>
         <w:t xml:space="preserve">（BJT）、谐振电容</w:t>
       </w:r>
       <w:r>
+        <w:rPr>
+          <w:rFonts w:eastAsia="黑体"/>
+        </w:rPr>
         <w:t xml:space="preserve"> </w:t>
       </w:r>
       <m:oMath>
@@ -69,11 +75,14 @@
       </m:oMath>
       <w:r>
         <w:rPr>
-          <w:rFonts w:hint="eastAsia"/>
+          <w:rFonts w:hint="eastAsia" w:eastAsia="黑体"/>
         </w:rPr>
         <w:t xml:space="preserve">、变压器</w:t>
       </w:r>
       <w:r>
+        <w:rPr>
+          <w:rFonts w:eastAsia="黑体"/>
+        </w:rPr>
         <w:t xml:space="preserve"> </w:t>
       </w:r>
       <m:oMath>
@@ -92,11 +101,14 @@
       </m:oMath>
       <w:r>
         <w:rPr>
-          <w:rFonts w:hint="eastAsia"/>
+          <w:rFonts w:hint="eastAsia" w:eastAsia="黑体"/>
         </w:rPr>
         <w:t xml:space="preserve">（初级线圈</w:t>
       </w:r>
       <w:r>
+        <w:rPr>
+          <w:rFonts w:eastAsia="黑体"/>
+        </w:rPr>
         <w:t xml:space="preserve"> </w:t>
       </w:r>
       <m:oMath>
@@ -114,15 +126,21 @@
         </m:sSub>
       </m:oMath>
       <w:r>
+        <w:rPr>
+          <w:rFonts w:eastAsia="黑体"/>
+        </w:rPr>
         <w:t xml:space="preserve"> </w:t>
       </w:r>
       <w:r>
         <w:rPr>
-          <w:rFonts w:hint="eastAsia"/>
+          <w:rFonts w:hint="eastAsia" w:eastAsia="黑体"/>
         </w:rPr>
         <w:t xml:space="preserve">为谐振电感，副边线圈</w:t>
       </w:r>
       <w:r>
+        <w:rPr>
+          <w:rFonts w:eastAsia="黑体"/>
+        </w:rPr>
         <w:t xml:space="preserve"> </w:t>
       </w:r>
       <m:oMath>
@@ -140,15 +158,21 @@
         </m:sSub>
       </m:oMath>
       <w:r>
+        <w:rPr>
+          <w:rFonts w:eastAsia="黑体"/>
+        </w:rPr>
         <w:t xml:space="preserve"> </w:t>
       </w:r>
       <w:r>
         <w:rPr>
-          <w:rFonts w:hint="eastAsia"/>
+          <w:rFonts w:hint="eastAsia" w:eastAsia="黑体"/>
         </w:rPr>
         <w:t xml:space="preserve">为反馈绕组）及偏置电阻组成。节点定义如下：集电极节点</w:t>
       </w:r>
       <w:r>
+        <w:rPr>
+          <w:rFonts w:eastAsia="黑体"/>
+        </w:rPr>
         <w:t xml:space="preserve"> </w:t>
       </w:r>
       <m:oMath>
@@ -166,15 +190,21 @@
         </m:sSub>
       </m:oMath>
       <w:r>
+        <w:rPr>
+          <w:rFonts w:eastAsia="黑体"/>
+        </w:rPr>
         <w:t xml:space="preserve"> </w:t>
       </w:r>
       <w:r>
         <w:rPr>
-          <w:rFonts w:hint="eastAsia"/>
+          <w:rFonts w:hint="eastAsia" w:eastAsia="黑体"/>
         </w:rPr>
         <w:t xml:space="preserve">接</w:t>
       </w:r>
       <w:r>
+        <w:rPr>
+          <w:rFonts w:eastAsia="黑体"/>
+        </w:rPr>
         <w:t xml:space="preserve"> </w:t>
       </w:r>
       <m:oMath>
@@ -192,15 +222,21 @@
         </m:sSub>
       </m:oMath>
       <w:r>
+        <w:rPr>
+          <w:rFonts w:eastAsia="黑体"/>
+        </w:rPr>
         <w:t xml:space="preserve"> </w:t>
       </w:r>
       <w:r>
         <w:rPr>
-          <w:rFonts w:hint="eastAsia"/>
+          <w:rFonts w:hint="eastAsia" w:eastAsia="黑体"/>
         </w:rPr>
         <w:t xml:space="preserve">上端；基极节点</w:t>
       </w:r>
       <w:r>
+        <w:rPr>
+          <w:rFonts w:eastAsia="黑体"/>
+        </w:rPr>
         <w:t xml:space="preserve"> </w:t>
       </w:r>
       <m:oMath>
@@ -218,15 +254,21 @@
         </m:sSub>
       </m:oMath>
       <w:r>
+        <w:rPr>
+          <w:rFonts w:eastAsia="黑体"/>
+        </w:rPr>
         <w:t xml:space="preserve"> </w:t>
       </w:r>
       <w:r>
         <w:rPr>
-          <w:rFonts w:hint="eastAsia"/>
+          <w:rFonts w:hint="eastAsia" w:eastAsia="黑体"/>
         </w:rPr>
         <w:t xml:space="preserve">接反馈绕组的返回端；发射极节点</w:t>
       </w:r>
       <w:r>
+        <w:rPr>
+          <w:rFonts w:eastAsia="黑体"/>
+        </w:rPr>
         <w:t xml:space="preserve"> </w:t>
       </w:r>
       <m:oMath>
@@ -244,15 +286,21 @@
         </m:sSub>
       </m:oMath>
       <w:r>
+        <w:rPr>
+          <w:rFonts w:eastAsia="黑体"/>
+        </w:rPr>
         <w:t xml:space="preserve"> </w:t>
       </w:r>
       <w:r>
         <w:rPr>
-          <w:rFonts w:hint="eastAsia"/>
+          <w:rFonts w:hint="eastAsia" w:eastAsia="黑体"/>
         </w:rPr>
         <w:t xml:space="preserve">接发射极电阻与反馈的交流地；谐振节点</w:t>
       </w:r>
       <w:r>
+        <w:rPr>
+          <w:rFonts w:eastAsia="黑体"/>
+        </w:rPr>
         <w:t xml:space="preserve"> </w:t>
       </w:r>
       <m:oMath>
@@ -279,15 +327,21 @@
         </m:sSub>
       </m:oMath>
       <w:r>
+        <w:rPr>
+          <w:rFonts w:eastAsia="黑体"/>
+        </w:rPr>
         <w:t xml:space="preserve"> </w:t>
       </w:r>
       <w:r>
         <w:rPr>
-          <w:rFonts w:hint="eastAsia"/>
+          <w:rFonts w:hint="eastAsia" w:eastAsia="黑体"/>
         </w:rPr>
         <w:t xml:space="preserve">为</w:t>
       </w:r>
       <w:r>
+        <w:rPr>
+          <w:rFonts w:eastAsia="黑体"/>
+        </w:rPr>
         <w:t xml:space="preserve"> </w:t>
       </w:r>
       <m:oMath>
@@ -305,15 +359,21 @@
         </m:sSub>
       </m:oMath>
       <w:r>
+        <w:rPr>
+          <w:rFonts w:eastAsia="黑体"/>
+        </w:rPr>
         <w:t xml:space="preserve"> </w:t>
       </w:r>
       <w:r>
         <w:rPr>
-          <w:rFonts w:hint="eastAsia"/>
+          <w:rFonts w:hint="eastAsia" w:eastAsia="黑体"/>
         </w:rPr>
         <w:t xml:space="preserve">与</w:t>
       </w:r>
       <w:r>
+        <w:rPr>
+          <w:rFonts w:eastAsia="黑体"/>
+        </w:rPr>
         <w:t xml:space="preserve"> </w:t>
       </w:r>
       <m:oMath>
@@ -322,15 +382,21 @@
         </m:r>
       </m:oMath>
       <w:r>
+        <w:rPr>
+          <w:rFonts w:eastAsia="黑体"/>
+        </w:rPr>
         <w:t xml:space="preserve"> </w:t>
       </w:r>
       <w:r>
         <w:rPr>
-          <w:rFonts w:hint="eastAsia"/>
+          <w:rFonts w:hint="eastAsia" w:eastAsia="黑体"/>
         </w:rPr>
         <w:t xml:space="preserve">并联回路的连接点；电源节点</w:t>
       </w:r>
       <w:r>
+        <w:rPr>
+          <w:rFonts w:eastAsia="黑体"/>
+        </w:rPr>
         <w:t xml:space="preserve"> </w:t>
       </w:r>
       <m:oMath>
@@ -351,24 +417,33 @@
         </m:sSub>
       </m:oMath>
       <w:r>
+        <w:rPr>
+          <w:rFonts w:eastAsia="黑体"/>
+        </w:rPr>
         <w:t xml:space="preserve"> </w:t>
       </w:r>
       <w:r>
         <w:rPr>
-          <w:rFonts w:hint="eastAsia"/>
+          <w:rFonts w:hint="eastAsia" w:eastAsia="黑体"/>
         </w:rPr>
         <w:t xml:space="preserve">为初级供电端；地节点</w:t>
       </w:r>
       <w:r>
+        <w:rPr>
+          <w:rFonts w:eastAsia="黑体"/>
+        </w:rPr>
         <w:t xml:space="preserve"> GND </w:t>
       </w:r>
       <w:r>
         <w:rPr>
-          <w:rFonts w:hint="eastAsia"/>
+          <w:rFonts w:hint="eastAsia" w:eastAsia="黑体"/>
         </w:rPr>
         <w:t xml:space="preserve">汇集</w:t>
       </w:r>
       <w:r>
+        <w:rPr>
+          <w:rFonts w:eastAsia="黑体"/>
+        </w:rPr>
         <w:t xml:space="preserve"> </w:t>
       </w:r>
       <m:oMath>
@@ -386,11 +461,14 @@
         </m:sSub>
       </m:oMath>
       <w:r>
+        <w:rPr>
+          <w:rFonts w:eastAsia="黑体"/>
+        </w:rPr>
         <w:t xml:space="preserve"> </w:t>
       </w:r>
       <w:r>
         <w:rPr>
-          <w:rFonts w:hint="eastAsia"/>
+          <w:rFonts w:hint="eastAsia" w:eastAsia="黑体"/>
         </w:rPr>
         <w:t xml:space="preserve">发射极回路与电容冷端。</w:t>
       </w:r>
@@ -399,7 +477,7 @@
       <w:pPr/>
       <w:r>
         <w:rPr>
-          <w:rFonts w:hint="eastAsia"/>
+          <w:rFonts w:hint="eastAsia" w:eastAsia="黑体"/>
         </w:rPr>
         <w:t xml:space="preserve">各元件管脚连接：</w:t>
       </w:r>
@@ -418,24 +496,33 @@
         </m:sSub>
       </m:oMath>
       <w:r>
+        <w:rPr>
+          <w:rFonts w:eastAsia="黑体"/>
+        </w:rPr>
         <w:t xml:space="preserve"> </w:t>
       </w:r>
       <w:r>
         <w:rPr>
-          <w:rFonts w:hint="eastAsia"/>
+          <w:rFonts w:hint="eastAsia" w:eastAsia="黑体"/>
         </w:rPr>
         <w:t xml:space="preserve">的</w:t>
       </w:r>
       <w:r>
+        <w:rPr>
+          <w:rFonts w:eastAsia="黑体"/>
+        </w:rPr>
         <w:t xml:space="preserve"> B </w:t>
       </w:r>
       <w:r>
         <w:rPr>
-          <w:rFonts w:hint="eastAsia"/>
+          <w:rFonts w:hint="eastAsia" w:eastAsia="黑体"/>
         </w:rPr>
         <w:t xml:space="preserve">接</w:t>
       </w:r>
       <w:r>
+        <w:rPr>
+          <w:rFonts w:eastAsia="黑体"/>
+        </w:rPr>
         <w:t xml:space="preserve"> </w:t>
       </w:r>
       <m:oMath>
@@ -454,20 +541,26 @@
       </m:oMath>
       <w:r>
         <w:rPr>
-          <w:rFonts w:hint="eastAsia"/>
+          <w:rFonts w:hint="eastAsia" w:eastAsia="黑体"/>
         </w:rPr>
         <w:t xml:space="preserve">，C</w:t>
       </w:r>
       <w:r>
+        <w:rPr>
+          <w:rFonts w:eastAsia="黑体"/>
+        </w:rPr>
         <w:t xml:space="preserve"> </w:t>
       </w:r>
       <w:r>
         <w:rPr>
-          <w:rFonts w:hint="eastAsia"/>
+          <w:rFonts w:hint="eastAsia" w:eastAsia="黑体"/>
         </w:rPr>
         <w:t xml:space="preserve">接</w:t>
       </w:r>
       <w:r>
+        <w:rPr>
+          <w:rFonts w:eastAsia="黑体"/>
+        </w:rPr>
         <w:t xml:space="preserve"> </w:t>
       </w:r>
       <m:oMath>
@@ -486,20 +579,26 @@
       </m:oMath>
       <w:r>
         <w:rPr>
-          <w:rFonts w:hint="eastAsia"/>
+          <w:rFonts w:hint="eastAsia" w:eastAsia="黑体"/>
         </w:rPr>
         <w:t xml:space="preserve">，E</w:t>
       </w:r>
       <w:r>
+        <w:rPr>
+          <w:rFonts w:eastAsia="黑体"/>
+        </w:rPr>
         <w:t xml:space="preserve"> </w:t>
       </w:r>
       <w:r>
         <w:rPr>
-          <w:rFonts w:hint="eastAsia"/>
+          <w:rFonts w:hint="eastAsia" w:eastAsia="黑体"/>
         </w:rPr>
         <w:t xml:space="preserve">接</w:t>
       </w:r>
       <w:r>
+        <w:rPr>
+          <w:rFonts w:eastAsia="黑体"/>
+        </w:rPr>
         <w:t xml:space="preserve"> </w:t>
       </w:r>
       <m:oMath>
@@ -518,29 +617,38 @@
       </m:oMath>
       <w:r>
         <w:rPr>
-          <w:rFonts w:hint="eastAsia"/>
+          <w:rFonts w:hint="eastAsia" w:eastAsia="黑体"/>
         </w:rPr>
         <w:t xml:space="preserve">（FET</w:t>
       </w:r>
       <w:r>
+        <w:rPr>
+          <w:rFonts w:eastAsia="黑体"/>
+        </w:rPr>
         <w:t xml:space="preserve"> </w:t>
       </w:r>
       <w:r>
         <w:rPr>
-          <w:rFonts w:hint="eastAsia"/>
+          <w:rFonts w:hint="eastAsia" w:eastAsia="黑体"/>
         </w:rPr>
         <w:t xml:space="preserve">对应</w:t>
       </w:r>
       <w:r>
+        <w:rPr>
+          <w:rFonts w:eastAsia="黑体"/>
+        </w:rPr>
         <w:t xml:space="preserve"> </w:t>
       </w:r>
       <w:r>
         <w:rPr>
-          <w:rFonts w:hint="eastAsia"/>
+          <w:rFonts w:hint="eastAsia" w:eastAsia="黑体"/>
         </w:rPr>
         <w:t xml:space="preserve">G/D/S）；电容</w:t>
       </w:r>
       <w:r>
+        <w:rPr>
+          <w:rFonts w:eastAsia="黑体"/>
+        </w:rPr>
         <w:t xml:space="preserve"> </w:t>
       </w:r>
       <m:oMath>
@@ -549,15 +657,21 @@
         </m:r>
       </m:oMath>
       <w:r>
+        <w:rPr>
+          <w:rFonts w:eastAsia="黑体"/>
+        </w:rPr>
         <w:t xml:space="preserve"> </w:t>
       </w:r>
       <w:r>
         <w:rPr>
-          <w:rFonts w:hint="eastAsia"/>
+          <w:rFonts w:hint="eastAsia" w:eastAsia="黑体"/>
         </w:rPr>
         <w:t xml:space="preserve">一端接</w:t>
       </w:r>
       <w:r>
+        <w:rPr>
+          <w:rFonts w:eastAsia="黑体"/>
+        </w:rPr>
         <w:t xml:space="preserve"> </w:t>
       </w:r>
       <m:oMath>
@@ -576,7 +690,7 @@
       </m:oMath>
       <w:r>
         <w:rPr>
-          <w:rFonts w:hint="eastAsia"/>
+          <w:rFonts w:hint="eastAsia" w:eastAsia="黑体"/>
         </w:rPr>
         <w:t xml:space="preserve">（</w:t>
       </w:r>
@@ -595,15 +709,21 @@
         </m:sSub>
       </m:oMath>
       <w:r>
+        <w:rPr>
+          <w:rFonts w:eastAsia="黑体"/>
+        </w:rPr>
         <w:t xml:space="preserve"> </w:t>
       </w:r>
       <w:r>
         <w:rPr>
-          <w:rFonts w:hint="eastAsia"/>
+          <w:rFonts w:hint="eastAsia" w:eastAsia="黑体"/>
         </w:rPr>
         <w:t xml:space="preserve">上端）、另一端接</w:t>
       </w:r>
       <w:r>
+        <w:rPr>
+          <w:rFonts w:eastAsia="黑体"/>
+        </w:rPr>
         <w:t xml:space="preserve"> </w:t>
       </w:r>
       <m:oMath>
@@ -622,20 +742,26 @@
       </m:oMath>
       <w:r>
         <w:rPr>
-          <w:rFonts w:hint="eastAsia"/>
+          <w:rFonts w:hint="eastAsia" w:eastAsia="黑体"/>
         </w:rPr>
         <w:t xml:space="preserve">（交流地或经旁路接</w:t>
       </w:r>
       <w:r>
+        <w:rPr>
+          <w:rFonts w:eastAsia="黑体"/>
+        </w:rPr>
         <w:t xml:space="preserve"> </w:t>
       </w:r>
       <w:r>
         <w:rPr>
-          <w:rFonts w:hint="eastAsia"/>
+          <w:rFonts w:hint="eastAsia" w:eastAsia="黑体"/>
         </w:rPr>
         <w:t xml:space="preserve">GND），与</w:t>
       </w:r>
       <w:r>
+        <w:rPr>
+          <w:rFonts w:eastAsia="黑体"/>
+        </w:rPr>
         <w:t xml:space="preserve"> </w:t>
       </w:r>
       <m:oMath>
@@ -653,15 +779,21 @@
         </m:sSub>
       </m:oMath>
       <w:r>
+        <w:rPr>
+          <w:rFonts w:eastAsia="黑体"/>
+        </w:rPr>
         <w:t xml:space="preserve"> </w:t>
       </w:r>
       <w:r>
         <w:rPr>
-          <w:rFonts w:hint="eastAsia"/>
+          <w:rFonts w:hint="eastAsia" w:eastAsia="黑体"/>
         </w:rPr>
         <w:t xml:space="preserve">并联谐振；变压器</w:t>
       </w:r>
       <w:r>
+        <w:rPr>
+          <w:rFonts w:eastAsia="黑体"/>
+        </w:rPr>
         <w:t xml:space="preserve"> </w:t>
       </w:r>
       <m:oMath>
@@ -679,15 +811,21 @@
         </m:sSub>
       </m:oMath>
       <w:r>
+        <w:rPr>
+          <w:rFonts w:eastAsia="黑体"/>
+        </w:rPr>
         <w:t xml:space="preserve"> </w:t>
       </w:r>
       <w:r>
         <w:rPr>
-          <w:rFonts w:hint="eastAsia"/>
+          <w:rFonts w:hint="eastAsia" w:eastAsia="黑体"/>
         </w:rPr>
         <w:t xml:space="preserve">初级</w:t>
       </w:r>
       <w:r>
+        <w:rPr>
+          <w:rFonts w:eastAsia="黑体"/>
+        </w:rPr>
         <w:t xml:space="preserve"> </w:t>
       </w:r>
       <m:oMath>
@@ -705,15 +843,21 @@
         </m:sSub>
       </m:oMath>
       <w:r>
+        <w:rPr>
+          <w:rFonts w:eastAsia="黑体"/>
+        </w:rPr>
         <w:t xml:space="preserve"> </w:t>
       </w:r>
       <w:r>
         <w:rPr>
-          <w:rFonts w:hint="eastAsia"/>
+          <w:rFonts w:hint="eastAsia" w:eastAsia="黑体"/>
         </w:rPr>
         <w:t xml:space="preserve">一端接</w:t>
       </w:r>
       <w:r>
+        <w:rPr>
+          <w:rFonts w:eastAsia="黑体"/>
+        </w:rPr>
         <w:t xml:space="preserve"> </w:t>
       </w:r>
       <m:oMath>
@@ -732,11 +876,14 @@
       </m:oMath>
       <w:r>
         <w:rPr>
-          <w:rFonts w:hint="eastAsia"/>
+          <w:rFonts w:hint="eastAsia" w:eastAsia="黑体"/>
         </w:rPr>
         <w:t xml:space="preserve">、另一端接</w:t>
       </w:r>
       <w:r>
+        <w:rPr>
+          <w:rFonts w:eastAsia="黑体"/>
+        </w:rPr>
         <w:t xml:space="preserve"> </w:t>
       </w:r>
       <m:oMath>
@@ -758,11 +905,14 @@
       </m:oMath>
       <w:r>
         <w:rPr>
-          <w:rFonts w:hint="eastAsia"/>
+          <w:rFonts w:hint="eastAsia" w:eastAsia="黑体"/>
         </w:rPr>
         <w:t xml:space="preserve">（经射频扼流圈），副边</w:t>
       </w:r>
       <w:r>
+        <w:rPr>
+          <w:rFonts w:eastAsia="黑体"/>
+        </w:rPr>
         <w:t xml:space="preserve"> </w:t>
       </w:r>
       <m:oMath>
@@ -780,15 +930,21 @@
         </m:sSub>
       </m:oMath>
       <w:r>
+        <w:rPr>
+          <w:rFonts w:eastAsia="黑体"/>
+        </w:rPr>
         <w:t xml:space="preserve"> </w:t>
       </w:r>
       <w:r>
         <w:rPr>
-          <w:rFonts w:hint="eastAsia"/>
+          <w:rFonts w:hint="eastAsia" w:eastAsia="黑体"/>
         </w:rPr>
         <w:t xml:space="preserve">一端接</w:t>
       </w:r>
       <w:r>
+        <w:rPr>
+          <w:rFonts w:eastAsia="黑体"/>
+        </w:rPr>
         <w:t xml:space="preserve"> </w:t>
       </w:r>
       <m:oMath>
@@ -807,11 +963,14 @@
       </m:oMath>
       <w:r>
         <w:rPr>
-          <w:rFonts w:hint="eastAsia"/>
+          <w:rFonts w:hint="eastAsia" w:eastAsia="黑体"/>
         </w:rPr>
         <w:t xml:space="preserve">、另一端接</w:t>
       </w:r>
       <w:r>
+        <w:rPr>
+          <w:rFonts w:eastAsia="黑体"/>
+        </w:rPr>
         <w:t xml:space="preserve"> </w:t>
       </w:r>
       <m:oMath>
@@ -830,7 +989,7 @@
       </m:oMath>
       <w:r>
         <w:rPr>
-          <w:rFonts w:hint="eastAsia"/>
+          <w:rFonts w:hint="eastAsia" w:eastAsia="黑体"/>
         </w:rPr>
         <w:t xml:space="preserve">（或经电容耦合），同名端接法保证正反馈相位。</w:t>
       </w:r>
@@ -839,20 +998,26 @@
       <w:pPr/>
       <w:r>
         <w:rPr>
-          <w:rFonts w:hint="eastAsia"/>
+          <w:rFonts w:hint="eastAsia" w:eastAsia="黑体"/>
         </w:rPr>
         <w:t xml:space="preserve">该电路为变压器互感反馈式</w:t>
       </w:r>
       <w:r>
+        <w:rPr>
+          <w:rFonts w:eastAsia="黑体"/>
+        </w:rPr>
         <w:t xml:space="preserve"> LC </w:t>
       </w:r>
       <w:r>
         <w:rPr>
-          <w:rFonts w:hint="eastAsia"/>
+          <w:rFonts w:hint="eastAsia" w:eastAsia="黑体"/>
         </w:rPr>
         <w:t xml:space="preserve">振荡器，谐振回路由</w:t>
       </w:r>
       <w:r>
+        <w:rPr>
+          <w:rFonts w:eastAsia="黑体"/>
+        </w:rPr>
         <w:t xml:space="preserve"> </w:t>
       </w:r>
       <m:oMath>
@@ -870,6 +1035,9 @@
         </m:sSub>
       </m:oMath>
       <w:r>
+        <w:rPr>
+          <w:rFonts w:eastAsia="黑体"/>
+        </w:rPr>
         <w:t xml:space="preserve">、</w:t>
       </w:r>
       <m:oMath>
@@ -878,15 +1046,21 @@
         </m:r>
       </m:oMath>
       <w:r>
+        <w:rPr>
+          <w:rFonts w:eastAsia="黑体"/>
+        </w:rPr>
         <w:t xml:space="preserve"> </w:t>
       </w:r>
       <w:r>
         <w:rPr>
-          <w:rFonts w:hint="eastAsia"/>
+          <w:rFonts w:hint="eastAsia" w:eastAsia="黑体"/>
         </w:rPr>
         <w:t xml:space="preserve">决定频率，副边</w:t>
       </w:r>
       <w:r>
+        <w:rPr>
+          <w:rFonts w:eastAsia="黑体"/>
+        </w:rPr>
         <w:t xml:space="preserve"> </w:t>
       </w:r>
       <m:oMath>
@@ -904,15 +1078,21 @@
         </m:sSub>
       </m:oMath>
       <w:r>
+        <w:rPr>
+          <w:rFonts w:eastAsia="黑体"/>
+        </w:rPr>
         <w:t xml:space="preserve"> </w:t>
       </w:r>
       <w:r>
         <w:rPr>
-          <w:rFonts w:hint="eastAsia"/>
+          <w:rFonts w:hint="eastAsia" w:eastAsia="黑体"/>
         </w:rPr>
         <w:t xml:space="preserve">经互感</w:t>
       </w:r>
       <w:r>
+        <w:rPr>
+          <w:rFonts w:eastAsia="黑体"/>
+        </w:rPr>
         <w:t xml:space="preserve"> </w:t>
       </w:r>
       <m:oMath>
@@ -921,11 +1101,14 @@
         </m:r>
       </m:oMath>
       <w:r>
+        <w:rPr>
+          <w:rFonts w:eastAsia="黑体"/>
+        </w:rPr>
         <w:t xml:space="preserve"> </w:t>
       </w:r>
       <w:r>
         <w:rPr>
-          <w:rFonts w:hint="eastAsia"/>
+          <w:rFonts w:hint="eastAsia" w:eastAsia="黑体"/>
         </w:rPr>
         <w:t xml:space="preserve">把能量正反馈到基极维持振荡。</w:t>
       </w:r>
@@ -938,7 +1121,7 @@
       </w:pPr>
       <w:r>
         <w:rPr>
-          <w:rFonts w:hint="eastAsia"/>
+          <w:rFonts w:hint="eastAsia" w:eastAsia="黑体"/>
         </w:rPr>
         <w:t xml:space="preserve">工作原理</w:t>
       </w:r>
@@ -948,38 +1131,50 @@
         <w:pStyle w:val="FirstParagraph"/>
       </w:pPr>
       <w:r>
+        <w:rPr>
+          <w:rFonts w:eastAsia="黑体"/>
+        </w:rPr>
         <w:t xml:space="preserve">LC </w:t>
       </w:r>
       <w:r>
         <w:rPr>
-          <w:rFonts w:hint="eastAsia"/>
+          <w:rFonts w:hint="eastAsia" w:eastAsia="黑体"/>
         </w:rPr>
         <w:t xml:space="preserve">回路决定振荡频率，变压器反馈绕组的同名端接法保证正反馈相位；当互感耦合提供的反馈量足以补偿回路损耗（环路增益</w:t>
       </w:r>
       <w:r>
+        <w:rPr>
+          <w:rFonts w:eastAsia="黑体"/>
+        </w:rPr>
         <w:t xml:space="preserve"> </w:t>
       </w:r>
       <w:r>
         <w:rPr>
-          <w:rFonts w:hint="eastAsia"/>
+          <w:rFonts w:hint="eastAsia" w:eastAsia="黑体"/>
         </w:rPr>
         <w:t xml:space="preserve">≥1），电路在</w:t>
       </w:r>
       <w:r>
+        <w:rPr>
+          <w:rFonts w:eastAsia="黑体"/>
+        </w:rPr>
         <w:t xml:space="preserve"> LC </w:t>
       </w:r>
       <w:r>
         <w:rPr>
-          <w:rFonts w:hint="eastAsia"/>
+          <w:rFonts w:hint="eastAsia" w:eastAsia="黑体"/>
         </w:rPr>
         <w:t xml:space="preserve">谐振频率上维持振荡。改变抽头比</w:t>
       </w:r>
       <w:r>
+        <w:rPr>
+          <w:rFonts w:eastAsia="黑体"/>
+        </w:rPr>
         <w:t xml:space="preserve"> / </w:t>
       </w:r>
       <w:r>
         <w:rPr>
-          <w:rFonts w:hint="eastAsia"/>
+          <w:rFonts w:hint="eastAsia" w:eastAsia="黑体"/>
         </w:rPr>
         <w:t xml:space="preserve">匝数比即改变反馈强度。</w:t>
       </w:r>
@@ -992,7 +1187,7 @@
       </w:pPr>
       <w:r>
         <w:rPr>
-          <w:rFonts w:hint="eastAsia"/>
+          <w:rFonts w:hint="eastAsia" w:eastAsia="黑体"/>
         </w:rPr>
         <w:t xml:space="preserve">关键计算公式</w:t>
       </w:r>
@@ -1006,7 +1201,7 @@
       </w:pPr>
       <w:r>
         <w:rPr>
-          <w:rFonts w:hint="eastAsia"/>
+          <w:rFonts w:hint="eastAsia" w:eastAsia="黑体"/>
         </w:rPr>
         <w:t xml:space="preserve">振荡频率（近似谐振频率）：</w:t>
       </w:r>
@@ -1083,7 +1278,7 @@
       </w:pPr>
       <w:r>
         <w:rPr>
-          <w:rFonts w:hint="eastAsia"/>
+          <w:rFonts w:hint="eastAsia" w:eastAsia="黑体"/>
         </w:rPr>
         <w:t xml:space="preserve">反馈系数（匝数比）：</w:t>
       </w:r>
@@ -1152,7 +1347,7 @@
       </w:pPr>
       <w:r>
         <w:rPr>
-          <w:rFonts w:hint="eastAsia"/>
+          <w:rFonts w:hint="eastAsia" w:eastAsia="黑体"/>
         </w:rPr>
         <w:t xml:space="preserve">起振条件（近似）：</w:t>
       </w:r>
@@ -1239,7 +1434,7 @@
       </w:pPr>
       <w:r>
         <w:rPr>
-          <w:rFonts w:hint="eastAsia"/>
+          <w:rFonts w:hint="eastAsia" w:eastAsia="黑体"/>
         </w:rPr>
         <w:t xml:space="preserve">耦合系数：</w:t>
       </w:r>
@@ -1341,7 +1536,7 @@
             </w:pPr>
             <w:r>
               <w:rPr>
-                <w:rFonts w:hint="eastAsia"/>
+                <w:rFonts w:hint="eastAsia" w:eastAsia="黑体"/>
               </w:rPr>
               <w:t xml:space="preserve">符号</w:t>
             </w:r>
@@ -1355,7 +1550,7 @@
             </w:pPr>
             <w:r>
               <w:rPr>
-                <w:rFonts w:hint="eastAsia"/>
+                <w:rFonts w:hint="eastAsia" w:eastAsia="黑体"/>
               </w:rPr>
               <w:t xml:space="preserve">含义</w:t>
             </w:r>
@@ -1369,7 +1564,7 @@
             </w:pPr>
             <w:r>
               <w:rPr>
-                <w:rFonts w:hint="eastAsia"/>
+                <w:rFonts w:hint="eastAsia" w:eastAsia="黑体"/>
               </w:rPr>
               <w:t xml:space="preserve">单位</w:t>
             </w:r>
@@ -1389,12 +1584,21 @@
               </m:r>
             </m:oMath>
             <w:r>
+              <w:rPr>
+                <w:rFonts w:eastAsia="黑体"/>
+              </w:rPr>
               <w:t xml:space="preserve"> </w:t>
             </w:r>
             <w:r>
+              <w:rPr>
+                <w:rFonts w:eastAsia="黑体"/>
+              </w:rPr>
               <w:t xml:space="preserve">/</w:t>
             </w:r>
             <w:r>
+              <w:rPr>
+                <w:rFonts w:eastAsia="黑体"/>
+              </w:rPr>
               <w:t xml:space="preserve"> </w:t>
             </w:r>
             <m:oMath>
@@ -1412,16 +1616,19 @@
             </w:pPr>
             <w:r>
               <w:rPr>
-                <w:rFonts w:hint="eastAsia"/>
+                <w:rFonts w:hint="eastAsia" w:eastAsia="黑体"/>
               </w:rPr>
               <w:t xml:space="preserve">谐振电感</w:t>
             </w:r>
             <w:r>
+              <w:rPr>
+                <w:rFonts w:eastAsia="黑体"/>
+              </w:rPr>
               <w:t xml:space="preserve"> / </w:t>
             </w:r>
             <w:r>
               <w:rPr>
-                <w:rFonts w:hint="eastAsia"/>
+                <w:rFonts w:hint="eastAsia" w:eastAsia="黑体"/>
               </w:rPr>
               <w:t xml:space="preserve">电容</w:t>
             </w:r>
@@ -1434,6 +1641,9 @@
               <w:pStyle w:val="Compact"/>
             </w:pPr>
             <w:r>
+              <w:rPr>
+                <w:rFonts w:eastAsia="黑体"/>
+              </w:rPr>
               <w:t xml:space="preserve">H / F</w:t>
             </w:r>
           </w:p>
@@ -1461,6 +1671,9 @@
               </m:sSub>
             </m:oMath>
             <w:r>
+              <w:rPr>
+                <w:rFonts w:eastAsia="黑体"/>
+              </w:rPr>
               <w:t xml:space="preserve">​</w:t>
             </w:r>
           </w:p>
@@ -1473,7 +1686,7 @@
             </w:pPr>
             <w:r>
               <w:rPr>
-                <w:rFonts w:hint="eastAsia"/>
+                <w:rFonts w:hint="eastAsia" w:eastAsia="黑体"/>
               </w:rPr>
               <w:t xml:space="preserve">振荡频率</w:t>
             </w:r>
@@ -1486,6 +1699,9 @@
               <w:pStyle w:val="Compact"/>
             </w:pPr>
             <w:r>
+              <w:rPr>
+                <w:rFonts w:eastAsia="黑体"/>
+              </w:rPr>
               <w:t xml:space="preserve">Hz</w:t>
             </w:r>
           </w:p>
@@ -1513,12 +1729,21 @@
               </m:sSub>
             </m:oMath>
             <w:r>
+              <w:rPr>
+                <w:rFonts w:eastAsia="黑体"/>
+              </w:rPr>
               <w:t xml:space="preserve"> </w:t>
             </w:r>
             <w:r>
+              <w:rPr>
+                <w:rFonts w:eastAsia="黑体"/>
+              </w:rPr>
               <w:t xml:space="preserve">/</w:t>
             </w:r>
             <w:r>
+              <w:rPr>
+                <w:rFonts w:eastAsia="黑体"/>
+              </w:rPr>
               <w:t xml:space="preserve"> </w:t>
             </w:r>
             <m:oMath>
@@ -1545,16 +1770,19 @@
             </w:pPr>
             <w:r>
               <w:rPr>
-                <w:rFonts w:hint="eastAsia"/>
+                <w:rFonts w:hint="eastAsia" w:eastAsia="黑体"/>
               </w:rPr>
               <w:t xml:space="preserve">原</w:t>
             </w:r>
             <w:r>
+              <w:rPr>
+                <w:rFonts w:eastAsia="黑体"/>
+              </w:rPr>
               <w:t xml:space="preserve"> / </w:t>
             </w:r>
             <w:r>
               <w:rPr>
-                <w:rFonts w:hint="eastAsia"/>
+                <w:rFonts w:hint="eastAsia" w:eastAsia="黑体"/>
               </w:rPr>
               <w:t xml:space="preserve">副边匝数</w:t>
             </w:r>
@@ -1568,7 +1796,7 @@
             </w:pPr>
             <w:r>
               <w:rPr>
-                <w:rFonts w:hint="eastAsia"/>
+                <w:rFonts w:hint="eastAsia" w:eastAsia="黑体"/>
               </w:rPr>
               <w:t xml:space="preserve">（无量纲）</w:t>
             </w:r>
@@ -1588,6 +1816,9 @@
               </m:r>
             </m:oMath>
             <w:r>
+              <w:rPr>
+                <w:rFonts w:eastAsia="黑体"/>
+              </w:rPr>
               <w:t xml:space="preserve">​</w:t>
             </w:r>
           </w:p>
@@ -1600,7 +1831,7 @@
             </w:pPr>
             <w:r>
               <w:rPr>
-                <w:rFonts w:hint="eastAsia"/>
+                <w:rFonts w:hint="eastAsia" w:eastAsia="黑体"/>
               </w:rPr>
               <w:t xml:space="preserve">互感</w:t>
             </w:r>
@@ -1613,6 +1844,9 @@
               <w:pStyle w:val="Compact"/>
             </w:pPr>
             <w:r>
+              <w:rPr>
+                <w:rFonts w:eastAsia="黑体"/>
+              </w:rPr>
               <w:t xml:space="preserve">H</w:t>
             </w:r>
           </w:p>
@@ -1631,6 +1865,9 @@
               </m:r>
             </m:oMath>
             <w:r>
+              <w:rPr>
+                <w:rFonts w:eastAsia="黑体"/>
+              </w:rPr>
               <w:t xml:space="preserve">​</w:t>
             </w:r>
           </w:p>
@@ -1643,7 +1880,7 @@
             </w:pPr>
             <w:r>
               <w:rPr>
-                <w:rFonts w:hint="eastAsia"/>
+                <w:rFonts w:hint="eastAsia" w:eastAsia="黑体"/>
               </w:rPr>
               <w:t xml:space="preserve">耦合系数</w:t>
             </w:r>
@@ -1657,7 +1894,7 @@
             </w:pPr>
             <w:r>
               <w:rPr>
-                <w:rFonts w:hint="eastAsia"/>
+                <w:rFonts w:hint="eastAsia" w:eastAsia="黑体"/>
               </w:rPr>
               <w:t xml:space="preserve">（无量纲）</w:t>
             </w:r>
@@ -1686,6 +1923,9 @@
               </m:sSub>
             </m:oMath>
             <w:r>
+              <w:rPr>
+                <w:rFonts w:eastAsia="黑体"/>
+              </w:rPr>
               <w:t xml:space="preserve">​</w:t>
             </w:r>
           </w:p>
@@ -1698,7 +1938,7 @@
             </w:pPr>
             <w:r>
               <w:rPr>
-                <w:rFonts w:hint="eastAsia"/>
+                <w:rFonts w:hint="eastAsia" w:eastAsia="黑体"/>
               </w:rPr>
               <w:t xml:space="preserve">跨导</w:t>
             </w:r>
@@ -1711,6 +1951,9 @@
               <w:pStyle w:val="Compact"/>
             </w:pPr>
             <w:r>
+              <w:rPr>
+                <w:rFonts w:eastAsia="黑体"/>
+              </w:rPr>
               <w:t xml:space="preserve">S</w:t>
             </w:r>
           </w:p>
@@ -1738,6 +1981,9 @@
               </m:sSub>
             </m:oMath>
             <w:r>
+              <w:rPr>
+                <w:rFonts w:eastAsia="黑体"/>
+              </w:rPr>
               <w:t xml:space="preserve">​</w:t>
             </w:r>
           </w:p>
@@ -1750,7 +1996,7 @@
             </w:pPr>
             <w:r>
               <w:rPr>
-                <w:rFonts w:hint="eastAsia"/>
+                <w:rFonts w:hint="eastAsia" w:eastAsia="黑体"/>
               </w:rPr>
               <w:t xml:space="preserve">谐振回路等效并联电阻</w:t>
             </w:r>
@@ -1763,6 +2009,9 @@
               <w:pStyle w:val="Compact"/>
             </w:pPr>
             <w:r>
+              <w:rPr>
+                <w:rFonts w:eastAsia="黑体"/>
+              </w:rPr>
               <w:t xml:space="preserve">Ω</w:t>
             </w:r>
           </w:p>
@@ -1777,7 +2026,7 @@
       </w:pPr>
       <w:r>
         <w:rPr>
-          <w:rFonts w:hint="eastAsia"/>
+          <w:rFonts w:hint="eastAsia" w:eastAsia="黑体"/>
         </w:rPr>
         <w:t xml:space="preserve">元件调整影响</w:t>
       </w:r>
@@ -1797,6 +2046,7 @@
       </m:oMath>
       <w:r>
         <w:rPr>
+          <w:rFonts w:eastAsia="黑体"/>
           <w:b/>
           <w:bCs/>
         </w:rPr>
@@ -1804,7 +2054,7 @@
       </w:r>
       <w:r>
         <w:rPr>
-          <w:rFonts w:hint="eastAsia"/>
+          <w:rFonts w:hint="eastAsia" w:eastAsia="黑体"/>
           <w:b/>
           <w:bCs/>
         </w:rPr>
@@ -1812,6 +2062,7 @@
       </w:r>
       <w:r>
         <w:rPr>
+          <w:rFonts w:eastAsia="黑体"/>
           <w:b/>
           <w:bCs/>
         </w:rPr>
@@ -1824,6 +2075,7 @@
       </m:oMath>
       <w:r>
         <w:rPr>
+          <w:rFonts w:eastAsia="黑体"/>
           <w:b/>
           <w:bCs/>
         </w:rPr>
@@ -1831,19 +2083,28 @@
       </w:r>
       <w:r>
         <w:rPr>
-          <w:rFonts w:hint="eastAsia"/>
+          <w:rFonts w:hint="eastAsia" w:eastAsia="黑体"/>
           <w:b/>
           <w:bCs/>
         </w:rPr>
         <w:t xml:space="preserve">增大</w:t>
       </w:r>
       <w:r>
+        <w:rPr>
+          <w:rFonts w:eastAsia="黑体"/>
+        </w:rPr>
         <w:t xml:space="preserve"> </w:t>
       </w:r>
       <w:r>
+        <w:rPr>
+          <w:rFonts w:eastAsia="黑体"/>
+        </w:rPr>
         <w:t xml:space="preserve">→</w:t>
       </w:r>
       <w:r>
+        <w:rPr>
+          <w:rFonts w:eastAsia="黑体"/>
+        </w:rPr>
         <w:t xml:space="preserve"> </w:t>
       </w:r>
       <m:oMath>
@@ -1861,11 +2122,14 @@
         </m:sSub>
       </m:oMath>
       <w:r>
+        <w:rPr>
+          <w:rFonts w:eastAsia="黑体"/>
+        </w:rPr>
         <w:t xml:space="preserve"> </w:t>
       </w:r>
       <w:r>
         <w:rPr>
-          <w:rFonts w:hint="eastAsia"/>
+          <w:rFonts w:hint="eastAsia" w:eastAsia="黑体"/>
         </w:rPr>
         <w:t xml:space="preserve">下降。</w:t>
       </w:r>
@@ -1880,7 +2144,7 @@
       </w:pPr>
       <w:r>
         <w:rPr>
-          <w:rFonts w:hint="eastAsia"/>
+          <w:rFonts w:hint="eastAsia" w:eastAsia="黑体"/>
           <w:b/>
           <w:bCs/>
         </w:rPr>
@@ -1888,6 +2152,7 @@
       </w:r>
       <w:r>
         <w:rPr>
+          <w:rFonts w:eastAsia="黑体"/>
           <w:b/>
           <w:bCs/>
         </w:rPr>
@@ -1900,6 +2165,7 @@
       </m:oMath>
       <w:r>
         <w:rPr>
+          <w:rFonts w:eastAsia="黑体"/>
           <w:b/>
           <w:bCs/>
         </w:rPr>
@@ -1907,21 +2173,27 @@
       </w:r>
       <w:r>
         <w:rPr>
-          <w:rFonts w:hint="eastAsia"/>
+          <w:rFonts w:hint="eastAsia" w:eastAsia="黑体"/>
           <w:b/>
           <w:bCs/>
         </w:rPr>
         <w:t xml:space="preserve">增大</w:t>
       </w:r>
       <w:r>
+        <w:rPr>
+          <w:rFonts w:eastAsia="黑体"/>
+        </w:rPr>
         <w:t xml:space="preserve"> </w:t>
       </w:r>
       <w:r>
+        <w:rPr>
+          <w:rFonts w:eastAsia="黑体"/>
+        </w:rPr>
         <w:t xml:space="preserve">→ </w:t>
       </w:r>
       <w:r>
         <w:rPr>
-          <w:rFonts w:hint="eastAsia"/>
+          <w:rFonts w:hint="eastAsia" w:eastAsia="黑体"/>
         </w:rPr>
         <w:t xml:space="preserve">反馈加强，起振更容易但波形失真增大。</w:t>
       </w:r>
@@ -1936,7 +2208,7 @@
       </w:pPr>
       <w:r>
         <w:rPr>
-          <w:rFonts w:hint="eastAsia"/>
+          <w:rFonts w:hint="eastAsia" w:eastAsia="黑体"/>
           <w:b/>
           <w:bCs/>
         </w:rPr>
@@ -1949,6 +2221,7 @@
       </m:oMath>
       <w:r>
         <w:rPr>
+          <w:rFonts w:eastAsia="黑体"/>
           <w:b/>
           <w:bCs/>
         </w:rPr>
@@ -1956,21 +2229,27 @@
       </w:r>
       <w:r>
         <w:rPr>
-          <w:rFonts w:hint="eastAsia"/>
+          <w:rFonts w:hint="eastAsia" w:eastAsia="黑体"/>
           <w:b/>
           <w:bCs/>
         </w:rPr>
         <w:t xml:space="preserve">减小）</w:t>
       </w:r>
       <w:r>
+        <w:rPr>
+          <w:rFonts w:eastAsia="黑体"/>
+        </w:rPr>
         <w:t xml:space="preserve"> </w:t>
       </w:r>
       <w:r>
+        <w:rPr>
+          <w:rFonts w:eastAsia="黑体"/>
+        </w:rPr>
         <w:t xml:space="preserve">→ </w:t>
       </w:r>
       <w:r>
         <w:rPr>
-          <w:rFonts w:hint="eastAsia"/>
+          <w:rFonts w:hint="eastAsia" w:eastAsia="黑体"/>
         </w:rPr>
         <w:t xml:space="preserve">反馈不足，可能停振。</w:t>
       </w:r>
@@ -1985,21 +2264,27 @@
       </w:pPr>
       <w:r>
         <w:rPr>
-          <w:rFonts w:hint="eastAsia"/>
+          <w:rFonts w:hint="eastAsia" w:eastAsia="黑体"/>
           <w:b/>
           <w:bCs/>
         </w:rPr>
         <w:t xml:space="preserve">耦合过紧</w:t>
       </w:r>
       <w:r>
+        <w:rPr>
+          <w:rFonts w:eastAsia="黑体"/>
+        </w:rPr>
         <w:t xml:space="preserve"> </w:t>
       </w:r>
       <w:r>
+        <w:rPr>
+          <w:rFonts w:eastAsia="黑体"/>
+        </w:rPr>
         <w:t xml:space="preserve">→ </w:t>
       </w:r>
       <w:r>
         <w:rPr>
-          <w:rFonts w:hint="eastAsia"/>
+          <w:rFonts w:hint="eastAsia" w:eastAsia="黑体"/>
         </w:rPr>
         <w:t xml:space="preserve">易高频自激或波形变差。</w:t>
       </w:r>
@@ -2012,7 +2297,7 @@
       </w:pPr>
       <w:r>
         <w:rPr>
-          <w:rFonts w:hint="eastAsia"/>
+          <w:rFonts w:hint="eastAsia" w:eastAsia="黑体"/>
         </w:rPr>
         <w:t xml:space="preserve">典型参数示例</w:t>
       </w:r>
@@ -2027,11 +2312,14 @@
       </w:pPr>
       <w:r>
         <w:rPr>
-          <w:rFonts w:hint="eastAsia"/>
+          <w:rFonts w:hint="eastAsia" w:eastAsia="黑体"/>
         </w:rPr>
         <w:t xml:space="preserve">取</w:t>
       </w:r>
       <w:r>
+        <w:rPr>
+          <w:rFonts w:eastAsia="黑体"/>
+        </w:rPr>
         <w:t xml:space="preserve"> </w:t>
       </w:r>
       <m:oMath>
@@ -2062,6 +2350,9 @@
         </m:r>
       </m:oMath>
       <w:r>
+        <w:rPr>
+          <w:rFonts w:eastAsia="黑体"/>
+        </w:rPr>
         <w:t xml:space="preserve">、</w:t>
       </w:r>
       <m:oMath>
@@ -2090,7 +2381,7 @@
       </m:oMath>
       <w:r>
         <w:rPr>
-          <w:rFonts w:hint="eastAsia"/>
+          <w:rFonts w:hint="eastAsia" w:eastAsia="黑体"/>
         </w:rPr>
         <w:t xml:space="preserve">：</w:t>
       </w:r>
@@ -2220,6 +2511,9 @@
         </m:r>
       </m:oMath>
       <w:r>
+        <w:rPr>
+          <w:rFonts w:eastAsia="黑体"/>
+        </w:rPr>
         <w:t xml:space="preserve">。</w:t>
       </w:r>
     </w:p>
@@ -2233,11 +2527,14 @@
       </w:pPr>
       <w:r>
         <w:rPr>
-          <w:rFonts w:hint="eastAsia"/>
+          <w:rFonts w:hint="eastAsia" w:eastAsia="黑体"/>
         </w:rPr>
         <w:t xml:space="preserve">取反馈匝数比</w:t>
       </w:r>
       <w:r>
+        <w:rPr>
+          <w:rFonts w:eastAsia="黑体"/>
+        </w:rPr>
         <w:t xml:space="preserve"> </w:t>
       </w:r>
       <m:oMath>
@@ -2300,15 +2597,21 @@
         </m:r>
       </m:oMath>
       <w:r>
+        <w:rPr>
+          <w:rFonts w:eastAsia="黑体"/>
+        </w:rPr>
         <w:t xml:space="preserve"> </w:t>
       </w:r>
       <w:r>
         <w:rPr>
-          <w:rFonts w:hint="eastAsia"/>
+          <w:rFonts w:hint="eastAsia" w:eastAsia="黑体"/>
         </w:rPr>
         <w:t xml:space="preserve">提供约</w:t>
       </w:r>
       <w:r>
+        <w:rPr>
+          <w:rFonts w:eastAsia="黑体"/>
+        </w:rPr>
         <w:t xml:space="preserve"> </w:t>
       </w:r>
       <m:oMath>
@@ -2326,11 +2629,14 @@
         </m:r>
       </m:oMath>
       <w:r>
+        <w:rPr>
+          <w:rFonts w:eastAsia="黑体"/>
+        </w:rPr>
         <w:t xml:space="preserve"> </w:t>
       </w:r>
       <w:r>
         <w:rPr>
-          <w:rFonts w:hint="eastAsia"/>
+          <w:rFonts w:hint="eastAsia" w:eastAsia="黑体"/>
         </w:rPr>
         <w:t xml:space="preserve">的反馈量。</w:t>
       </w:r>
@@ -2343,7 +2649,7 @@
       </w:pPr>
       <w:r>
         <w:rPr>
-          <w:rFonts w:hint="eastAsia"/>
+          <w:rFonts w:hint="eastAsia" w:eastAsia="黑体"/>
         </w:rPr>
         <w:t xml:space="preserve">常见器件型号</w:t>
       </w:r>
@@ -2358,16 +2664,19 @@
       </w:pPr>
       <w:r>
         <w:rPr>
-          <w:rFonts w:hint="eastAsia"/>
+          <w:rFonts w:hint="eastAsia" w:eastAsia="黑体"/>
         </w:rPr>
         <w:t xml:space="preserve">晶体管：2SC1674、2N2222、BF199；中频</w:t>
       </w:r>
       <w:r>
+        <w:rPr>
+          <w:rFonts w:eastAsia="黑体"/>
+        </w:rPr>
         <w:t xml:space="preserve"> / </w:t>
       </w:r>
       <w:r>
         <w:rPr>
-          <w:rFonts w:hint="eastAsia"/>
+          <w:rFonts w:hint="eastAsia" w:eastAsia="黑体"/>
         </w:rPr>
         <w:t xml:space="preserve">射频变压器采用成品中周。</w:t>
       </w:r>
@@ -2380,7 +2689,7 @@
       </w:pPr>
       <w:r>
         <w:rPr>
-          <w:rFonts w:hint="eastAsia"/>
+          <w:rFonts w:hint="eastAsia" w:eastAsia="黑体"/>
         </w:rPr>
         <w:t xml:space="preserve">注意事项</w:t>
       </w:r>
@@ -2395,7 +2704,7 @@
       </w:pPr>
       <w:r>
         <w:rPr>
-          <w:rFonts w:hint="eastAsia"/>
+          <w:rFonts w:hint="eastAsia" w:eastAsia="黑体"/>
         </w:rPr>
         <w:t xml:space="preserve">反馈绕组同名端必须接对，否则为负反馈无法起振。</w:t>
       </w:r>
@@ -2410,7 +2719,7 @@
       </w:pPr>
       <w:r>
         <w:rPr>
-          <w:rFonts w:hint="eastAsia"/>
+          <w:rFonts w:hint="eastAsia" w:eastAsia="黑体"/>
         </w:rPr>
         <w:t xml:space="preserve">变压器漏感与分布电容会偏移实际振荡频率。</w:t>
       </w:r>
@@ -2425,7 +2734,7 @@
       </w:pPr>
       <w:r>
         <w:rPr>
-          <w:rFonts w:hint="eastAsia"/>
+          <w:rFonts w:hint="eastAsia" w:eastAsia="黑体"/>
         </w:rPr>
         <w:t xml:space="preserve">频率稳定性受负载与温度影响，高稳场合改用晶体振荡。</w:t>
       </w:r>
@@ -2438,7 +2747,7 @@
       </w:pPr>
       <w:r>
         <w:rPr>
-          <w:rFonts w:hint="eastAsia"/>
+          <w:rFonts w:hint="eastAsia" w:eastAsia="黑体"/>
         </w:rPr>
         <w:t xml:space="preserve">参考资料</w:t>
       </w:r>
@@ -2452,6 +2761,9 @@
         </w:numPr>
       </w:pPr>
       <w:r>
+        <w:rPr>
+          <w:rFonts w:eastAsia="黑体"/>
+        </w:rPr>
         <w:t xml:space="preserve">Wikipedia: LC oscillator。</w:t>
       </w:r>
     </w:p>
@@ -2465,7 +2777,7 @@
       </w:pPr>
       <w:r>
         <w:rPr>
-          <w:rFonts w:hint="eastAsia"/>
+          <w:rFonts w:hint="eastAsia" w:eastAsia="黑体"/>
         </w:rPr>
         <w:t xml:space="preserve">《高频电子线路》（张肃文）。</w:t>
       </w:r>
@@ -2480,7 +2792,7 @@
       </w:pPr>
       <w:r>
         <w:rPr>
-          <w:rFonts w:hint="eastAsia"/>
+          <w:rFonts w:hint="eastAsia" w:eastAsia="黑体"/>
         </w:rPr>
         <w:t xml:space="preserve">《模拟电子技术基础》（童诗白、华成英）。</w:t>
       </w:r>
@@ -2494,11 +2806,11 @@
       </w:pPr>
       <w:r>
         <w:rPr>
-          <w:rFonts w:ascii="Times New Roman" w:hAnsi="Times New Roman"/>
+          <w:rFonts w:ascii="Times New Roman" w:hAnsi="Times New Roman" w:eastAsia="黑体"/>
           <w:color w:val="555555"/>
           <w:sz w:val="21"/>
         </w:rPr>
-        <w:t>材料收集者：杜文杰</w:t>
+        <w:t>材料收集者：杜文杰，WX手机：19519196569，QQ:3478827729</w:t>
       </w:r>
     </w:p>
     <w:sectPr>
@@ -2518,7 +2830,7 @@
 </file>
 
 <file path=word/footer1.xml><?xml version="1.0" encoding="utf-8"?>
-<w:ftr xmlns:m="http://schemas.openxmlformats.org/officeDocument/2006/math" xmlns:mc="http://schemas.openxmlformats.org/markup-compatibility/2006" xmlns:mo="http://schemas.microsoft.com/office/mac/office/2008/main" xmlns:mv="urn:schemas-microsoft-com:mac:vml" xmlns:o="urn:schemas-microsoft-com:office:office" xmlns:r="http://schemas.openxmlformats.org/officeDocument/2006/relationships" xmlns:v="urn:schemas-microsoft-com:vml" xmlns:w10="urn:schemas-microsoft-com:office:word" xmlns:w14="http://schemas.microsoft.com/office/word/2010/wordml" xmlns:w="http://schemas.openxmlformats.org/wordprocessingml/2006/main" xmlns:wne="http://schemas.microsoft.com/office/word/2006/wordml" xmlns:wp14="http://schemas.microsoft.com/office/word/2010/wordprocessingDrawing" xmlns:wp="http://schemas.openxmlformats.org/drawingml/2006/wordprocessingDrawing" xmlns:wpc="http://schemas.microsoft.com/office/word/2010/wordprocessingCanvas" xmlns:wpg="http://schemas.microsoft.com/office/word/2010/wordprocessingGroup" xmlns:wpi="http://schemas.microsoft.com/office/word/2010/wordprocessingInk" xmlns:wps="http://schemas.microsoft.com/office/word/2010/wordprocessingShape" mc:Ignorable="w14 wp14">
+<w:ftr xmlns:mc="http://schemas.openxmlformats.org/markup-compatibility/2006" xmlns:w="http://schemas.openxmlformats.org/wordprocessingml/2006/main" xmlns:m="http://schemas.openxmlformats.org/officeDocument/2006/math" xmlns:mo="http://schemas.microsoft.com/office/mac/office/2008/main" xmlns:mv="urn:schemas-microsoft-com:mac:vml" xmlns:o="urn:schemas-microsoft-com:office:office" xmlns:r="http://schemas.openxmlformats.org/officeDocument/2006/relationships" xmlns:v="urn:schemas-microsoft-com:vml" xmlns:w10="urn:schemas-microsoft-com:office:word" xmlns:w14="http://schemas.microsoft.com/office/word/2010/wordml" xmlns:wne="http://schemas.microsoft.com/office/word/2006/wordml" xmlns:wp14="http://schemas.microsoft.com/office/word/2010/wordprocessingDrawing" xmlns:wp="http://schemas.openxmlformats.org/drawingml/2006/wordprocessingDrawing" xmlns:wpc="http://schemas.microsoft.com/office/word/2010/wordprocessingCanvas" xmlns:wpg="http://schemas.microsoft.com/office/word/2010/wordprocessingGroup" xmlns:wpi="http://schemas.microsoft.com/office/word/2010/wordprocessingInk" xmlns:wps="http://schemas.microsoft.com/office/word/2010/wordprocessingShape" mc:Ignorable="w14 wp14">
   <w:p>
     <w:pPr>
       <w:pStyle w:val="Footer"/>
@@ -2526,12 +2838,14 @@
     </w:pPr>
     <w:r>
       <w:rPr>
+        <w:rFonts w:eastAsia="黑体"/>
         <w:sz w:val="18"/>
       </w:rPr>
       <w:t xml:space="preserve">第 </w:t>
     </w:r>
     <w:r>
       <w:rPr>
+        <w:rFonts w:eastAsia="黑体"/>
         <w:sz w:val="18"/>
       </w:rPr>
       <w:fldChar w:fldCharType="begin"/>
@@ -2540,6 +2854,7 @@
     </w:r>
     <w:r>
       <w:rPr>
+        <w:rFonts w:eastAsia="黑体"/>
         <w:sz w:val="18"/>
       </w:rPr>
       <w:t xml:space="preserve"> 页</w:t>
@@ -2553,6 +2868,9 @@
   <w:footnote w:type="continuationSeparator" w:id="0">
     <w:p>
       <w:r>
+        <w:rPr>
+          <w:rFonts w:eastAsia="黑体"/>
+        </w:rPr>
         <w:continuationSeparator/>
       </w:r>
     </w:p>
@@ -2560,6 +2878,9 @@
   <w:footnote w:type="separator" w:id="-1">
     <w:p>
       <w:r>
+        <w:rPr>
+          <w:rFonts w:eastAsia="黑体"/>
+        </w:rPr>
         <w:separator/>
       </w:r>
     </w:p>
@@ -2568,7 +2889,7 @@
 </file>
 
 <file path=word/header1.xml><?xml version="1.0" encoding="utf-8"?>
-<w:hdr xmlns:m="http://schemas.openxmlformats.org/officeDocument/2006/math" xmlns:mc="http://schemas.openxmlformats.org/markup-compatibility/2006" xmlns:mo="http://schemas.microsoft.com/office/mac/office/2008/main" xmlns:mv="urn:schemas-microsoft-com:mac:vml" xmlns:o="urn:schemas-microsoft-com:office:office" xmlns:r="http://schemas.openxmlformats.org/officeDocument/2006/relationships" xmlns:v="urn:schemas-microsoft-com:vml" xmlns:w10="urn:schemas-microsoft-com:office:word" xmlns:w14="http://schemas.microsoft.com/office/word/2010/wordml" xmlns:w="http://schemas.openxmlformats.org/wordprocessingml/2006/main" xmlns:wne="http://schemas.microsoft.com/office/word/2006/wordml" xmlns:wp14="http://schemas.microsoft.com/office/word/2010/wordprocessingDrawing" xmlns:wp="http://schemas.openxmlformats.org/drawingml/2006/wordprocessingDrawing" xmlns:wpc="http://schemas.microsoft.com/office/word/2010/wordprocessingCanvas" xmlns:wpg="http://schemas.microsoft.com/office/word/2010/wordprocessingGroup" xmlns:wpi="http://schemas.microsoft.com/office/word/2010/wordprocessingInk" xmlns:wps="http://schemas.microsoft.com/office/word/2010/wordprocessingShape" mc:Ignorable="w14 wp14">
+<w:hdr xmlns:mc="http://schemas.openxmlformats.org/markup-compatibility/2006" xmlns:w="http://schemas.openxmlformats.org/wordprocessingml/2006/main" xmlns:m="http://schemas.openxmlformats.org/officeDocument/2006/math" xmlns:mo="http://schemas.microsoft.com/office/mac/office/2008/main" xmlns:mv="urn:schemas-microsoft-com:mac:vml" xmlns:o="urn:schemas-microsoft-com:office:office" xmlns:r="http://schemas.openxmlformats.org/officeDocument/2006/relationships" xmlns:v="urn:schemas-microsoft-com:vml" xmlns:w10="urn:schemas-microsoft-com:office:word" xmlns:w14="http://schemas.microsoft.com/office/word/2010/wordml" xmlns:wne="http://schemas.microsoft.com/office/word/2006/wordml" xmlns:wp14="http://schemas.microsoft.com/office/word/2010/wordprocessingDrawing" xmlns:wp="http://schemas.openxmlformats.org/drawingml/2006/wordprocessingDrawing" xmlns:wpc="http://schemas.microsoft.com/office/word/2010/wordprocessingCanvas" xmlns:wpg="http://schemas.microsoft.com/office/word/2010/wordprocessingGroup" xmlns:wpi="http://schemas.microsoft.com/office/word/2010/wordprocessingInk" xmlns:wps="http://schemas.microsoft.com/office/word/2010/wordprocessingShape" mc:Ignorable="w14 wp14">
   <w:p>
     <w:pPr>
       <w:pStyle w:val="Header"/>
@@ -2576,7 +2897,7 @@
     </w:pPr>
     <w:r>
       <w:rPr>
-        <w:rFonts w:ascii="Times New Roman" w:hAnsi="Times New Roman"/>
+        <w:rFonts w:ascii="Times New Roman" w:hAnsi="Times New Roman" w:eastAsia="黑体"/>
         <w:sz w:val="18"/>
         <w:rFonts w:eastAsia="黑体"/>
         <w:rFonts w:eastAsia="黑体"/>
@@ -2588,7 +2909,7 @@
 </file>
 
 <file path=word/numbering.xml><?xml version="1.0" encoding="utf-8"?>
-<w:numbering xmlns:m="http://schemas.openxmlformats.org/officeDocument/2006/math" xmlns:mc="http://schemas.openxmlformats.org/markup-compatibility/2006" xmlns:mo="http://schemas.microsoft.com/office/mac/office/2008/main" xmlns:mv="urn:schemas-microsoft-com:mac:vml" xmlns:o="urn:schemas-microsoft-com:office:office" xmlns:r="http://schemas.openxmlformats.org/officeDocument/2006/relationships" xmlns:v="urn:schemas-microsoft-com:vml" xmlns:w="http://schemas.openxmlformats.org/wordprocessingml/2006/main" xmlns:w10="urn:schemas-microsoft-com:office:word" xmlns:w14="http://schemas.microsoft.com/office/word/2010/wordml" xmlns:wne="http://schemas.microsoft.com/office/word/2006/wordml" xmlns:wp="http://schemas.openxmlformats.org/drawingml/2006/wordprocessingDrawing" xmlns:wp14="http://schemas.microsoft.com/office/word/2010/wordprocessingDrawing" xmlns:wpc="http://schemas.microsoft.com/office/word/2010/wordprocessingCanvas" xmlns:wpg="http://schemas.microsoft.com/office/word/2010/wordprocessingGroup" xmlns:wpi="http://schemas.microsoft.com/office/word/2010/wordprocessingInk" xmlns:wps="http://schemas.microsoft.com/office/word/2010/wordprocessingShape" mc:Ignorable="w14 wp14">
+<w:numbering xmlns:mc="http://schemas.openxmlformats.org/markup-compatibility/2006" xmlns:w="http://schemas.openxmlformats.org/wordprocessingml/2006/main" xmlns:m="http://schemas.openxmlformats.org/officeDocument/2006/math" xmlns:mo="http://schemas.microsoft.com/office/mac/office/2008/main" xmlns:mv="urn:schemas-microsoft-com:mac:vml" xmlns:o="urn:schemas-microsoft-com:office:office" xmlns:r="http://schemas.openxmlformats.org/officeDocument/2006/relationships" xmlns:v="urn:schemas-microsoft-com:vml" xmlns:w10="urn:schemas-microsoft-com:office:word" xmlns:w14="http://schemas.microsoft.com/office/word/2010/wordml" xmlns:wne="http://schemas.microsoft.com/office/word/2006/wordml" xmlns:wp="http://schemas.openxmlformats.org/drawingml/2006/wordprocessingDrawing" xmlns:wp14="http://schemas.microsoft.com/office/word/2010/wordprocessingDrawing" xmlns:wpc="http://schemas.microsoft.com/office/word/2010/wordprocessingCanvas" xmlns:wpg="http://schemas.microsoft.com/office/word/2010/wordprocessingGroup" xmlns:wpi="http://schemas.microsoft.com/office/word/2010/wordprocessingInk" xmlns:wps="http://schemas.microsoft.com/office/word/2010/wordprocessingShape" mc:Ignorable="w14 wp14">
   <w:abstractNum w:abstractNumId="0">
     <w:nsid w:val="FFFFFF7C"/>
     <w:multiLevelType w:val="singleLevel"/>
@@ -2675,7 +2996,7 @@
         <w:ind w:hanging="360" w:left="1440"/>
       </w:pPr>
       <w:rPr>
-        <w:rFonts w:ascii="Symbol" w:hAnsi="Symbol" w:hint="default"/>
+        <w:rFonts w:ascii="Symbol" w:hAnsi="Symbol" w:hint="default" w:eastAsia="黑体"/>
       </w:rPr>
     </w:lvl>
   </w:abstractNum>
@@ -2696,7 +3017,7 @@
         <w:ind w:hanging="360" w:left="1080"/>
       </w:pPr>
       <w:rPr>
-        <w:rFonts w:ascii="Symbol" w:hAnsi="Symbol" w:hint="default"/>
+        <w:rFonts w:ascii="Symbol" w:hAnsi="Symbol" w:hint="default" w:eastAsia="黑体"/>
       </w:rPr>
     </w:lvl>
   </w:abstractNum>
@@ -2717,7 +3038,7 @@
         <w:ind w:hanging="360" w:left="720"/>
       </w:pPr>
       <w:rPr>
-        <w:rFonts w:ascii="Symbol" w:hAnsi="Symbol" w:hint="default"/>
+        <w:rFonts w:ascii="Symbol" w:hAnsi="Symbol" w:hint="default" w:eastAsia="黑体"/>
       </w:rPr>
     </w:lvl>
   </w:abstractNum>
@@ -2756,7 +3077,7 @@
         <w:ind w:hanging="360" w:left="360"/>
       </w:pPr>
       <w:rPr>
-        <w:rFonts w:ascii="Symbol" w:hAnsi="Symbol" w:hint="default"/>
+        <w:rFonts w:ascii="Symbol" w:hAnsi="Symbol" w:hint="default" w:eastAsia="黑体"/>
       </w:rPr>
     </w:lvl>
   </w:abstractNum>
@@ -2847,7 +3168,7 @@
         <w:ind w:left="720" w:hanging="360"/>
       </w:pPr>
       <w:rPr>
-        <w:rFonts w:ascii="Symbol" w:hAnsi="Symbol" w:cs="Symbol" w:hint="default"/>
+        <w:rFonts w:ascii="Symbol" w:hAnsi="Symbol" w:cs="Symbol" w:hint="default" w:eastAsia="黑体"/>
       </w:rPr>
     </w:lvl>
     <w:lvl w:ilvl="1">
@@ -2858,7 +3179,7 @@
         <w:ind w:left="1440" w:hanging="360"/>
       </w:pPr>
       <w:rPr>
-        <w:rFonts w:ascii="Courier New" w:hAnsi="Courier New" w:cs="Courier New" w:hint="default"/>
+        <w:rFonts w:ascii="Courier New" w:hAnsi="Courier New" w:cs="Courier New" w:hint="default" w:eastAsia="黑体"/>
       </w:rPr>
     </w:lvl>
     <w:lvl w:ilvl="2">
@@ -2869,7 +3190,7 @@
         <w:ind w:left="2160" w:hanging="360"/>
       </w:pPr>
       <w:rPr>
-        <w:rFonts w:ascii="Wingdings" w:hAnsi="Wingdings" w:cs="Wingdings" w:hint="default"/>
+        <w:rFonts w:ascii="Wingdings" w:hAnsi="Wingdings" w:cs="Wingdings" w:hint="default" w:eastAsia="黑体"/>
       </w:rPr>
     </w:lvl>
     <w:lvl w:ilvl="3">
@@ -2880,7 +3201,7 @@
         <w:ind w:left="2880" w:hanging="360"/>
       </w:pPr>
       <w:rPr>
-        <w:rFonts w:ascii="Symbol" w:hAnsi="Symbol" w:cs="Symbol" w:hint="default"/>
+        <w:rFonts w:ascii="Symbol" w:hAnsi="Symbol" w:cs="Symbol" w:hint="default" w:eastAsia="黑体"/>
       </w:rPr>
     </w:lvl>
     <w:lvl w:ilvl="4">
@@ -2891,7 +3212,7 @@
         <w:ind w:left="3600" w:hanging="360"/>
       </w:pPr>
       <w:rPr>
-        <w:rFonts w:ascii="Courier New" w:hAnsi="Courier New" w:cs="Courier New" w:hint="default"/>
+        <w:rFonts w:ascii="Courier New" w:hAnsi="Courier New" w:cs="Courier New" w:hint="default" w:eastAsia="黑体"/>
       </w:rPr>
     </w:lvl>
     <w:lvl w:ilvl="5">
@@ -2902,7 +3223,7 @@
         <w:ind w:left="4320" w:hanging="360"/>
       </w:pPr>
       <w:rPr>
-        <w:rFonts w:ascii="Wingdings" w:hAnsi="Wingdings" w:cs="Wingdings" w:hint="default"/>
+        <w:rFonts w:ascii="Wingdings" w:hAnsi="Wingdings" w:cs="Wingdings" w:hint="default" w:eastAsia="黑体"/>
       </w:rPr>
     </w:lvl>
     <w:lvl w:ilvl="6">
@@ -2913,7 +3234,7 @@
         <w:ind w:left="5040" w:hanging="360"/>
       </w:pPr>
       <w:rPr>
-        <w:rFonts w:ascii="Symbol" w:hAnsi="Symbol" w:cs="Symbol" w:hint="default"/>
+        <w:rFonts w:ascii="Symbol" w:hAnsi="Symbol" w:cs="Symbol" w:hint="default" w:eastAsia="黑体"/>
       </w:rPr>
     </w:lvl>
     <w:lvl w:ilvl="7">
@@ -2924,7 +3245,7 @@
         <w:ind w:left="5760" w:hanging="360"/>
       </w:pPr>
       <w:rPr>
-        <w:rFonts w:ascii="Courier New" w:hAnsi="Courier New" w:cs="Courier New" w:hint="default"/>
+        <w:rFonts w:ascii="Courier New" w:hAnsi="Courier New" w:cs="Courier New" w:hint="default" w:eastAsia="黑体"/>
       </w:rPr>
     </w:lvl>
     <w:lvl w:ilvl="8">
@@ -2935,7 +3256,7 @@
         <w:ind w:left="6480" w:hanging="360"/>
       </w:pPr>
       <w:rPr>
-        <w:rFonts w:ascii="Wingdings" w:hAnsi="Wingdings" w:cs="Wingdings" w:hint="default"/>
+        <w:rFonts w:ascii="Wingdings" w:hAnsi="Wingdings" w:cs="Wingdings" w:hint="default" w:eastAsia="黑体"/>
       </w:rPr>
     </w:lvl>
   </w:abstractNum>
@@ -2991,11 +3312,11 @@
 </file>
 
 <file path=word/styles.xml><?xml version="1.0" encoding="utf-8"?>
-<w:styles xmlns:mc="http://schemas.openxmlformats.org/markup-compatibility/2006" xmlns:r="http://schemas.openxmlformats.org/officeDocument/2006/relationships" xmlns:w="http://schemas.openxmlformats.org/wordprocessingml/2006/main" xmlns:w14="http://schemas.microsoft.com/office/word/2010/wordml" mc:Ignorable="w14">
+<w:styles xmlns:mc="http://schemas.openxmlformats.org/markup-compatibility/2006" xmlns:w="http://schemas.openxmlformats.org/wordprocessingml/2006/main" xmlns:r="http://schemas.openxmlformats.org/officeDocument/2006/relationships" xmlns:w14="http://schemas.microsoft.com/office/word/2010/wordml" mc:Ignorable="w14">
   <w:docDefaults>
     <w:rPrDefault>
       <w:rPr>
-        <w:rFonts w:asciiTheme="minorHAnsi" w:cstheme="minorBidi" w:eastAsiaTheme="minorEastAsia" w:hAnsiTheme="minorHAnsi"/>
+        <w:rFonts w:asciiTheme="minorHAnsi" w:cstheme="minorBidi" w:hAnsiTheme="minorHAnsi" w:eastAsia="黑体"/>
         <w:sz w:val="22"/>
         <w:szCs w:val="22"/>
         <w:lang w:bidi="ar-SA" w:eastAsia="en-US" w:val="en-US"/>
@@ -3217,7 +3538,7 @@
       <w:outlineLvl w:val="0"/>
     </w:pPr>
     <w:rPr>
-      <w:rFonts w:ascii="Times New Roman" w:asciiTheme="majorHAnsi" w:cstheme="majorBidi" w:eastAsia="黑体" w:eastAsiaTheme="majorEastAsia" w:hAnsi="Times New Roman" w:hAnsiTheme="majorHAnsi"/>
+      <w:rFonts w:ascii="Times New Roman" w:asciiTheme="majorHAnsi" w:cstheme="majorBidi" w:eastAsia="黑体" w:hAnsi="Times New Roman" w:hAnsiTheme="majorHAnsi"/>
       <w:b/>
       <w:bCs/>
       <w:color w:val="1F3864"/>
@@ -3241,7 +3562,7 @@
       <w:outlineLvl w:val="1"/>
     </w:pPr>
     <w:rPr>
-      <w:rFonts w:ascii="Times New Roman" w:asciiTheme="majorHAnsi" w:cstheme="majorBidi" w:eastAsia="黑体" w:eastAsiaTheme="majorEastAsia" w:hAnsi="Times New Roman" w:hAnsiTheme="majorHAnsi"/>
+      <w:rFonts w:ascii="Times New Roman" w:asciiTheme="majorHAnsi" w:cstheme="majorBidi" w:eastAsia="黑体" w:hAnsi="Times New Roman" w:hAnsiTheme="majorHAnsi"/>
       <w:b/>
       <w:bCs/>
       <w:color w:val="2E4E7E"/>
@@ -3265,7 +3586,7 @@
       <w:outlineLvl w:val="2"/>
     </w:pPr>
     <w:rPr>
-      <w:rFonts w:ascii="Times New Roman" w:asciiTheme="majorHAnsi" w:cstheme="majorBidi" w:eastAsia="黑体" w:eastAsiaTheme="majorEastAsia" w:hAnsi="Times New Roman" w:hAnsiTheme="majorHAnsi"/>
+      <w:rFonts w:ascii="Times New Roman" w:asciiTheme="majorHAnsi" w:cstheme="majorBidi" w:eastAsia="黑体" w:hAnsi="Times New Roman" w:hAnsiTheme="majorHAnsi"/>
       <w:b/>
       <w:bCs/>
       <w:color w:val="2E4E7E"/>
@@ -3289,7 +3610,7 @@
       <w:outlineLvl w:val="3"/>
     </w:pPr>
     <w:rPr>
-      <w:rFonts w:ascii="Times New Roman" w:asciiTheme="majorHAnsi" w:cstheme="majorBidi" w:eastAsia="黑体" w:eastAsiaTheme="majorEastAsia" w:hAnsi="Times New Roman" w:hAnsiTheme="majorHAnsi"/>
+      <w:rFonts w:ascii="Times New Roman" w:asciiTheme="majorHAnsi" w:cstheme="majorBidi" w:eastAsia="黑体" w:hAnsi="Times New Roman" w:hAnsiTheme="majorHAnsi"/>
       <w:b/>
       <w:bCs/>
       <w:i/>
@@ -3315,7 +3636,7 @@
       <w:outlineLvl w:val="4"/>
     </w:pPr>
     <w:rPr>
-      <w:rFonts w:ascii="Times New Roman" w:asciiTheme="majorHAnsi" w:cstheme="majorBidi" w:eastAsia="黑体" w:eastAsiaTheme="majorEastAsia" w:hAnsi="Times New Roman" w:hAnsiTheme="majorHAnsi"/>
+      <w:rFonts w:ascii="Times New Roman" w:asciiTheme="majorHAnsi" w:cstheme="majorBidi" w:eastAsia="黑体" w:hAnsi="Times New Roman" w:hAnsiTheme="majorHAnsi"/>
       <w:b/>
       <w:color w:val="333333"/>
       <w:sz w:val="22"/>
@@ -3338,7 +3659,7 @@
       <w:outlineLvl w:val="5"/>
     </w:pPr>
     <w:rPr>
-      <w:rFonts w:asciiTheme="majorHAnsi" w:cstheme="majorBidi" w:eastAsiaTheme="majorEastAsia" w:hAnsiTheme="majorHAnsi"/>
+      <w:rFonts w:asciiTheme="majorHAnsi" w:cstheme="majorBidi" w:hAnsiTheme="majorHAnsi" w:eastAsia="黑体"/>
       <w:i/>
       <w:iCs/>
       <w:color w:themeColor="accent1" w:themeShade="7F" w:val="243F60"/>
@@ -3361,7 +3682,7 @@
       <w:outlineLvl w:val="6"/>
     </w:pPr>
     <w:rPr>
-      <w:rFonts w:asciiTheme="majorHAnsi" w:cstheme="majorBidi" w:eastAsiaTheme="majorEastAsia" w:hAnsiTheme="majorHAnsi"/>
+      <w:rFonts w:asciiTheme="majorHAnsi" w:cstheme="majorBidi" w:hAnsiTheme="majorHAnsi" w:eastAsia="黑体"/>
       <w:i/>
       <w:iCs/>
       <w:color w:themeColor="text1" w:themeTint="BF" w:val="404040"/>
@@ -3384,7 +3705,7 @@
       <w:outlineLvl w:val="7"/>
     </w:pPr>
     <w:rPr>
-      <w:rFonts w:asciiTheme="majorHAnsi" w:cstheme="majorBidi" w:eastAsiaTheme="majorEastAsia" w:hAnsiTheme="majorHAnsi"/>
+      <w:rFonts w:asciiTheme="majorHAnsi" w:cstheme="majorBidi" w:hAnsiTheme="majorHAnsi" w:eastAsia="黑体"/>
       <w:color w:themeColor="accent1" w:val="4F81BD"/>
       <w:sz w:val="20"/>
       <w:szCs w:val="20"/>
@@ -3407,7 +3728,7 @@
       <w:outlineLvl w:val="8"/>
     </w:pPr>
     <w:rPr>
-      <w:rFonts w:asciiTheme="majorHAnsi" w:cstheme="majorBidi" w:eastAsiaTheme="majorEastAsia" w:hAnsiTheme="majorHAnsi"/>
+      <w:rFonts w:asciiTheme="majorHAnsi" w:cstheme="majorBidi" w:hAnsiTheme="majorHAnsi" w:eastAsia="黑体"/>
       <w:i/>
       <w:iCs/>
       <w:color w:themeColor="text1" w:themeTint="BF" w:val="404040"/>
@@ -3458,7 +3779,7 @@
     <w:uiPriority w:val="9"/>
     <w:rsid w:val="00FC693F"/>
     <w:rPr>
-      <w:rFonts w:asciiTheme="majorHAnsi" w:cstheme="majorBidi" w:eastAsiaTheme="majorEastAsia" w:hAnsiTheme="majorHAnsi"/>
+      <w:rFonts w:asciiTheme="majorHAnsi" w:cstheme="majorBidi" w:hAnsiTheme="majorHAnsi" w:eastAsia="黑体"/>
       <w:b/>
       <w:bCs/>
       <w:color w:themeColor="accent1" w:themeShade="BF" w:val="365F91"/>
@@ -3473,7 +3794,7 @@
     <w:uiPriority w:val="9"/>
     <w:rsid w:val="00FC693F"/>
     <w:rPr>
-      <w:rFonts w:asciiTheme="majorHAnsi" w:cstheme="majorBidi" w:eastAsiaTheme="majorEastAsia" w:hAnsiTheme="majorHAnsi"/>
+      <w:rFonts w:asciiTheme="majorHAnsi" w:cstheme="majorBidi" w:hAnsiTheme="majorHAnsi" w:eastAsia="黑体"/>
       <w:b/>
       <w:bCs/>
       <w:color w:themeColor="accent1" w:val="4F81BD"/>
@@ -3488,7 +3809,7 @@
     <w:uiPriority w:val="9"/>
     <w:rsid w:val="00FC693F"/>
     <w:rPr>
-      <w:rFonts w:asciiTheme="majorHAnsi" w:cstheme="majorBidi" w:eastAsiaTheme="majorEastAsia" w:hAnsiTheme="majorHAnsi"/>
+      <w:rFonts w:asciiTheme="majorHAnsi" w:cstheme="majorBidi" w:hAnsiTheme="majorHAnsi" w:eastAsia="黑体"/>
       <w:b/>
       <w:bCs/>
       <w:color w:themeColor="accent1" w:val="4F81BD"/>
@@ -3511,7 +3832,7 @@
       <w:contextualSpacing/>
     </w:pPr>
     <w:rPr>
-      <w:rFonts w:ascii="Times New Roman" w:asciiTheme="majorHAnsi" w:cstheme="majorBidi" w:eastAsia="黑体" w:eastAsiaTheme="majorEastAsia" w:hAnsi="Times New Roman" w:hAnsiTheme="majorHAnsi"/>
+      <w:rFonts w:ascii="Times New Roman" w:asciiTheme="majorHAnsi" w:cstheme="majorBidi" w:eastAsia="黑体" w:hAnsi="Times New Roman" w:hAnsiTheme="majorHAnsi"/>
       <w:b/>
       <w:color w:val="1F3864"/>
       <w:spacing w:val="5"/>
@@ -3527,7 +3848,7 @@
     <w:uiPriority w:val="10"/>
     <w:rsid w:val="00FC693F"/>
     <w:rPr>
-      <w:rFonts w:asciiTheme="majorHAnsi" w:cstheme="majorBidi" w:eastAsiaTheme="majorEastAsia" w:hAnsiTheme="majorHAnsi"/>
+      <w:rFonts w:asciiTheme="majorHAnsi" w:cstheme="majorBidi" w:hAnsiTheme="majorHAnsi" w:eastAsia="黑体"/>
       <w:color w:themeColor="text2" w:themeShade="BF" w:val="17365D"/>
       <w:spacing w:val="5"/>
       <w:kern w:val="28"/>
@@ -3549,7 +3870,7 @@
       </w:numPr>
     </w:pPr>
     <w:rPr>
-      <w:rFonts w:asciiTheme="majorHAnsi" w:cstheme="majorBidi" w:eastAsiaTheme="majorEastAsia" w:hAnsiTheme="majorHAnsi"/>
+      <w:rFonts w:asciiTheme="majorHAnsi" w:cstheme="majorBidi" w:hAnsiTheme="majorHAnsi" w:eastAsia="黑体"/>
       <w:i/>
       <w:iCs/>
       <w:color w:themeColor="accent1" w:val="4F81BD"/>
@@ -3565,7 +3886,7 @@
     <w:uiPriority w:val="11"/>
     <w:rsid w:val="00FC693F"/>
     <w:rPr>
-      <w:rFonts w:asciiTheme="majorHAnsi" w:cstheme="majorBidi" w:eastAsiaTheme="majorEastAsia" w:hAnsiTheme="majorHAnsi"/>
+      <w:rFonts w:asciiTheme="majorHAnsi" w:cstheme="majorBidi" w:hAnsiTheme="majorHAnsi" w:eastAsia="黑体"/>
       <w:i/>
       <w:iCs/>
       <w:color w:themeColor="accent1" w:val="4F81BD"/>
@@ -3632,6 +3953,7 @@
       <w:spacing w:after="120"/>
     </w:pPr>
     <w:rPr>
+      <w:rFonts w:eastAsia="黑体"/>
       <w:sz w:val="16"/>
       <w:szCs w:val="16"/>
     </w:rPr>
@@ -3643,6 +3965,7 @@
     <w:uiPriority w:val="99"/>
     <w:rsid w:val="00AA1D8D"/>
     <w:rPr>
+      <w:rFonts w:eastAsia="黑体"/>
       <w:sz w:val="16"/>
       <w:szCs w:val="16"/>
     </w:rPr>
@@ -3812,7 +4135,7 @@
       </w:tabs>
     </w:pPr>
     <w:rPr>
-      <w:rFonts w:ascii="Courier" w:hAnsi="Courier"/>
+      <w:rFonts w:ascii="Courier" w:hAnsi="Courier" w:eastAsia="黑体"/>
       <w:sz w:val="20"/>
       <w:szCs w:val="20"/>
     </w:rPr>
@@ -3824,7 +4147,7 @@
     <w:uiPriority w:val="99"/>
     <w:rsid w:val="0029639D"/>
     <w:rPr>
-      <w:rFonts w:ascii="Courier" w:hAnsi="Courier"/>
+      <w:rFonts w:ascii="Courier" w:hAnsi="Courier" w:eastAsia="黑体"/>
       <w:sz w:val="20"/>
       <w:szCs w:val="20"/>
     </w:rPr>
@@ -3860,6 +4183,7 @@
     <w:uiPriority w:val="29"/>
     <w:rsid w:val="00FC693F"/>
     <w:rPr>
+      <w:rFonts w:eastAsia="黑体"/>
       <w:i/>
       <w:iCs/>
       <w:color w:themeColor="text1" w:val="000000"/>
@@ -3873,7 +4197,7 @@
     <w:semiHidden/>
     <w:rsid w:val="00FC693F"/>
     <w:rPr>
-      <w:rFonts w:asciiTheme="majorHAnsi" w:cstheme="majorBidi" w:eastAsiaTheme="majorEastAsia" w:hAnsiTheme="majorHAnsi"/>
+      <w:rFonts w:asciiTheme="majorHAnsi" w:cstheme="majorBidi" w:hAnsiTheme="majorHAnsi" w:eastAsia="黑体"/>
       <w:b/>
       <w:bCs/>
       <w:i/>
@@ -3889,7 +4213,7 @@
     <w:semiHidden/>
     <w:rsid w:val="00FC693F"/>
     <w:rPr>
-      <w:rFonts w:asciiTheme="majorHAnsi" w:cstheme="majorBidi" w:eastAsiaTheme="majorEastAsia" w:hAnsiTheme="majorHAnsi"/>
+      <w:rFonts w:asciiTheme="majorHAnsi" w:cstheme="majorBidi" w:hAnsiTheme="majorHAnsi" w:eastAsia="黑体"/>
       <w:color w:themeColor="accent1" w:themeShade="7F" w:val="243F60"/>
     </w:rPr>
   </w:style>
@@ -3901,7 +4225,7 @@
     <w:semiHidden/>
     <w:rsid w:val="00FC693F"/>
     <w:rPr>
-      <w:rFonts w:asciiTheme="majorHAnsi" w:cstheme="majorBidi" w:eastAsiaTheme="majorEastAsia" w:hAnsiTheme="majorHAnsi"/>
+      <w:rFonts w:asciiTheme="majorHAnsi" w:cstheme="majorBidi" w:hAnsiTheme="majorHAnsi" w:eastAsia="黑体"/>
       <w:i/>
       <w:iCs/>
       <w:color w:themeColor="accent1" w:themeShade="7F" w:val="243F60"/>
@@ -3915,7 +4239,7 @@
     <w:semiHidden/>
     <w:rsid w:val="00FC693F"/>
     <w:rPr>
-      <w:rFonts w:asciiTheme="majorHAnsi" w:cstheme="majorBidi" w:eastAsiaTheme="majorEastAsia" w:hAnsiTheme="majorHAnsi"/>
+      <w:rFonts w:asciiTheme="majorHAnsi" w:cstheme="majorBidi" w:hAnsiTheme="majorHAnsi" w:eastAsia="黑体"/>
       <w:i/>
       <w:iCs/>
       <w:color w:themeColor="text1" w:themeTint="BF" w:val="404040"/>
@@ -3929,7 +4253,7 @@
     <w:semiHidden/>
     <w:rsid w:val="00FC693F"/>
     <w:rPr>
-      <w:rFonts w:asciiTheme="majorHAnsi" w:cstheme="majorBidi" w:eastAsiaTheme="majorEastAsia" w:hAnsiTheme="majorHAnsi"/>
+      <w:rFonts w:asciiTheme="majorHAnsi" w:cstheme="majorBidi" w:hAnsiTheme="majorHAnsi" w:eastAsia="黑体"/>
       <w:color w:themeColor="accent1" w:val="4F81BD"/>
       <w:sz w:val="20"/>
       <w:szCs w:val="20"/>
@@ -3943,7 +4267,7 @@
     <w:semiHidden/>
     <w:rsid w:val="00FC693F"/>
     <w:rPr>
-      <w:rFonts w:asciiTheme="majorHAnsi" w:cstheme="majorBidi" w:eastAsiaTheme="majorEastAsia" w:hAnsiTheme="majorHAnsi"/>
+      <w:rFonts w:asciiTheme="majorHAnsi" w:cstheme="majorBidi" w:hAnsiTheme="majorHAnsi" w:eastAsia="黑体"/>
       <w:i/>
       <w:iCs/>
       <w:color w:themeColor="text1" w:themeTint="BF" w:val="404040"/>
@@ -3964,6 +4288,7 @@
       <w:spacing w:line="240" w:lineRule="auto"/>
     </w:pPr>
     <w:rPr>
+      <w:rFonts w:eastAsia="黑体"/>
       <w:b/>
       <w:bCs/>
       <w:color w:themeColor="accent1" w:val="4F81BD"/>
@@ -3978,6 +4303,7 @@
     <w:qFormat/>
     <w:rsid w:val="00FC693F"/>
     <w:rPr>
+      <w:rFonts w:eastAsia="黑体"/>
       <w:b/>
       <w:bCs/>
     </w:rPr>
@@ -3989,6 +4315,7 @@
     <w:qFormat/>
     <w:rsid w:val="00FC693F"/>
     <w:rPr>
+      <w:rFonts w:eastAsia="黑体"/>
       <w:i/>
       <w:iCs/>
     </w:rPr>
@@ -4009,6 +4336,7 @@
       <w:ind w:left="936" w:right="936"/>
     </w:pPr>
     <w:rPr>
+      <w:rFonts w:eastAsia="黑体"/>
       <w:b/>
       <w:bCs/>
       <w:i/>
@@ -4023,6 +4351,7 @@
     <w:uiPriority w:val="30"/>
     <w:rsid w:val="00FC693F"/>
     <w:rPr>
+      <w:rFonts w:eastAsia="黑体"/>
       <w:b/>
       <w:bCs/>
       <w:i/>
@@ -4037,6 +4366,7 @@
     <w:qFormat/>
     <w:rsid w:val="00FC693F"/>
     <w:rPr>
+      <w:rFonts w:eastAsia="黑体"/>
       <w:i/>
       <w:iCs/>
       <w:color w:themeColor="text1" w:themeTint="7F" w:val="808080"/>
@@ -4049,6 +4379,7 @@
     <w:qFormat/>
     <w:rsid w:val="00FC693F"/>
     <w:rPr>
+      <w:rFonts w:eastAsia="黑体"/>
       <w:b/>
       <w:bCs/>
       <w:i/>
@@ -4063,6 +4394,7 @@
     <w:qFormat/>
     <w:rsid w:val="00FC693F"/>
     <w:rPr>
+      <w:rFonts w:eastAsia="黑体"/>
       <w:smallCaps/>
       <w:color w:themeColor="accent2" w:val="C0504D"/>
       <w:u w:val="single"/>
@@ -4075,6 +4407,7 @@
     <w:qFormat/>
     <w:rsid w:val="00FC693F"/>
     <w:rPr>
+      <w:rFonts w:eastAsia="黑体"/>
       <w:b/>
       <w:bCs/>
       <w:smallCaps/>
@@ -4090,6 +4423,7 @@
     <w:qFormat/>
     <w:rsid w:val="00FC693F"/>
     <w:rPr>
+      <w:rFonts w:eastAsia="黑体"/>
       <w:b/>
       <w:bCs/>
       <w:smallCaps/>
@@ -4144,6 +4478,7 @@
       <w:spacing w:after="0" w:line="240" w:lineRule="auto"/>
     </w:pPr>
     <w:rPr>
+      <w:rFonts w:eastAsia="黑体"/>
       <w:color w:themeColor="text1" w:themeShade="BF" w:val="000000"/>
     </w:rPr>
     <w:tblPr>
@@ -4166,6 +4501,7 @@
         <w:spacing w:after="0" w:before="0" w:line="240" w:lineRule="auto"/>
       </w:pPr>
       <w:rPr>
+        <w:rFonts w:eastAsia="黑体"/>
         <w:b/>
         <w:bCs/>
       </w:rPr>
@@ -4186,6 +4522,7 @@
         <w:spacing w:after="0" w:before="0" w:line="240" w:lineRule="auto"/>
       </w:pPr>
       <w:rPr>
+        <w:rFonts w:eastAsia="黑体"/>
         <w:b/>
         <w:bCs/>
       </w:rPr>
@@ -4203,12 +4540,14 @@
     </w:tblStylePr>
     <w:tblStylePr w:type="firstCol">
       <w:rPr>
+        <w:rFonts w:eastAsia="黑体"/>
         <w:b/>
         <w:bCs/>
       </w:rPr>
     </w:tblStylePr>
     <w:tblStylePr w:type="lastCol">
       <w:rPr>
+        <w:rFonts w:eastAsia="黑体"/>
         <w:b/>
         <w:bCs/>
       </w:rPr>
@@ -4247,6 +4586,7 @@
       <w:spacing w:after="0" w:line="240" w:lineRule="auto"/>
     </w:pPr>
     <w:rPr>
+      <w:rFonts w:eastAsia="黑体"/>
       <w:color w:themeColor="accent1" w:themeShade="BF" w:val="365F91"/>
     </w:rPr>
     <w:tblPr>
@@ -4269,6 +4609,7 @@
         <w:spacing w:after="0" w:before="0" w:line="240" w:lineRule="auto"/>
       </w:pPr>
       <w:rPr>
+        <w:rFonts w:eastAsia="黑体"/>
         <w:b/>
         <w:bCs/>
       </w:rPr>
@@ -4289,6 +4630,7 @@
         <w:spacing w:after="0" w:before="0" w:line="240" w:lineRule="auto"/>
       </w:pPr>
       <w:rPr>
+        <w:rFonts w:eastAsia="黑体"/>
         <w:b/>
         <w:bCs/>
       </w:rPr>
@@ -4306,12 +4648,14 @@
     </w:tblStylePr>
     <w:tblStylePr w:type="firstCol">
       <w:rPr>
+        <w:rFonts w:eastAsia="黑体"/>
         <w:b/>
         <w:bCs/>
       </w:rPr>
     </w:tblStylePr>
     <w:tblStylePr w:type="lastCol">
       <w:rPr>
+        <w:rFonts w:eastAsia="黑体"/>
         <w:b/>
         <w:bCs/>
       </w:rPr>
@@ -4350,6 +4694,7 @@
       <w:spacing w:after="0" w:line="240" w:lineRule="auto"/>
     </w:pPr>
     <w:rPr>
+      <w:rFonts w:eastAsia="黑体"/>
       <w:color w:themeColor="accent2" w:themeShade="BF" w:val="943634"/>
     </w:rPr>
     <w:tblPr>
@@ -4372,6 +4717,7 @@
         <w:spacing w:after="0" w:before="0" w:line="240" w:lineRule="auto"/>
       </w:pPr>
       <w:rPr>
+        <w:rFonts w:eastAsia="黑体"/>
         <w:b/>
         <w:bCs/>
       </w:rPr>
@@ -4392,6 +4738,7 @@
         <w:spacing w:after="0" w:before="0" w:line="240" w:lineRule="auto"/>
       </w:pPr>
       <w:rPr>
+        <w:rFonts w:eastAsia="黑体"/>
         <w:b/>
         <w:bCs/>
       </w:rPr>
@@ -4409,12 +4756,14 @@
     </w:tblStylePr>
     <w:tblStylePr w:type="firstCol">
       <w:rPr>
+        <w:rFonts w:eastAsia="黑体"/>
         <w:b/>
         <w:bCs/>
       </w:rPr>
     </w:tblStylePr>
     <w:tblStylePr w:type="lastCol">
       <w:rPr>
+        <w:rFonts w:eastAsia="黑体"/>
         <w:b/>
         <w:bCs/>
       </w:rPr>
@@ -4453,6 +4802,7 @@
       <w:spacing w:after="0" w:line="240" w:lineRule="auto"/>
     </w:pPr>
     <w:rPr>
+      <w:rFonts w:eastAsia="黑体"/>
       <w:color w:themeColor="accent3" w:themeShade="BF" w:val="76923C"/>
     </w:rPr>
     <w:tblPr>
@@ -4475,6 +4825,7 @@
         <w:spacing w:after="0" w:before="0" w:line="240" w:lineRule="auto"/>
       </w:pPr>
       <w:rPr>
+        <w:rFonts w:eastAsia="黑体"/>
         <w:b/>
         <w:bCs/>
       </w:rPr>
@@ -4495,6 +4846,7 @@
         <w:spacing w:after="0" w:before="0" w:line="240" w:lineRule="auto"/>
       </w:pPr>
       <w:rPr>
+        <w:rFonts w:eastAsia="黑体"/>
         <w:b/>
         <w:bCs/>
       </w:rPr>
@@ -4512,12 +4864,14 @@
     </w:tblStylePr>
     <w:tblStylePr w:type="firstCol">
       <w:rPr>
+        <w:rFonts w:eastAsia="黑体"/>
         <w:b/>
         <w:bCs/>
       </w:rPr>
     </w:tblStylePr>
     <w:tblStylePr w:type="lastCol">
       <w:rPr>
+        <w:rFonts w:eastAsia="黑体"/>
         <w:b/>
         <w:bCs/>
       </w:rPr>
@@ -4556,6 +4910,7 @@
       <w:spacing w:after="0" w:line="240" w:lineRule="auto"/>
     </w:pPr>
     <w:rPr>
+      <w:rFonts w:eastAsia="黑体"/>
       <w:color w:themeColor="accent4" w:themeShade="BF" w:val="5F497A"/>
     </w:rPr>
     <w:tblPr>
@@ -4578,6 +4933,7 @@
         <w:spacing w:after="0" w:before="0" w:line="240" w:lineRule="auto"/>
       </w:pPr>
       <w:rPr>
+        <w:rFonts w:eastAsia="黑体"/>
         <w:b/>
         <w:bCs/>
       </w:rPr>
@@ -4598,6 +4954,7 @@
         <w:spacing w:after="0" w:before="0" w:line="240" w:lineRule="auto"/>
       </w:pPr>
       <w:rPr>
+        <w:rFonts w:eastAsia="黑体"/>
         <w:b/>
         <w:bCs/>
       </w:rPr>
@@ -4615,12 +4972,14 @@
     </w:tblStylePr>
     <w:tblStylePr w:type="firstCol">
       <w:rPr>
+        <w:rFonts w:eastAsia="黑体"/>
         <w:b/>
         <w:bCs/>
       </w:rPr>
     </w:tblStylePr>
     <w:tblStylePr w:type="lastCol">
       <w:rPr>
+        <w:rFonts w:eastAsia="黑体"/>
         <w:b/>
         <w:bCs/>
       </w:rPr>
@@ -4659,6 +5018,7 @@
       <w:spacing w:after="0" w:line="240" w:lineRule="auto"/>
     </w:pPr>
     <w:rPr>
+      <w:rFonts w:eastAsia="黑体"/>
       <w:color w:themeColor="accent5" w:themeShade="BF" w:val="31849B"/>
     </w:rPr>
     <w:tblPr>
@@ -4681,6 +5041,7 @@
         <w:spacing w:after="0" w:before="0" w:line="240" w:lineRule="auto"/>
       </w:pPr>
       <w:rPr>
+        <w:rFonts w:eastAsia="黑体"/>
         <w:b/>
         <w:bCs/>
       </w:rPr>
@@ -4701,6 +5062,7 @@
         <w:spacing w:after="0" w:before="0" w:line="240" w:lineRule="auto"/>
       </w:pPr>
       <w:rPr>
+        <w:rFonts w:eastAsia="黑体"/>
         <w:b/>
         <w:bCs/>
       </w:rPr>
@@ -4718,12 +5080,14 @@
     </w:tblStylePr>
     <w:tblStylePr w:type="firstCol">
       <w:rPr>
+        <w:rFonts w:eastAsia="黑体"/>
         <w:b/>
         <w:bCs/>
       </w:rPr>
     </w:tblStylePr>
     <w:tblStylePr w:type="lastCol">
       <w:rPr>
+        <w:rFonts w:eastAsia="黑体"/>
         <w:b/>
         <w:bCs/>
       </w:rPr>
@@ -4762,6 +5126,7 @@
       <w:spacing w:after="0" w:line="240" w:lineRule="auto"/>
     </w:pPr>
     <w:rPr>
+      <w:rFonts w:eastAsia="黑体"/>
       <w:color w:themeColor="accent6" w:themeShade="BF" w:val="E36C0A"/>
     </w:rPr>
     <w:tblPr>
@@ -4784,6 +5149,7 @@
         <w:spacing w:after="0" w:before="0" w:line="240" w:lineRule="auto"/>
       </w:pPr>
       <w:rPr>
+        <w:rFonts w:eastAsia="黑体"/>
         <w:b/>
         <w:bCs/>
       </w:rPr>
@@ -4804,6 +5170,7 @@
         <w:spacing w:after="0" w:before="0" w:line="240" w:lineRule="auto"/>
       </w:pPr>
       <w:rPr>
+        <w:rFonts w:eastAsia="黑体"/>
         <w:b/>
         <w:bCs/>
       </w:rPr>
@@ -4821,12 +5188,14 @@
     </w:tblStylePr>
     <w:tblStylePr w:type="firstCol">
       <w:rPr>
+        <w:rFonts w:eastAsia="黑体"/>
         <w:b/>
         <w:bCs/>
       </w:rPr>
     </w:tblStylePr>
     <w:tblStylePr w:type="lastCol">
       <w:rPr>
+        <w:rFonts w:eastAsia="黑体"/>
         <w:b/>
         <w:bCs/>
       </w:rPr>
@@ -4886,6 +5255,7 @@
         <w:spacing w:after="0" w:before="0" w:line="240" w:lineRule="auto"/>
       </w:pPr>
       <w:rPr>
+        <w:rFonts w:eastAsia="黑体"/>
         <w:b/>
         <w:bCs/>
         <w:color w:themeColor="background1" w:val="FFFFFF"/>
@@ -4900,6 +5270,7 @@
         <w:spacing w:after="0" w:before="0" w:line="240" w:lineRule="auto"/>
       </w:pPr>
       <w:rPr>
+        <w:rFonts w:eastAsia="黑体"/>
         <w:b/>
         <w:bCs/>
       </w:rPr>
@@ -4915,12 +5286,14 @@
     </w:tblStylePr>
     <w:tblStylePr w:type="firstCol">
       <w:rPr>
+        <w:rFonts w:eastAsia="黑体"/>
         <w:b/>
         <w:bCs/>
       </w:rPr>
     </w:tblStylePr>
     <w:tblStylePr w:type="lastCol">
       <w:rPr>
+        <w:rFonts w:eastAsia="黑体"/>
         <w:b/>
         <w:bCs/>
       </w:rPr>
@@ -4978,6 +5351,7 @@
         <w:spacing w:after="0" w:before="0" w:line="240" w:lineRule="auto"/>
       </w:pPr>
       <w:rPr>
+        <w:rFonts w:eastAsia="黑体"/>
         <w:b/>
         <w:bCs/>
         <w:color w:themeColor="background1" w:val="FFFFFF"/>
@@ -4992,6 +5366,7 @@
         <w:spacing w:after="0" w:before="0" w:line="240" w:lineRule="auto"/>
       </w:pPr>
       <w:rPr>
+        <w:rFonts w:eastAsia="黑体"/>
         <w:b/>
         <w:bCs/>
       </w:rPr>
@@ -5007,12 +5382,14 @@
     </w:tblStylePr>
     <w:tblStylePr w:type="firstCol">
       <w:rPr>
+        <w:rFonts w:eastAsia="黑体"/>
         <w:b/>
         <w:bCs/>
       </w:rPr>
     </w:tblStylePr>
     <w:tblStylePr w:type="lastCol">
       <w:rPr>
+        <w:rFonts w:eastAsia="黑体"/>
         <w:b/>
         <w:bCs/>
       </w:rPr>
@@ -5070,6 +5447,7 @@
         <w:spacing w:after="0" w:before="0" w:line="240" w:lineRule="auto"/>
       </w:pPr>
       <w:rPr>
+        <w:rFonts w:eastAsia="黑体"/>
         <w:b/>
         <w:bCs/>
         <w:color w:themeColor="background1" w:val="FFFFFF"/>
@@ -5084,6 +5462,7 @@
         <w:spacing w:after="0" w:before="0" w:line="240" w:lineRule="auto"/>
       </w:pPr>
       <w:rPr>
+        <w:rFonts w:eastAsia="黑体"/>
         <w:b/>
         <w:bCs/>
       </w:rPr>
@@ -5099,12 +5478,14 @@
     </w:tblStylePr>
     <w:tblStylePr w:type="firstCol">
       <w:rPr>
+        <w:rFonts w:eastAsia="黑体"/>
         <w:b/>
         <w:bCs/>
       </w:rPr>
     </w:tblStylePr>
     <w:tblStylePr w:type="lastCol">
       <w:rPr>
+        <w:rFonts w:eastAsia="黑体"/>
         <w:b/>
         <w:bCs/>
       </w:rPr>
@@ -5162,6 +5543,7 @@
         <w:spacing w:after="0" w:before="0" w:line="240" w:lineRule="auto"/>
       </w:pPr>
       <w:rPr>
+        <w:rFonts w:eastAsia="黑体"/>
         <w:b/>
         <w:bCs/>
         <w:color w:themeColor="background1" w:val="FFFFFF"/>
@@ -5176,6 +5558,7 @@
         <w:spacing w:after="0" w:before="0" w:line="240" w:lineRule="auto"/>
       </w:pPr>
       <w:rPr>
+        <w:rFonts w:eastAsia="黑体"/>
         <w:b/>
         <w:bCs/>
       </w:rPr>
@@ -5191,12 +5574,14 @@
     </w:tblStylePr>
     <w:tblStylePr w:type="firstCol">
       <w:rPr>
+        <w:rFonts w:eastAsia="黑体"/>
         <w:b/>
         <w:bCs/>
       </w:rPr>
     </w:tblStylePr>
     <w:tblStylePr w:type="lastCol">
       <w:rPr>
+        <w:rFonts w:eastAsia="黑体"/>
         <w:b/>
         <w:bCs/>
       </w:rPr>
@@ -5254,6 +5639,7 @@
         <w:spacing w:after="0" w:before="0" w:line="240" w:lineRule="auto"/>
       </w:pPr>
       <w:rPr>
+        <w:rFonts w:eastAsia="黑体"/>
         <w:b/>
         <w:bCs/>
         <w:color w:themeColor="background1" w:val="FFFFFF"/>
@@ -5268,6 +5654,7 @@
         <w:spacing w:after="0" w:before="0" w:line="240" w:lineRule="auto"/>
       </w:pPr>
       <w:rPr>
+        <w:rFonts w:eastAsia="黑体"/>
         <w:b/>
         <w:bCs/>
       </w:rPr>
@@ -5283,12 +5670,14 @@
     </w:tblStylePr>
     <w:tblStylePr w:type="firstCol">
       <w:rPr>
+        <w:rFonts w:eastAsia="黑体"/>
         <w:b/>
         <w:bCs/>
       </w:rPr>
     </w:tblStylePr>
     <w:tblStylePr w:type="lastCol">
       <w:rPr>
+        <w:rFonts w:eastAsia="黑体"/>
         <w:b/>
         <w:bCs/>
       </w:rPr>
@@ -5346,6 +5735,7 @@
         <w:spacing w:after="0" w:before="0" w:line="240" w:lineRule="auto"/>
       </w:pPr>
       <w:rPr>
+        <w:rFonts w:eastAsia="黑体"/>
         <w:b/>
         <w:bCs/>
         <w:color w:themeColor="background1" w:val="FFFFFF"/>
@@ -5360,6 +5750,7 @@
         <w:spacing w:after="0" w:before="0" w:line="240" w:lineRule="auto"/>
       </w:pPr>
       <w:rPr>
+        <w:rFonts w:eastAsia="黑体"/>
         <w:b/>
         <w:bCs/>
       </w:rPr>
@@ -5375,12 +5766,14 @@
     </w:tblStylePr>
     <w:tblStylePr w:type="firstCol">
       <w:rPr>
+        <w:rFonts w:eastAsia="黑体"/>
         <w:b/>
         <w:bCs/>
       </w:rPr>
     </w:tblStylePr>
     <w:tblStylePr w:type="lastCol">
       <w:rPr>
+        <w:rFonts w:eastAsia="黑体"/>
         <w:b/>
         <w:bCs/>
       </w:rPr>
@@ -5438,6 +5831,7 @@
         <w:spacing w:after="0" w:before="0" w:line="240" w:lineRule="auto"/>
       </w:pPr>
       <w:rPr>
+        <w:rFonts w:eastAsia="黑体"/>
         <w:b/>
         <w:bCs/>
         <w:color w:themeColor="background1" w:val="FFFFFF"/>
@@ -5452,6 +5846,7 @@
         <w:spacing w:after="0" w:before="0" w:line="240" w:lineRule="auto"/>
       </w:pPr>
       <w:rPr>
+        <w:rFonts w:eastAsia="黑体"/>
         <w:b/>
         <w:bCs/>
       </w:rPr>
@@ -5467,12 +5862,14 @@
     </w:tblStylePr>
     <w:tblStylePr w:type="firstCol">
       <w:rPr>
+        <w:rFonts w:eastAsia="黑体"/>
         <w:b/>
         <w:bCs/>
       </w:rPr>
     </w:tblStylePr>
     <w:tblStylePr w:type="lastCol">
       <w:rPr>
+        <w:rFonts w:eastAsia="黑体"/>
         <w:b/>
         <w:bCs/>
       </w:rPr>
@@ -5532,7 +5929,7 @@
         <w:spacing w:after="0" w:before="0" w:line="240" w:lineRule="auto"/>
       </w:pPr>
       <w:rPr>
-        <w:rFonts w:asciiTheme="majorHAnsi" w:cstheme="majorBidi" w:eastAsiaTheme="majorEastAsia" w:hAnsiTheme="majorHAnsi"/>
+        <w:rFonts w:asciiTheme="majorHAnsi" w:cstheme="majorBidi" w:hAnsiTheme="majorHAnsi" w:eastAsia="黑体"/>
         <w:b/>
         <w:bCs/>
       </w:rPr>
@@ -5553,7 +5950,7 @@
         <w:spacing w:after="0" w:before="0" w:line="240" w:lineRule="auto"/>
       </w:pPr>
       <w:rPr>
-        <w:rFonts w:asciiTheme="majorHAnsi" w:cstheme="majorBidi" w:eastAsiaTheme="majorEastAsia" w:hAnsiTheme="majorHAnsi"/>
+        <w:rFonts w:asciiTheme="majorHAnsi" w:cstheme="majorBidi" w:hAnsiTheme="majorHAnsi" w:eastAsia="黑体"/>
         <w:b/>
         <w:bCs/>
       </w:rPr>
@@ -5571,14 +5968,14 @@
     </w:tblStylePr>
     <w:tblStylePr w:type="firstCol">
       <w:rPr>
-        <w:rFonts w:asciiTheme="majorHAnsi" w:cstheme="majorBidi" w:eastAsiaTheme="majorEastAsia" w:hAnsiTheme="majorHAnsi"/>
+        <w:rFonts w:asciiTheme="majorHAnsi" w:cstheme="majorBidi" w:hAnsiTheme="majorHAnsi" w:eastAsia="黑体"/>
         <w:b/>
         <w:bCs/>
       </w:rPr>
     </w:tblStylePr>
     <w:tblStylePr w:type="lastCol">
       <w:rPr>
-        <w:rFonts w:asciiTheme="majorHAnsi" w:cstheme="majorBidi" w:eastAsiaTheme="majorEastAsia" w:hAnsiTheme="majorHAnsi"/>
+        <w:rFonts w:asciiTheme="majorHAnsi" w:cstheme="majorBidi" w:hAnsiTheme="majorHAnsi" w:eastAsia="黑体"/>
         <w:b/>
         <w:bCs/>
       </w:rPr>
@@ -5662,7 +6059,7 @@
         <w:spacing w:after="0" w:before="0" w:line="240" w:lineRule="auto"/>
       </w:pPr>
       <w:rPr>
-        <w:rFonts w:asciiTheme="majorHAnsi" w:cstheme="majorBidi" w:eastAsiaTheme="majorEastAsia" w:hAnsiTheme="majorHAnsi"/>
+        <w:rFonts w:asciiTheme="majorHAnsi" w:cstheme="majorBidi" w:hAnsiTheme="majorHAnsi" w:eastAsia="黑体"/>
         <w:b/>
         <w:bCs/>
       </w:rPr>
@@ -5683,7 +6080,7 @@
         <w:spacing w:after="0" w:before="0" w:line="240" w:lineRule="auto"/>
       </w:pPr>
       <w:rPr>
-        <w:rFonts w:asciiTheme="majorHAnsi" w:cstheme="majorBidi" w:eastAsiaTheme="majorEastAsia" w:hAnsiTheme="majorHAnsi"/>
+        <w:rFonts w:asciiTheme="majorHAnsi" w:cstheme="majorBidi" w:hAnsiTheme="majorHAnsi" w:eastAsia="黑体"/>
         <w:b/>
         <w:bCs/>
       </w:rPr>
@@ -5701,14 +6098,14 @@
     </w:tblStylePr>
     <w:tblStylePr w:type="firstCol">
       <w:rPr>
-        <w:rFonts w:asciiTheme="majorHAnsi" w:cstheme="majorBidi" w:eastAsiaTheme="majorEastAsia" w:hAnsiTheme="majorHAnsi"/>
+        <w:rFonts w:asciiTheme="majorHAnsi" w:cstheme="majorBidi" w:hAnsiTheme="majorHAnsi" w:eastAsia="黑体"/>
         <w:b/>
         <w:bCs/>
       </w:rPr>
     </w:tblStylePr>
     <w:tblStylePr w:type="lastCol">
       <w:rPr>
-        <w:rFonts w:asciiTheme="majorHAnsi" w:cstheme="majorBidi" w:eastAsiaTheme="majorEastAsia" w:hAnsiTheme="majorHAnsi"/>
+        <w:rFonts w:asciiTheme="majorHAnsi" w:cstheme="majorBidi" w:hAnsiTheme="majorHAnsi" w:eastAsia="黑体"/>
         <w:b/>
         <w:bCs/>
       </w:rPr>
@@ -5792,7 +6189,7 @@
         <w:spacing w:after="0" w:before="0" w:line="240" w:lineRule="auto"/>
       </w:pPr>
       <w:rPr>
-        <w:rFonts w:asciiTheme="majorHAnsi" w:cstheme="majorBidi" w:eastAsiaTheme="majorEastAsia" w:hAnsiTheme="majorHAnsi"/>
+        <w:rFonts w:asciiTheme="majorHAnsi" w:cstheme="majorBidi" w:hAnsiTheme="majorHAnsi" w:eastAsia="黑体"/>
         <w:b/>
         <w:bCs/>
       </w:rPr>
@@ -5813,7 +6210,7 @@
         <w:spacing w:after="0" w:before="0" w:line="240" w:lineRule="auto"/>
       </w:pPr>
       <w:rPr>
-        <w:rFonts w:asciiTheme="majorHAnsi" w:cstheme="majorBidi" w:eastAsiaTheme="majorEastAsia" w:hAnsiTheme="majorHAnsi"/>
+        <w:rFonts w:asciiTheme="majorHAnsi" w:cstheme="majorBidi" w:hAnsiTheme="majorHAnsi" w:eastAsia="黑体"/>
         <w:b/>
         <w:bCs/>
       </w:rPr>
@@ -5831,14 +6228,14 @@
     </w:tblStylePr>
     <w:tblStylePr w:type="firstCol">
       <w:rPr>
-        <w:rFonts w:asciiTheme="majorHAnsi" w:cstheme="majorBidi" w:eastAsiaTheme="majorEastAsia" w:hAnsiTheme="majorHAnsi"/>
+        <w:rFonts w:asciiTheme="majorHAnsi" w:cstheme="majorBidi" w:hAnsiTheme="majorHAnsi" w:eastAsia="黑体"/>
         <w:b/>
         <w:bCs/>
       </w:rPr>
     </w:tblStylePr>
     <w:tblStylePr w:type="lastCol">
       <w:rPr>
-        <w:rFonts w:asciiTheme="majorHAnsi" w:cstheme="majorBidi" w:eastAsiaTheme="majorEastAsia" w:hAnsiTheme="majorHAnsi"/>
+        <w:rFonts w:asciiTheme="majorHAnsi" w:cstheme="majorBidi" w:hAnsiTheme="majorHAnsi" w:eastAsia="黑体"/>
         <w:b/>
         <w:bCs/>
       </w:rPr>
@@ -5922,7 +6319,7 @@
         <w:spacing w:after="0" w:before="0" w:line="240" w:lineRule="auto"/>
       </w:pPr>
       <w:rPr>
-        <w:rFonts w:asciiTheme="majorHAnsi" w:cstheme="majorBidi" w:eastAsiaTheme="majorEastAsia" w:hAnsiTheme="majorHAnsi"/>
+        <w:rFonts w:asciiTheme="majorHAnsi" w:cstheme="majorBidi" w:hAnsiTheme="majorHAnsi" w:eastAsia="黑体"/>
         <w:b/>
         <w:bCs/>
       </w:rPr>
@@ -5943,7 +6340,7 @@
         <w:spacing w:after="0" w:before="0" w:line="240" w:lineRule="auto"/>
       </w:pPr>
       <w:rPr>
-        <w:rFonts w:asciiTheme="majorHAnsi" w:cstheme="majorBidi" w:eastAsiaTheme="majorEastAsia" w:hAnsiTheme="majorHAnsi"/>
+        <w:rFonts w:asciiTheme="majorHAnsi" w:cstheme="majorBidi" w:hAnsiTheme="majorHAnsi" w:eastAsia="黑体"/>
         <w:b/>
         <w:bCs/>
       </w:rPr>
@@ -5961,14 +6358,14 @@
     </w:tblStylePr>
     <w:tblStylePr w:type="firstCol">
       <w:rPr>
-        <w:rFonts w:asciiTheme="majorHAnsi" w:cstheme="majorBidi" w:eastAsiaTheme="majorEastAsia" w:hAnsiTheme="majorHAnsi"/>
+        <w:rFonts w:asciiTheme="majorHAnsi" w:cstheme="majorBidi" w:hAnsiTheme="majorHAnsi" w:eastAsia="黑体"/>
         <w:b/>
         <w:bCs/>
       </w:rPr>
     </w:tblStylePr>
     <w:tblStylePr w:type="lastCol">
       <w:rPr>
-        <w:rFonts w:asciiTheme="majorHAnsi" w:cstheme="majorBidi" w:eastAsiaTheme="majorEastAsia" w:hAnsiTheme="majorHAnsi"/>
+        <w:rFonts w:asciiTheme="majorHAnsi" w:cstheme="majorBidi" w:hAnsiTheme="majorHAnsi" w:eastAsia="黑体"/>
         <w:b/>
         <w:bCs/>
       </w:rPr>
@@ -6052,7 +6449,7 @@
         <w:spacing w:after="0" w:before="0" w:line="240" w:lineRule="auto"/>
       </w:pPr>
       <w:rPr>
-        <w:rFonts w:asciiTheme="majorHAnsi" w:cstheme="majorBidi" w:eastAsiaTheme="majorEastAsia" w:hAnsiTheme="majorHAnsi"/>
+        <w:rFonts w:asciiTheme="majorHAnsi" w:cstheme="majorBidi" w:hAnsiTheme="majorHAnsi" w:eastAsia="黑体"/>
         <w:b/>
         <w:bCs/>
       </w:rPr>
@@ -6073,7 +6470,7 @@
         <w:spacing w:after="0" w:before="0" w:line="240" w:lineRule="auto"/>
       </w:pPr>
       <w:rPr>
-        <w:rFonts w:asciiTheme="majorHAnsi" w:cstheme="majorBidi" w:eastAsiaTheme="majorEastAsia" w:hAnsiTheme="majorHAnsi"/>
+        <w:rFonts w:asciiTheme="majorHAnsi" w:cstheme="majorBidi" w:hAnsiTheme="majorHAnsi" w:eastAsia="黑体"/>
         <w:b/>
         <w:bCs/>
       </w:rPr>
@@ -6091,14 +6488,14 @@
     </w:tblStylePr>
     <w:tblStylePr w:type="firstCol">
       <w:rPr>
-        <w:rFonts w:asciiTheme="majorHAnsi" w:cstheme="majorBidi" w:eastAsiaTheme="majorEastAsia" w:hAnsiTheme="majorHAnsi"/>
+        <w:rFonts w:asciiTheme="majorHAnsi" w:cstheme="majorBidi" w:hAnsiTheme="majorHAnsi" w:eastAsia="黑体"/>
         <w:b/>
         <w:bCs/>
       </w:rPr>
     </w:tblStylePr>
     <w:tblStylePr w:type="lastCol">
       <w:rPr>
-        <w:rFonts w:asciiTheme="majorHAnsi" w:cstheme="majorBidi" w:eastAsiaTheme="majorEastAsia" w:hAnsiTheme="majorHAnsi"/>
+        <w:rFonts w:asciiTheme="majorHAnsi" w:cstheme="majorBidi" w:hAnsiTheme="majorHAnsi" w:eastAsia="黑体"/>
         <w:b/>
         <w:bCs/>
       </w:rPr>
@@ -6182,7 +6579,7 @@
         <w:spacing w:after="0" w:before="0" w:line="240" w:lineRule="auto"/>
       </w:pPr>
       <w:rPr>
-        <w:rFonts w:asciiTheme="majorHAnsi" w:cstheme="majorBidi" w:eastAsiaTheme="majorEastAsia" w:hAnsiTheme="majorHAnsi"/>
+        <w:rFonts w:asciiTheme="majorHAnsi" w:cstheme="majorBidi" w:hAnsiTheme="majorHAnsi" w:eastAsia="黑体"/>
         <w:b/>
         <w:bCs/>
       </w:rPr>
@@ -6203,7 +6600,7 @@
         <w:spacing w:after="0" w:before="0" w:line="240" w:lineRule="auto"/>
       </w:pPr>
       <w:rPr>
-        <w:rFonts w:asciiTheme="majorHAnsi" w:cstheme="majorBidi" w:eastAsiaTheme="majorEastAsia" w:hAnsiTheme="majorHAnsi"/>
+        <w:rFonts w:asciiTheme="majorHAnsi" w:cstheme="majorBidi" w:hAnsiTheme="majorHAnsi" w:eastAsia="黑体"/>
         <w:b/>
         <w:bCs/>
       </w:rPr>
@@ -6221,14 +6618,14 @@
     </w:tblStylePr>
     <w:tblStylePr w:type="firstCol">
       <w:rPr>
-        <w:rFonts w:asciiTheme="majorHAnsi" w:cstheme="majorBidi" w:eastAsiaTheme="majorEastAsia" w:hAnsiTheme="majorHAnsi"/>
+        <w:rFonts w:asciiTheme="majorHAnsi" w:cstheme="majorBidi" w:hAnsiTheme="majorHAnsi" w:eastAsia="黑体"/>
         <w:b/>
         <w:bCs/>
       </w:rPr>
     </w:tblStylePr>
     <w:tblStylePr w:type="lastCol">
       <w:rPr>
-        <w:rFonts w:asciiTheme="majorHAnsi" w:cstheme="majorBidi" w:eastAsiaTheme="majorEastAsia" w:hAnsiTheme="majorHAnsi"/>
+        <w:rFonts w:asciiTheme="majorHAnsi" w:cstheme="majorBidi" w:hAnsiTheme="majorHAnsi" w:eastAsia="黑体"/>
         <w:b/>
         <w:bCs/>
       </w:rPr>
@@ -6312,7 +6709,7 @@
         <w:spacing w:after="0" w:before="0" w:line="240" w:lineRule="auto"/>
       </w:pPr>
       <w:rPr>
-        <w:rFonts w:asciiTheme="majorHAnsi" w:cstheme="majorBidi" w:eastAsiaTheme="majorEastAsia" w:hAnsiTheme="majorHAnsi"/>
+        <w:rFonts w:asciiTheme="majorHAnsi" w:cstheme="majorBidi" w:hAnsiTheme="majorHAnsi" w:eastAsia="黑体"/>
         <w:b/>
         <w:bCs/>
       </w:rPr>
@@ -6333,7 +6730,7 @@
         <w:spacing w:after="0" w:before="0" w:line="240" w:lineRule="auto"/>
       </w:pPr>
       <w:rPr>
-        <w:rFonts w:asciiTheme="majorHAnsi" w:cstheme="majorBidi" w:eastAsiaTheme="majorEastAsia" w:hAnsiTheme="majorHAnsi"/>
+        <w:rFonts w:asciiTheme="majorHAnsi" w:cstheme="majorBidi" w:hAnsiTheme="majorHAnsi" w:eastAsia="黑体"/>
         <w:b/>
         <w:bCs/>
       </w:rPr>
@@ -6351,14 +6748,14 @@
     </w:tblStylePr>
     <w:tblStylePr w:type="firstCol">
       <w:rPr>
-        <w:rFonts w:asciiTheme="majorHAnsi" w:cstheme="majorBidi" w:eastAsiaTheme="majorEastAsia" w:hAnsiTheme="majorHAnsi"/>
+        <w:rFonts w:asciiTheme="majorHAnsi" w:cstheme="majorBidi" w:hAnsiTheme="majorHAnsi" w:eastAsia="黑体"/>
         <w:b/>
         <w:bCs/>
       </w:rPr>
     </w:tblStylePr>
     <w:tblStylePr w:type="lastCol">
       <w:rPr>
-        <w:rFonts w:asciiTheme="majorHAnsi" w:cstheme="majorBidi" w:eastAsiaTheme="majorEastAsia" w:hAnsiTheme="majorHAnsi"/>
+        <w:rFonts w:asciiTheme="majorHAnsi" w:cstheme="majorBidi" w:hAnsiTheme="majorHAnsi" w:eastAsia="黑体"/>
         <w:b/>
         <w:bCs/>
       </w:rPr>
@@ -6441,6 +6838,7 @@
         <w:spacing w:after="0" w:before="0" w:line="240" w:lineRule="auto"/>
       </w:pPr>
       <w:rPr>
+        <w:rFonts w:eastAsia="黑体"/>
         <w:b/>
         <w:bCs/>
         <w:color w:themeColor="background1" w:val="FFFFFF"/>
@@ -6463,6 +6861,7 @@
         <w:spacing w:after="0" w:before="0" w:line="240" w:lineRule="auto"/>
       </w:pPr>
       <w:rPr>
+        <w:rFonts w:eastAsia="黑体"/>
         <w:b/>
         <w:bCs/>
       </w:rPr>
@@ -6480,12 +6879,14 @@
     </w:tblStylePr>
     <w:tblStylePr w:type="firstCol">
       <w:rPr>
+        <w:rFonts w:eastAsia="黑体"/>
         <w:b/>
         <w:bCs/>
       </w:rPr>
     </w:tblStylePr>
     <w:tblStylePr w:type="lastCol">
       <w:rPr>
+        <w:rFonts w:eastAsia="黑体"/>
         <w:b/>
         <w:bCs/>
       </w:rPr>
@@ -6547,6 +6948,7 @@
         <w:spacing w:after="0" w:before="0" w:line="240" w:lineRule="auto"/>
       </w:pPr>
       <w:rPr>
+        <w:rFonts w:eastAsia="黑体"/>
         <w:b/>
         <w:bCs/>
         <w:color w:themeColor="background1" w:val="FFFFFF"/>
@@ -6569,6 +6971,7 @@
         <w:spacing w:after="0" w:before="0" w:line="240" w:lineRule="auto"/>
       </w:pPr>
       <w:rPr>
+        <w:rFonts w:eastAsia="黑体"/>
         <w:b/>
         <w:bCs/>
       </w:rPr>
@@ -6586,12 +6989,14 @@
     </w:tblStylePr>
     <w:tblStylePr w:type="firstCol">
       <w:rPr>
+        <w:rFonts w:eastAsia="黑体"/>
         <w:b/>
         <w:bCs/>
       </w:rPr>
     </w:tblStylePr>
     <w:tblStylePr w:type="lastCol">
       <w:rPr>
+        <w:rFonts w:eastAsia="黑体"/>
         <w:b/>
         <w:bCs/>
       </w:rPr>
@@ -6653,6 +7058,7 @@
         <w:spacing w:after="0" w:before="0" w:line="240" w:lineRule="auto"/>
       </w:pPr>
       <w:rPr>
+        <w:rFonts w:eastAsia="黑体"/>
         <w:b/>
         <w:bCs/>
         <w:color w:themeColor="background1" w:val="FFFFFF"/>
@@ -6675,6 +7081,7 @@
         <w:spacing w:after="0" w:before="0" w:line="240" w:lineRule="auto"/>
       </w:pPr>
       <w:rPr>
+        <w:rFonts w:eastAsia="黑体"/>
         <w:b/>
         <w:bCs/>
       </w:rPr>
@@ -6692,12 +7099,14 @@
     </w:tblStylePr>
     <w:tblStylePr w:type="firstCol">
       <w:rPr>
+        <w:rFonts w:eastAsia="黑体"/>
         <w:b/>
         <w:bCs/>
       </w:rPr>
     </w:tblStylePr>
     <w:tblStylePr w:type="lastCol">
       <w:rPr>
+        <w:rFonts w:eastAsia="黑体"/>
         <w:b/>
         <w:bCs/>
       </w:rPr>
@@ -6759,6 +7168,7 @@
         <w:spacing w:after="0" w:before="0" w:line="240" w:lineRule="auto"/>
       </w:pPr>
       <w:rPr>
+        <w:rFonts w:eastAsia="黑体"/>
         <w:b/>
         <w:bCs/>
         <w:color w:themeColor="background1" w:val="FFFFFF"/>
@@ -6781,6 +7191,7 @@
         <w:spacing w:after="0" w:before="0" w:line="240" w:lineRule="auto"/>
       </w:pPr>
       <w:rPr>
+        <w:rFonts w:eastAsia="黑体"/>
         <w:b/>
         <w:bCs/>
       </w:rPr>
@@ -6798,12 +7209,14 @@
     </w:tblStylePr>
     <w:tblStylePr w:type="firstCol">
       <w:rPr>
+        <w:rFonts w:eastAsia="黑体"/>
         <w:b/>
         <w:bCs/>
       </w:rPr>
     </w:tblStylePr>
     <w:tblStylePr w:type="lastCol">
       <w:rPr>
+        <w:rFonts w:eastAsia="黑体"/>
         <w:b/>
         <w:bCs/>
       </w:rPr>
@@ -6865,6 +7278,7 @@
         <w:spacing w:after="0" w:before="0" w:line="240" w:lineRule="auto"/>
       </w:pPr>
       <w:rPr>
+        <w:rFonts w:eastAsia="黑体"/>
         <w:b/>
         <w:bCs/>
         <w:color w:themeColor="background1" w:val="FFFFFF"/>
@@ -6887,6 +7301,7 @@
         <w:spacing w:after="0" w:before="0" w:line="240" w:lineRule="auto"/>
       </w:pPr>
       <w:rPr>
+        <w:rFonts w:eastAsia="黑体"/>
         <w:b/>
         <w:bCs/>
       </w:rPr>
@@ -6904,12 +7319,14 @@
     </w:tblStylePr>
     <w:tblStylePr w:type="firstCol">
       <w:rPr>
+        <w:rFonts w:eastAsia="黑体"/>
         <w:b/>
         <w:bCs/>
       </w:rPr>
     </w:tblStylePr>
     <w:tblStylePr w:type="lastCol">
       <w:rPr>
+        <w:rFonts w:eastAsia="黑体"/>
         <w:b/>
         <w:bCs/>
       </w:rPr>
@@ -6971,6 +7388,7 @@
         <w:spacing w:after="0" w:before="0" w:line="240" w:lineRule="auto"/>
       </w:pPr>
       <w:rPr>
+        <w:rFonts w:eastAsia="黑体"/>
         <w:b/>
         <w:bCs/>
         <w:color w:themeColor="background1" w:val="FFFFFF"/>
@@ -6993,6 +7411,7 @@
         <w:spacing w:after="0" w:before="0" w:line="240" w:lineRule="auto"/>
       </w:pPr>
       <w:rPr>
+        <w:rFonts w:eastAsia="黑体"/>
         <w:b/>
         <w:bCs/>
       </w:rPr>
@@ -7010,12 +7429,14 @@
     </w:tblStylePr>
     <w:tblStylePr w:type="firstCol">
       <w:rPr>
+        <w:rFonts w:eastAsia="黑体"/>
         <w:b/>
         <w:bCs/>
       </w:rPr>
     </w:tblStylePr>
     <w:tblStylePr w:type="lastCol">
       <w:rPr>
+        <w:rFonts w:eastAsia="黑体"/>
         <w:b/>
         <w:bCs/>
       </w:rPr>
@@ -7077,6 +7498,7 @@
         <w:spacing w:after="0" w:before="0" w:line="240" w:lineRule="auto"/>
       </w:pPr>
       <w:rPr>
+        <w:rFonts w:eastAsia="黑体"/>
         <w:b/>
         <w:bCs/>
         <w:color w:themeColor="background1" w:val="FFFFFF"/>
@@ -7099,6 +7521,7 @@
         <w:spacing w:after="0" w:before="0" w:line="240" w:lineRule="auto"/>
       </w:pPr>
       <w:rPr>
+        <w:rFonts w:eastAsia="黑体"/>
         <w:b/>
         <w:bCs/>
       </w:rPr>
@@ -7116,12 +7539,14 @@
     </w:tblStylePr>
     <w:tblStylePr w:type="firstCol">
       <w:rPr>
+        <w:rFonts w:eastAsia="黑体"/>
         <w:b/>
         <w:bCs/>
       </w:rPr>
     </w:tblStylePr>
     <w:tblStylePr w:type="lastCol">
       <w:rPr>
+        <w:rFonts w:eastAsia="黑体"/>
         <w:b/>
         <w:bCs/>
       </w:rPr>
@@ -7180,6 +7605,7 @@
         <w:spacing w:after="0" w:before="0" w:line="240" w:lineRule="auto"/>
       </w:pPr>
       <w:rPr>
+        <w:rFonts w:eastAsia="黑体"/>
         <w:b/>
         <w:bCs/>
         <w:color w:themeColor="background1" w:val="FFFFFF"/>
@@ -7202,6 +7628,7 @@
         <w:spacing w:after="0" w:before="0" w:line="240" w:lineRule="auto"/>
       </w:pPr>
       <w:rPr>
+        <w:rFonts w:eastAsia="黑体"/>
         <w:color w:val="auto"/>
       </w:rPr>
       <w:tblPr/>
@@ -7219,6 +7646,7 @@
     </w:tblStylePr>
     <w:tblStylePr w:type="firstCol">
       <w:rPr>
+        <w:rFonts w:eastAsia="黑体"/>
         <w:b/>
         <w:bCs/>
         <w:color w:themeColor="background1" w:val="FFFFFF"/>
@@ -7238,6 +7666,7 @@
     </w:tblStylePr>
     <w:tblStylePr w:type="lastCol">
       <w:rPr>
+        <w:rFonts w:eastAsia="黑体"/>
         <w:b/>
         <w:bCs/>
         <w:color w:themeColor="background1" w:val="FFFFFF"/>
@@ -7286,6 +7715,7 @@
     </w:tblStylePr>
     <w:tblStylePr w:type="nwCell">
       <w:rPr>
+        <w:rFonts w:eastAsia="黑体"/>
         <w:color w:themeColor="background1" w:val="FFFFFF"/>
       </w:rPr>
       <w:tblPr/>
@@ -7329,6 +7759,7 @@
         <w:spacing w:after="0" w:before="0" w:line="240" w:lineRule="auto"/>
       </w:pPr>
       <w:rPr>
+        <w:rFonts w:eastAsia="黑体"/>
         <w:b/>
         <w:bCs/>
         <w:color w:themeColor="background1" w:val="FFFFFF"/>
@@ -7351,6 +7782,7 @@
         <w:spacing w:after="0" w:before="0" w:line="240" w:lineRule="auto"/>
       </w:pPr>
       <w:rPr>
+        <w:rFonts w:eastAsia="黑体"/>
         <w:color w:val="auto"/>
       </w:rPr>
       <w:tblPr/>
@@ -7368,6 +7800,7 @@
     </w:tblStylePr>
     <w:tblStylePr w:type="firstCol">
       <w:rPr>
+        <w:rFonts w:eastAsia="黑体"/>
         <w:b/>
         <w:bCs/>
         <w:color w:themeColor="background1" w:val="FFFFFF"/>
@@ -7387,6 +7820,7 @@
     </w:tblStylePr>
     <w:tblStylePr w:type="lastCol">
       <w:rPr>
+        <w:rFonts w:eastAsia="黑体"/>
         <w:b/>
         <w:bCs/>
         <w:color w:themeColor="background1" w:val="FFFFFF"/>
@@ -7435,6 +7869,7 @@
     </w:tblStylePr>
     <w:tblStylePr w:type="nwCell">
       <w:rPr>
+        <w:rFonts w:eastAsia="黑体"/>
         <w:color w:themeColor="background1" w:val="FFFFFF"/>
       </w:rPr>
       <w:tblPr/>
@@ -7478,6 +7913,7 @@
         <w:spacing w:after="0" w:before="0" w:line="240" w:lineRule="auto"/>
       </w:pPr>
       <w:rPr>
+        <w:rFonts w:eastAsia="黑体"/>
         <w:b/>
         <w:bCs/>
         <w:color w:themeColor="background1" w:val="FFFFFF"/>
@@ -7500,6 +7936,7 @@
         <w:spacing w:after="0" w:before="0" w:line="240" w:lineRule="auto"/>
       </w:pPr>
       <w:rPr>
+        <w:rFonts w:eastAsia="黑体"/>
         <w:color w:val="auto"/>
       </w:rPr>
       <w:tblPr/>
@@ -7517,6 +7954,7 @@
     </w:tblStylePr>
     <w:tblStylePr w:type="firstCol">
       <w:rPr>
+        <w:rFonts w:eastAsia="黑体"/>
         <w:b/>
         <w:bCs/>
         <w:color w:themeColor="background1" w:val="FFFFFF"/>
@@ -7536,6 +7974,7 @@
     </w:tblStylePr>
     <w:tblStylePr w:type="lastCol">
       <w:rPr>
+        <w:rFonts w:eastAsia="黑体"/>
         <w:b/>
         <w:bCs/>
         <w:color w:themeColor="background1" w:val="FFFFFF"/>
@@ -7584,6 +8023,7 @@
     </w:tblStylePr>
     <w:tblStylePr w:type="nwCell">
       <w:rPr>
+        <w:rFonts w:eastAsia="黑体"/>
         <w:color w:themeColor="background1" w:val="FFFFFF"/>
       </w:rPr>
       <w:tblPr/>
@@ -7627,6 +8067,7 @@
         <w:spacing w:after="0" w:before="0" w:line="240" w:lineRule="auto"/>
       </w:pPr>
       <w:rPr>
+        <w:rFonts w:eastAsia="黑体"/>
         <w:b/>
         <w:bCs/>
         <w:color w:themeColor="background1" w:val="FFFFFF"/>
@@ -7649,6 +8090,7 @@
         <w:spacing w:after="0" w:before="0" w:line="240" w:lineRule="auto"/>
       </w:pPr>
       <w:rPr>
+        <w:rFonts w:eastAsia="黑体"/>
         <w:color w:val="auto"/>
       </w:rPr>
       <w:tblPr/>
@@ -7666,6 +8108,7 @@
     </w:tblStylePr>
     <w:tblStylePr w:type="firstCol">
       <w:rPr>
+        <w:rFonts w:eastAsia="黑体"/>
         <w:b/>
         <w:bCs/>
         <w:color w:themeColor="background1" w:val="FFFFFF"/>
@@ -7685,6 +8128,7 @@
     </w:tblStylePr>
     <w:tblStylePr w:type="lastCol">
       <w:rPr>
+        <w:rFonts w:eastAsia="黑体"/>
         <w:b/>
         <w:bCs/>
         <w:color w:themeColor="background1" w:val="FFFFFF"/>
@@ -7733,6 +8177,7 @@
     </w:tblStylePr>
     <w:tblStylePr w:type="nwCell">
       <w:rPr>
+        <w:rFonts w:eastAsia="黑体"/>
         <w:color w:themeColor="background1" w:val="FFFFFF"/>
       </w:rPr>
       <w:tblPr/>
@@ -7776,6 +8221,7 @@
         <w:spacing w:after="0" w:before="0" w:line="240" w:lineRule="auto"/>
       </w:pPr>
       <w:rPr>
+        <w:rFonts w:eastAsia="黑体"/>
         <w:b/>
         <w:bCs/>
         <w:color w:themeColor="background1" w:val="FFFFFF"/>
@@ -7798,6 +8244,7 @@
         <w:spacing w:after="0" w:before="0" w:line="240" w:lineRule="auto"/>
       </w:pPr>
       <w:rPr>
+        <w:rFonts w:eastAsia="黑体"/>
         <w:color w:val="auto"/>
       </w:rPr>
       <w:tblPr/>
@@ -7815,6 +8262,7 @@
     </w:tblStylePr>
     <w:tblStylePr w:type="firstCol">
       <w:rPr>
+        <w:rFonts w:eastAsia="黑体"/>
         <w:b/>
         <w:bCs/>
         <w:color w:themeColor="background1" w:val="FFFFFF"/>
@@ -7834,6 +8282,7 @@
     </w:tblStylePr>
     <w:tblStylePr w:type="lastCol">
       <w:rPr>
+        <w:rFonts w:eastAsia="黑体"/>
         <w:b/>
         <w:bCs/>
         <w:color w:themeColor="background1" w:val="FFFFFF"/>
@@ -7882,6 +8331,7 @@
     </w:tblStylePr>
     <w:tblStylePr w:type="nwCell">
       <w:rPr>
+        <w:rFonts w:eastAsia="黑体"/>
         <w:color w:themeColor="background1" w:val="FFFFFF"/>
       </w:rPr>
       <w:tblPr/>
@@ -7925,6 +8375,7 @@
         <w:spacing w:after="0" w:before="0" w:line="240" w:lineRule="auto"/>
       </w:pPr>
       <w:rPr>
+        <w:rFonts w:eastAsia="黑体"/>
         <w:b/>
         <w:bCs/>
         <w:color w:themeColor="background1" w:val="FFFFFF"/>
@@ -7947,6 +8398,7 @@
         <w:spacing w:after="0" w:before="0" w:line="240" w:lineRule="auto"/>
       </w:pPr>
       <w:rPr>
+        <w:rFonts w:eastAsia="黑体"/>
         <w:color w:val="auto"/>
       </w:rPr>
       <w:tblPr/>
@@ -7964,6 +8416,7 @@
     </w:tblStylePr>
     <w:tblStylePr w:type="firstCol">
       <w:rPr>
+        <w:rFonts w:eastAsia="黑体"/>
         <w:b/>
         <w:bCs/>
         <w:color w:themeColor="background1" w:val="FFFFFF"/>
@@ -7983,6 +8436,7 @@
     </w:tblStylePr>
     <w:tblStylePr w:type="lastCol">
       <w:rPr>
+        <w:rFonts w:eastAsia="黑体"/>
         <w:b/>
         <w:bCs/>
         <w:color w:themeColor="background1" w:val="FFFFFF"/>
@@ -8031,6 +8485,7 @@
     </w:tblStylePr>
     <w:tblStylePr w:type="nwCell">
       <w:rPr>
+        <w:rFonts w:eastAsia="黑体"/>
         <w:color w:themeColor="background1" w:val="FFFFFF"/>
       </w:rPr>
       <w:tblPr/>
@@ -8074,6 +8529,7 @@
         <w:spacing w:after="0" w:before="0" w:line="240" w:lineRule="auto"/>
       </w:pPr>
       <w:rPr>
+        <w:rFonts w:eastAsia="黑体"/>
         <w:b/>
         <w:bCs/>
         <w:color w:themeColor="background1" w:val="FFFFFF"/>
@@ -8096,6 +8552,7 @@
         <w:spacing w:after="0" w:before="0" w:line="240" w:lineRule="auto"/>
       </w:pPr>
       <w:rPr>
+        <w:rFonts w:eastAsia="黑体"/>
         <w:color w:val="auto"/>
       </w:rPr>
       <w:tblPr/>
@@ -8113,6 +8570,7 @@
     </w:tblStylePr>
     <w:tblStylePr w:type="firstCol">
       <w:rPr>
+        <w:rFonts w:eastAsia="黑体"/>
         <w:b/>
         <w:bCs/>
         <w:color w:themeColor="background1" w:val="FFFFFF"/>
@@ -8132,6 +8590,7 @@
     </w:tblStylePr>
     <w:tblStylePr w:type="lastCol">
       <w:rPr>
+        <w:rFonts w:eastAsia="黑体"/>
         <w:b/>
         <w:bCs/>
         <w:color w:themeColor="background1" w:val="FFFFFF"/>
@@ -8180,6 +8639,7 @@
     </w:tblStylePr>
     <w:tblStylePr w:type="nwCell">
       <w:rPr>
+        <w:rFonts w:eastAsia="黑体"/>
         <w:color w:themeColor="background1" w:val="FFFFFF"/>
       </w:rPr>
       <w:tblPr/>
@@ -8204,6 +8664,7 @@
       <w:spacing w:after="0" w:line="240" w:lineRule="auto"/>
     </w:pPr>
     <w:rPr>
+      <w:rFonts w:eastAsia="黑体"/>
       <w:color w:themeColor="text1" w:val="000000"/>
     </w:rPr>
     <w:tblPr>
@@ -8223,7 +8684,7 @@
     </w:tblPr>
     <w:tblStylePr w:type="firstRow">
       <w:rPr>
-        <w:rFonts w:asciiTheme="majorHAnsi" w:cstheme="majorBidi" w:eastAsiaTheme="majorEastAsia" w:hAnsiTheme="majorHAnsi"/>
+        <w:rFonts w:asciiTheme="majorHAnsi" w:cstheme="majorBidi" w:hAnsiTheme="majorHAnsi" w:eastAsia="黑体"/>
       </w:rPr>
       <w:tblPr/>
       <w:tcPr>
@@ -8235,6 +8696,7 @@
     </w:tblStylePr>
     <w:tblStylePr w:type="lastRow">
       <w:rPr>
+        <w:rFonts w:eastAsia="黑体"/>
         <w:b/>
         <w:bCs/>
         <w:color w:themeColor="text2" w:val="1F497D"/>
@@ -8249,12 +8711,14 @@
     </w:tblStylePr>
     <w:tblStylePr w:type="firstCol">
       <w:rPr>
+        <w:rFonts w:eastAsia="黑体"/>
         <w:b/>
         <w:bCs/>
       </w:rPr>
     </w:tblStylePr>
     <w:tblStylePr w:type="lastCol">
       <w:rPr>
+        <w:rFonts w:eastAsia="黑体"/>
         <w:b/>
         <w:bCs/>
       </w:rPr>
@@ -8288,6 +8752,7 @@
       <w:spacing w:after="0" w:line="240" w:lineRule="auto"/>
     </w:pPr>
     <w:rPr>
+      <w:rFonts w:eastAsia="黑体"/>
       <w:color w:themeColor="text1" w:val="000000"/>
     </w:rPr>
     <w:tblPr>
@@ -8307,7 +8772,7 @@
     </w:tblPr>
     <w:tblStylePr w:type="firstRow">
       <w:rPr>
-        <w:rFonts w:asciiTheme="majorHAnsi" w:cstheme="majorBidi" w:eastAsiaTheme="majorEastAsia" w:hAnsiTheme="majorHAnsi"/>
+        <w:rFonts w:asciiTheme="majorHAnsi" w:cstheme="majorBidi" w:hAnsiTheme="majorHAnsi" w:eastAsia="黑体"/>
       </w:rPr>
       <w:tblPr/>
       <w:tcPr>
@@ -8319,6 +8784,7 @@
     </w:tblStylePr>
     <w:tblStylePr w:type="lastRow">
       <w:rPr>
+        <w:rFonts w:eastAsia="黑体"/>
         <w:b/>
         <w:bCs/>
         <w:color w:themeColor="text2" w:val="1F497D"/>
@@ -8333,12 +8799,14 @@
     </w:tblStylePr>
     <w:tblStylePr w:type="firstCol">
       <w:rPr>
+        <w:rFonts w:eastAsia="黑体"/>
         <w:b/>
         <w:bCs/>
       </w:rPr>
     </w:tblStylePr>
     <w:tblStylePr w:type="lastCol">
       <w:rPr>
+        <w:rFonts w:eastAsia="黑体"/>
         <w:b/>
         <w:bCs/>
       </w:rPr>
@@ -8372,6 +8840,7 @@
       <w:spacing w:after="0" w:line="240" w:lineRule="auto"/>
     </w:pPr>
     <w:rPr>
+      <w:rFonts w:eastAsia="黑体"/>
       <w:color w:themeColor="text1" w:val="000000"/>
     </w:rPr>
     <w:tblPr>
@@ -8391,7 +8860,7 @@
     </w:tblPr>
     <w:tblStylePr w:type="firstRow">
       <w:rPr>
-        <w:rFonts w:asciiTheme="majorHAnsi" w:cstheme="majorBidi" w:eastAsiaTheme="majorEastAsia" w:hAnsiTheme="majorHAnsi"/>
+        <w:rFonts w:asciiTheme="majorHAnsi" w:cstheme="majorBidi" w:hAnsiTheme="majorHAnsi" w:eastAsia="黑体"/>
       </w:rPr>
       <w:tblPr/>
       <w:tcPr>
@@ -8403,6 +8872,7 @@
     </w:tblStylePr>
     <w:tblStylePr w:type="lastRow">
       <w:rPr>
+        <w:rFonts w:eastAsia="黑体"/>
         <w:b/>
         <w:bCs/>
         <w:color w:themeColor="text2" w:val="1F497D"/>
@@ -8417,12 +8887,14 @@
     </w:tblStylePr>
     <w:tblStylePr w:type="firstCol">
       <w:rPr>
+        <w:rFonts w:eastAsia="黑体"/>
         <w:b/>
         <w:bCs/>
       </w:rPr>
     </w:tblStylePr>
     <w:tblStylePr w:type="lastCol">
       <w:rPr>
+        <w:rFonts w:eastAsia="黑体"/>
         <w:b/>
         <w:bCs/>
       </w:rPr>
@@ -8456,6 +8928,7 @@
       <w:spacing w:after="0" w:line="240" w:lineRule="auto"/>
     </w:pPr>
     <w:rPr>
+      <w:rFonts w:eastAsia="黑体"/>
       <w:color w:themeColor="text1" w:val="000000"/>
     </w:rPr>
     <w:tblPr>
@@ -8475,7 +8948,7 @@
     </w:tblPr>
     <w:tblStylePr w:type="firstRow">
       <w:rPr>
-        <w:rFonts w:asciiTheme="majorHAnsi" w:cstheme="majorBidi" w:eastAsiaTheme="majorEastAsia" w:hAnsiTheme="majorHAnsi"/>
+        <w:rFonts w:asciiTheme="majorHAnsi" w:cstheme="majorBidi" w:hAnsiTheme="majorHAnsi" w:eastAsia="黑体"/>
       </w:rPr>
       <w:tblPr/>
       <w:tcPr>
@@ -8487,6 +8960,7 @@
     </w:tblStylePr>
     <w:tblStylePr w:type="lastRow">
       <w:rPr>
+        <w:rFonts w:eastAsia="黑体"/>
         <w:b/>
         <w:bCs/>
         <w:color w:themeColor="text2" w:val="1F497D"/>
@@ -8501,12 +8975,14 @@
     </w:tblStylePr>
     <w:tblStylePr w:type="firstCol">
       <w:rPr>
+        <w:rFonts w:eastAsia="黑体"/>
         <w:b/>
         <w:bCs/>
       </w:rPr>
     </w:tblStylePr>
     <w:tblStylePr w:type="lastCol">
       <w:rPr>
+        <w:rFonts w:eastAsia="黑体"/>
         <w:b/>
         <w:bCs/>
       </w:rPr>
@@ -8540,6 +9016,7 @@
       <w:spacing w:after="0" w:line="240" w:lineRule="auto"/>
     </w:pPr>
     <w:rPr>
+      <w:rFonts w:eastAsia="黑体"/>
       <w:color w:themeColor="text1" w:val="000000"/>
     </w:rPr>
     <w:tblPr>
@@ -8559,7 +9036,7 @@
     </w:tblPr>
     <w:tblStylePr w:type="firstRow">
       <w:rPr>
-        <w:rFonts w:asciiTheme="majorHAnsi" w:cstheme="majorBidi" w:eastAsiaTheme="majorEastAsia" w:hAnsiTheme="majorHAnsi"/>
+        <w:rFonts w:asciiTheme="majorHAnsi" w:cstheme="majorBidi" w:hAnsiTheme="majorHAnsi" w:eastAsia="黑体"/>
       </w:rPr>
       <w:tblPr/>
       <w:tcPr>
@@ -8571,6 +9048,7 @@
     </w:tblStylePr>
     <w:tblStylePr w:type="lastRow">
       <w:rPr>
+        <w:rFonts w:eastAsia="黑体"/>
         <w:b/>
         <w:bCs/>
         <w:color w:themeColor="text2" w:val="1F497D"/>
@@ -8585,12 +9063,14 @@
     </w:tblStylePr>
     <w:tblStylePr w:type="firstCol">
       <w:rPr>
+        <w:rFonts w:eastAsia="黑体"/>
         <w:b/>
         <w:bCs/>
       </w:rPr>
     </w:tblStylePr>
     <w:tblStylePr w:type="lastCol">
       <w:rPr>
+        <w:rFonts w:eastAsia="黑体"/>
         <w:b/>
         <w:bCs/>
       </w:rPr>
@@ -8624,6 +9104,7 @@
       <w:spacing w:after="0" w:line="240" w:lineRule="auto"/>
     </w:pPr>
     <w:rPr>
+      <w:rFonts w:eastAsia="黑体"/>
       <w:color w:themeColor="text1" w:val="000000"/>
     </w:rPr>
     <w:tblPr>
@@ -8643,7 +9124,7 @@
     </w:tblPr>
     <w:tblStylePr w:type="firstRow">
       <w:rPr>
-        <w:rFonts w:asciiTheme="majorHAnsi" w:cstheme="majorBidi" w:eastAsiaTheme="majorEastAsia" w:hAnsiTheme="majorHAnsi"/>
+        <w:rFonts w:asciiTheme="majorHAnsi" w:cstheme="majorBidi" w:hAnsiTheme="majorHAnsi" w:eastAsia="黑体"/>
       </w:rPr>
       <w:tblPr/>
       <w:tcPr>
@@ -8655,6 +9136,7 @@
     </w:tblStylePr>
     <w:tblStylePr w:type="lastRow">
       <w:rPr>
+        <w:rFonts w:eastAsia="黑体"/>
         <w:b/>
         <w:bCs/>
         <w:color w:themeColor="text2" w:val="1F497D"/>
@@ -8669,12 +9151,14 @@
     </w:tblStylePr>
     <w:tblStylePr w:type="firstCol">
       <w:rPr>
+        <w:rFonts w:eastAsia="黑体"/>
         <w:b/>
         <w:bCs/>
       </w:rPr>
     </w:tblStylePr>
     <w:tblStylePr w:type="lastCol">
       <w:rPr>
+        <w:rFonts w:eastAsia="黑体"/>
         <w:b/>
         <w:bCs/>
       </w:rPr>
@@ -8708,6 +9192,7 @@
       <w:spacing w:after="0" w:line="240" w:lineRule="auto"/>
     </w:pPr>
     <w:rPr>
+      <w:rFonts w:eastAsia="黑体"/>
       <w:color w:themeColor="text1" w:val="000000"/>
     </w:rPr>
     <w:tblPr>
@@ -8727,7 +9212,7 @@
     </w:tblPr>
     <w:tblStylePr w:type="firstRow">
       <w:rPr>
-        <w:rFonts w:asciiTheme="majorHAnsi" w:cstheme="majorBidi" w:eastAsiaTheme="majorEastAsia" w:hAnsiTheme="majorHAnsi"/>
+        <w:rFonts w:asciiTheme="majorHAnsi" w:cstheme="majorBidi" w:hAnsiTheme="majorHAnsi" w:eastAsia="黑体"/>
       </w:rPr>
       <w:tblPr/>
       <w:tcPr>
@@ -8739,6 +9224,7 @@
     </w:tblStylePr>
     <w:tblStylePr w:type="lastRow">
       <w:rPr>
+        <w:rFonts w:eastAsia="黑体"/>
         <w:b/>
         <w:bCs/>
         <w:color w:themeColor="text2" w:val="1F497D"/>
@@ -8753,12 +9239,14 @@
     </w:tblStylePr>
     <w:tblStylePr w:type="firstCol">
       <w:rPr>
+        <w:rFonts w:eastAsia="黑体"/>
         <w:b/>
         <w:bCs/>
       </w:rPr>
     </w:tblStylePr>
     <w:tblStylePr w:type="lastCol">
       <w:rPr>
+        <w:rFonts w:eastAsia="黑体"/>
         <w:b/>
         <w:bCs/>
       </w:rPr>
@@ -8792,7 +9280,7 @@
       <w:spacing w:after="0" w:line="240" w:lineRule="auto"/>
     </w:pPr>
     <w:rPr>
-      <w:rFonts w:asciiTheme="majorHAnsi" w:cstheme="majorBidi" w:eastAsiaTheme="majorEastAsia" w:hAnsiTheme="majorHAnsi"/>
+      <w:rFonts w:asciiTheme="majorHAnsi" w:cstheme="majorBidi" w:hAnsiTheme="majorHAnsi" w:eastAsia="黑体"/>
       <w:color w:themeColor="text1" w:val="000000"/>
     </w:rPr>
     <w:tblPr>
@@ -8814,6 +9302,7 @@
     </w:tblPr>
     <w:tblStylePr w:type="firstRow">
       <w:rPr>
+        <w:rFonts w:eastAsia="黑体"/>
         <w:sz w:val="24"/>
         <w:szCs w:val="24"/>
       </w:rPr>
@@ -8920,7 +9409,7 @@
       <w:spacing w:after="0" w:line="240" w:lineRule="auto"/>
     </w:pPr>
     <w:rPr>
-      <w:rFonts w:asciiTheme="majorHAnsi" w:cstheme="majorBidi" w:eastAsiaTheme="majorEastAsia" w:hAnsiTheme="majorHAnsi"/>
+      <w:rFonts w:asciiTheme="majorHAnsi" w:cstheme="majorBidi" w:hAnsiTheme="majorHAnsi" w:eastAsia="黑体"/>
       <w:color w:themeColor="text1" w:val="000000"/>
     </w:rPr>
     <w:tblPr>
@@ -8942,6 +9431,7 @@
     </w:tblPr>
     <w:tblStylePr w:type="firstRow">
       <w:rPr>
+        <w:rFonts w:eastAsia="黑体"/>
         <w:sz w:val="24"/>
         <w:szCs w:val="24"/>
       </w:rPr>
@@ -9048,7 +9538,7 @@
       <w:spacing w:after="0" w:line="240" w:lineRule="auto"/>
     </w:pPr>
     <w:rPr>
-      <w:rFonts w:asciiTheme="majorHAnsi" w:cstheme="majorBidi" w:eastAsiaTheme="majorEastAsia" w:hAnsiTheme="majorHAnsi"/>
+      <w:rFonts w:asciiTheme="majorHAnsi" w:cstheme="majorBidi" w:hAnsiTheme="majorHAnsi" w:eastAsia="黑体"/>
       <w:color w:themeColor="text1" w:val="000000"/>
     </w:rPr>
     <w:tblPr>
@@ -9070,6 +9560,7 @@
     </w:tblPr>
     <w:tblStylePr w:type="firstRow">
       <w:rPr>
+        <w:rFonts w:eastAsia="黑体"/>
         <w:sz w:val="24"/>
         <w:szCs w:val="24"/>
       </w:rPr>
@@ -9176,7 +9667,7 @@
       <w:spacing w:after="0" w:line="240" w:lineRule="auto"/>
     </w:pPr>
     <w:rPr>
-      <w:rFonts w:asciiTheme="majorHAnsi" w:cstheme="majorBidi" w:eastAsiaTheme="majorEastAsia" w:hAnsiTheme="majorHAnsi"/>
+      <w:rFonts w:asciiTheme="majorHAnsi" w:cstheme="majorBidi" w:hAnsiTheme="majorHAnsi" w:eastAsia="黑体"/>
       <w:color w:themeColor="text1" w:val="000000"/>
     </w:rPr>
     <w:tblPr>
@@ -9198,6 +9689,7 @@
     </w:tblPr>
     <w:tblStylePr w:type="firstRow">
       <w:rPr>
+        <w:rFonts w:eastAsia="黑体"/>
         <w:sz w:val="24"/>
         <w:szCs w:val="24"/>
       </w:rPr>
@@ -9304,7 +9796,7 @@
       <w:spacing w:after="0" w:line="240" w:lineRule="auto"/>
     </w:pPr>
     <w:rPr>
-      <w:rFonts w:asciiTheme="majorHAnsi" w:cstheme="majorBidi" w:eastAsiaTheme="majorEastAsia" w:hAnsiTheme="majorHAnsi"/>
+      <w:rFonts w:asciiTheme="majorHAnsi" w:cstheme="majorBidi" w:hAnsiTheme="majorHAnsi" w:eastAsia="黑体"/>
       <w:color w:themeColor="text1" w:val="000000"/>
     </w:rPr>
     <w:tblPr>
@@ -9326,6 +9818,7 @@
     </w:tblPr>
     <w:tblStylePr w:type="firstRow">
       <w:rPr>
+        <w:rFonts w:eastAsia="黑体"/>
         <w:sz w:val="24"/>
         <w:szCs w:val="24"/>
       </w:rPr>
@@ -9432,7 +9925,7 @@
       <w:spacing w:after="0" w:line="240" w:lineRule="auto"/>
     </w:pPr>
     <w:rPr>
-      <w:rFonts w:asciiTheme="majorHAnsi" w:cstheme="majorBidi" w:eastAsiaTheme="majorEastAsia" w:hAnsiTheme="majorHAnsi"/>
+      <w:rFonts w:asciiTheme="majorHAnsi" w:cstheme="majorBidi" w:hAnsiTheme="majorHAnsi" w:eastAsia="黑体"/>
       <w:color w:themeColor="text1" w:val="000000"/>
     </w:rPr>
     <w:tblPr>
@@ -9454,6 +9947,7 @@
     </w:tblPr>
     <w:tblStylePr w:type="firstRow">
       <w:rPr>
+        <w:rFonts w:eastAsia="黑体"/>
         <w:sz w:val="24"/>
         <w:szCs w:val="24"/>
       </w:rPr>
@@ -9560,7 +10054,7 @@
       <w:spacing w:after="0" w:line="240" w:lineRule="auto"/>
     </w:pPr>
     <w:rPr>
-      <w:rFonts w:asciiTheme="majorHAnsi" w:cstheme="majorBidi" w:eastAsiaTheme="majorEastAsia" w:hAnsiTheme="majorHAnsi"/>
+      <w:rFonts w:asciiTheme="majorHAnsi" w:cstheme="majorBidi" w:hAnsiTheme="majorHAnsi" w:eastAsia="黑体"/>
       <w:color w:themeColor="text1" w:val="000000"/>
     </w:rPr>
     <w:tblPr>
@@ -9582,6 +10076,7 @@
     </w:tblPr>
     <w:tblStylePr w:type="firstRow">
       <w:rPr>
+        <w:rFonts w:eastAsia="黑体"/>
         <w:sz w:val="24"/>
         <w:szCs w:val="24"/>
       </w:rPr>
@@ -9711,12 +10206,14 @@
     </w:tcPr>
     <w:tblStylePr w:type="firstRow">
       <w:rPr>
+        <w:rFonts w:eastAsia="黑体"/>
         <w:b/>
         <w:bCs/>
       </w:rPr>
     </w:tblStylePr>
     <w:tblStylePr w:type="lastRow">
       <w:rPr>
+        <w:rFonts w:eastAsia="黑体"/>
         <w:b/>
         <w:bCs/>
       </w:rPr>
@@ -9729,12 +10226,14 @@
     </w:tblStylePr>
     <w:tblStylePr w:type="firstCol">
       <w:rPr>
+        <w:rFonts w:eastAsia="黑体"/>
         <w:b/>
         <w:bCs/>
       </w:rPr>
     </w:tblStylePr>
     <w:tblStylePr w:type="lastCol">
       <w:rPr>
+        <w:rFonts w:eastAsia="黑体"/>
         <w:b/>
         <w:bCs/>
       </w:rPr>
@@ -9784,12 +10283,14 @@
     </w:tcPr>
     <w:tblStylePr w:type="firstRow">
       <w:rPr>
+        <w:rFonts w:eastAsia="黑体"/>
         <w:b/>
         <w:bCs/>
       </w:rPr>
     </w:tblStylePr>
     <w:tblStylePr w:type="lastRow">
       <w:rPr>
+        <w:rFonts w:eastAsia="黑体"/>
         <w:b/>
         <w:bCs/>
       </w:rPr>
@@ -9802,12 +10303,14 @@
     </w:tblStylePr>
     <w:tblStylePr w:type="firstCol">
       <w:rPr>
+        <w:rFonts w:eastAsia="黑体"/>
         <w:b/>
         <w:bCs/>
       </w:rPr>
     </w:tblStylePr>
     <w:tblStylePr w:type="lastCol">
       <w:rPr>
+        <w:rFonts w:eastAsia="黑体"/>
         <w:b/>
         <w:bCs/>
       </w:rPr>
@@ -9857,12 +10360,14 @@
     </w:tcPr>
     <w:tblStylePr w:type="firstRow">
       <w:rPr>
+        <w:rFonts w:eastAsia="黑体"/>
         <w:b/>
         <w:bCs/>
       </w:rPr>
     </w:tblStylePr>
     <w:tblStylePr w:type="lastRow">
       <w:rPr>
+        <w:rFonts w:eastAsia="黑体"/>
         <w:b/>
         <w:bCs/>
       </w:rPr>
@@ -9875,12 +10380,14 @@
     </w:tblStylePr>
     <w:tblStylePr w:type="firstCol">
       <w:rPr>
+        <w:rFonts w:eastAsia="黑体"/>
         <w:b/>
         <w:bCs/>
       </w:rPr>
     </w:tblStylePr>
     <w:tblStylePr w:type="lastCol">
       <w:rPr>
+        <w:rFonts w:eastAsia="黑体"/>
         <w:b/>
         <w:bCs/>
       </w:rPr>
@@ -9930,12 +10437,14 @@
     </w:tcPr>
     <w:tblStylePr w:type="firstRow">
       <w:rPr>
+        <w:rFonts w:eastAsia="黑体"/>
         <w:b/>
         <w:bCs/>
       </w:rPr>
     </w:tblStylePr>
     <w:tblStylePr w:type="lastRow">
       <w:rPr>
+        <w:rFonts w:eastAsia="黑体"/>
         <w:b/>
         <w:bCs/>
       </w:rPr>
@@ -9948,12 +10457,14 @@
     </w:tblStylePr>
     <w:tblStylePr w:type="firstCol">
       <w:rPr>
+        <w:rFonts w:eastAsia="黑体"/>
         <w:b/>
         <w:bCs/>
       </w:rPr>
     </w:tblStylePr>
     <w:tblStylePr w:type="lastCol">
       <w:rPr>
+        <w:rFonts w:eastAsia="黑体"/>
         <w:b/>
         <w:bCs/>
       </w:rPr>
@@ -10003,12 +10514,14 @@
     </w:tcPr>
     <w:tblStylePr w:type="firstRow">
       <w:rPr>
+        <w:rFonts w:eastAsia="黑体"/>
         <w:b/>
         <w:bCs/>
       </w:rPr>
     </w:tblStylePr>
     <w:tblStylePr w:type="lastRow">
       <w:rPr>
+        <w:rFonts w:eastAsia="黑体"/>
         <w:b/>
         <w:bCs/>
       </w:rPr>
@@ -10021,12 +10534,14 @@
     </w:tblStylePr>
     <w:tblStylePr w:type="firstCol">
       <w:rPr>
+        <w:rFonts w:eastAsia="黑体"/>
         <w:b/>
         <w:bCs/>
       </w:rPr>
     </w:tblStylePr>
     <w:tblStylePr w:type="lastCol">
       <w:rPr>
+        <w:rFonts w:eastAsia="黑体"/>
         <w:b/>
         <w:bCs/>
       </w:rPr>
@@ -10076,12 +10591,14 @@
     </w:tcPr>
     <w:tblStylePr w:type="firstRow">
       <w:rPr>
+        <w:rFonts w:eastAsia="黑体"/>
         <w:b/>
         <w:bCs/>
       </w:rPr>
     </w:tblStylePr>
     <w:tblStylePr w:type="lastRow">
       <w:rPr>
+        <w:rFonts w:eastAsia="黑体"/>
         <w:b/>
         <w:bCs/>
       </w:rPr>
@@ -10094,12 +10611,14 @@
     </w:tblStylePr>
     <w:tblStylePr w:type="firstCol">
       <w:rPr>
+        <w:rFonts w:eastAsia="黑体"/>
         <w:b/>
         <w:bCs/>
       </w:rPr>
     </w:tblStylePr>
     <w:tblStylePr w:type="lastCol">
       <w:rPr>
+        <w:rFonts w:eastAsia="黑体"/>
         <w:b/>
         <w:bCs/>
       </w:rPr>
@@ -10149,12 +10668,14 @@
     </w:tcPr>
     <w:tblStylePr w:type="firstRow">
       <w:rPr>
+        <w:rFonts w:eastAsia="黑体"/>
         <w:b/>
         <w:bCs/>
       </w:rPr>
     </w:tblStylePr>
     <w:tblStylePr w:type="lastRow">
       <w:rPr>
+        <w:rFonts w:eastAsia="黑体"/>
         <w:b/>
         <w:bCs/>
       </w:rPr>
@@ -10167,12 +10688,14 @@
     </w:tblStylePr>
     <w:tblStylePr w:type="firstCol">
       <w:rPr>
+        <w:rFonts w:eastAsia="黑体"/>
         <w:b/>
         <w:bCs/>
       </w:rPr>
     </w:tblStylePr>
     <w:tblStylePr w:type="lastCol">
       <w:rPr>
+        <w:rFonts w:eastAsia="黑体"/>
         <w:b/>
         <w:bCs/>
       </w:rPr>
@@ -10199,7 +10722,7 @@
       <w:spacing w:after="0" w:line="240" w:lineRule="auto"/>
     </w:pPr>
     <w:rPr>
-      <w:rFonts w:asciiTheme="majorHAnsi" w:cstheme="majorBidi" w:eastAsiaTheme="majorEastAsia" w:hAnsiTheme="majorHAnsi"/>
+      <w:rFonts w:asciiTheme="majorHAnsi" w:cstheme="majorBidi" w:hAnsiTheme="majorHAnsi" w:eastAsia="黑体"/>
       <w:color w:themeColor="text1" w:val="000000"/>
     </w:rPr>
     <w:tblPr>
@@ -10226,6 +10749,7 @@
     </w:tcPr>
     <w:tblStylePr w:type="firstRow">
       <w:rPr>
+        <w:rFonts w:eastAsia="黑体"/>
         <w:b/>
         <w:bCs/>
         <w:color w:themeColor="text1" w:val="000000"/>
@@ -10237,6 +10761,7 @@
     </w:tblStylePr>
     <w:tblStylePr w:type="lastRow">
       <w:rPr>
+        <w:rFonts w:eastAsia="黑体"/>
         <w:b/>
         <w:bCs/>
         <w:color w:themeColor="text1" w:val="000000"/>
@@ -10256,6 +10781,7 @@
     </w:tblStylePr>
     <w:tblStylePr w:type="firstCol">
       <w:rPr>
+        <w:rFonts w:eastAsia="黑体"/>
         <w:b/>
         <w:bCs/>
         <w:color w:themeColor="text1" w:val="000000"/>
@@ -10275,6 +10801,7 @@
     </w:tblStylePr>
     <w:tblStylePr w:type="lastCol">
       <w:rPr>
+        <w:rFonts w:eastAsia="黑体"/>
         <w:b w:val="0"/>
         <w:bCs w:val="0"/>
         <w:color w:themeColor="text1" w:val="000000"/>
@@ -10324,7 +10851,7 @@
       <w:spacing w:after="0" w:line="240" w:lineRule="auto"/>
     </w:pPr>
     <w:rPr>
-      <w:rFonts w:asciiTheme="majorHAnsi" w:cstheme="majorBidi" w:eastAsiaTheme="majorEastAsia" w:hAnsiTheme="majorHAnsi"/>
+      <w:rFonts w:asciiTheme="majorHAnsi" w:cstheme="majorBidi" w:hAnsiTheme="majorHAnsi" w:eastAsia="黑体"/>
       <w:color w:themeColor="text1" w:val="000000"/>
     </w:rPr>
     <w:tblPr>
@@ -10351,6 +10878,7 @@
     </w:tcPr>
     <w:tblStylePr w:type="firstRow">
       <w:rPr>
+        <w:rFonts w:eastAsia="黑体"/>
         <w:b/>
         <w:bCs/>
         <w:color w:themeColor="text1" w:val="000000"/>
@@ -10362,6 +10890,7 @@
     </w:tblStylePr>
     <w:tblStylePr w:type="lastRow">
       <w:rPr>
+        <w:rFonts w:eastAsia="黑体"/>
         <w:b/>
         <w:bCs/>
         <w:color w:themeColor="text1" w:val="000000"/>
@@ -10381,6 +10910,7 @@
     </w:tblStylePr>
     <w:tblStylePr w:type="firstCol">
       <w:rPr>
+        <w:rFonts w:eastAsia="黑体"/>
         <w:b/>
         <w:bCs/>
         <w:color w:themeColor="text1" w:val="000000"/>
@@ -10400,6 +10930,7 @@
     </w:tblStylePr>
     <w:tblStylePr w:type="lastCol">
       <w:rPr>
+        <w:rFonts w:eastAsia="黑体"/>
         <w:b w:val="0"/>
         <w:bCs w:val="0"/>
         <w:color w:themeColor="text1" w:val="000000"/>
@@ -10449,7 +10980,7 @@
       <w:spacing w:after="0" w:line="240" w:lineRule="auto"/>
     </w:pPr>
     <w:rPr>
-      <w:rFonts w:asciiTheme="majorHAnsi" w:cstheme="majorBidi" w:eastAsiaTheme="majorEastAsia" w:hAnsiTheme="majorHAnsi"/>
+      <w:rFonts w:asciiTheme="majorHAnsi" w:cstheme="majorBidi" w:hAnsiTheme="majorHAnsi" w:eastAsia="黑体"/>
       <w:color w:themeColor="text1" w:val="000000"/>
     </w:rPr>
     <w:tblPr>
@@ -10476,6 +11007,7 @@
     </w:tcPr>
     <w:tblStylePr w:type="firstRow">
       <w:rPr>
+        <w:rFonts w:eastAsia="黑体"/>
         <w:b/>
         <w:bCs/>
         <w:color w:themeColor="text1" w:val="000000"/>
@@ -10487,6 +11019,7 @@
     </w:tblStylePr>
     <w:tblStylePr w:type="lastRow">
       <w:rPr>
+        <w:rFonts w:eastAsia="黑体"/>
         <w:b/>
         <w:bCs/>
         <w:color w:themeColor="text1" w:val="000000"/>
@@ -10506,6 +11039,7 @@
     </w:tblStylePr>
     <w:tblStylePr w:type="firstCol">
       <w:rPr>
+        <w:rFonts w:eastAsia="黑体"/>
         <w:b/>
         <w:bCs/>
         <w:color w:themeColor="text1" w:val="000000"/>
@@ -10525,6 +11059,7 @@
     </w:tblStylePr>
     <w:tblStylePr w:type="lastCol">
       <w:rPr>
+        <w:rFonts w:eastAsia="黑体"/>
         <w:b w:val="0"/>
         <w:bCs w:val="0"/>
         <w:color w:themeColor="text1" w:val="000000"/>
@@ -10574,7 +11109,7 @@
       <w:spacing w:after="0" w:line="240" w:lineRule="auto"/>
     </w:pPr>
     <w:rPr>
-      <w:rFonts w:asciiTheme="majorHAnsi" w:cstheme="majorBidi" w:eastAsiaTheme="majorEastAsia" w:hAnsiTheme="majorHAnsi"/>
+      <w:rFonts w:asciiTheme="majorHAnsi" w:cstheme="majorBidi" w:hAnsiTheme="majorHAnsi" w:eastAsia="黑体"/>
       <w:color w:themeColor="text1" w:val="000000"/>
     </w:rPr>
     <w:tblPr>
@@ -10601,6 +11136,7 @@
     </w:tcPr>
     <w:tblStylePr w:type="firstRow">
       <w:rPr>
+        <w:rFonts w:eastAsia="黑体"/>
         <w:b/>
         <w:bCs/>
         <w:color w:themeColor="text1" w:val="000000"/>
@@ -10612,6 +11148,7 @@
     </w:tblStylePr>
     <w:tblStylePr w:type="lastRow">
       <w:rPr>
+        <w:rFonts w:eastAsia="黑体"/>
         <w:b/>
         <w:bCs/>
         <w:color w:themeColor="text1" w:val="000000"/>
@@ -10631,6 +11168,7 @@
     </w:tblStylePr>
     <w:tblStylePr w:type="firstCol">
       <w:rPr>
+        <w:rFonts w:eastAsia="黑体"/>
         <w:b/>
         <w:bCs/>
         <w:color w:themeColor="text1" w:val="000000"/>
@@ -10650,6 +11188,7 @@
     </w:tblStylePr>
     <w:tblStylePr w:type="lastCol">
       <w:rPr>
+        <w:rFonts w:eastAsia="黑体"/>
         <w:b w:val="0"/>
         <w:bCs w:val="0"/>
         <w:color w:themeColor="text1" w:val="000000"/>
@@ -10699,7 +11238,7 @@
       <w:spacing w:after="0" w:line="240" w:lineRule="auto"/>
     </w:pPr>
     <w:rPr>
-      <w:rFonts w:asciiTheme="majorHAnsi" w:cstheme="majorBidi" w:eastAsiaTheme="majorEastAsia" w:hAnsiTheme="majorHAnsi"/>
+      <w:rFonts w:asciiTheme="majorHAnsi" w:cstheme="majorBidi" w:hAnsiTheme="majorHAnsi" w:eastAsia="黑体"/>
       <w:color w:themeColor="text1" w:val="000000"/>
     </w:rPr>
     <w:tblPr>
@@ -10726,6 +11265,7 @@
     </w:tcPr>
     <w:tblStylePr w:type="firstRow">
       <w:rPr>
+        <w:rFonts w:eastAsia="黑体"/>
         <w:b/>
         <w:bCs/>
         <w:color w:themeColor="text1" w:val="000000"/>
@@ -10737,6 +11277,7 @@
     </w:tblStylePr>
     <w:tblStylePr w:type="lastRow">
       <w:rPr>
+        <w:rFonts w:eastAsia="黑体"/>
         <w:b/>
         <w:bCs/>
         <w:color w:themeColor="text1" w:val="000000"/>
@@ -10756,6 +11297,7 @@
     </w:tblStylePr>
     <w:tblStylePr w:type="firstCol">
       <w:rPr>
+        <w:rFonts w:eastAsia="黑体"/>
         <w:b/>
         <w:bCs/>
         <w:color w:themeColor="text1" w:val="000000"/>
@@ -10775,6 +11317,7 @@
     </w:tblStylePr>
     <w:tblStylePr w:type="lastCol">
       <w:rPr>
+        <w:rFonts w:eastAsia="黑体"/>
         <w:b w:val="0"/>
         <w:bCs w:val="0"/>
         <w:color w:themeColor="text1" w:val="000000"/>
@@ -10824,7 +11367,7 @@
       <w:spacing w:after="0" w:line="240" w:lineRule="auto"/>
     </w:pPr>
     <w:rPr>
-      <w:rFonts w:asciiTheme="majorHAnsi" w:cstheme="majorBidi" w:eastAsiaTheme="majorEastAsia" w:hAnsiTheme="majorHAnsi"/>
+      <w:rFonts w:asciiTheme="majorHAnsi" w:cstheme="majorBidi" w:hAnsiTheme="majorHAnsi" w:eastAsia="黑体"/>
       <w:color w:themeColor="text1" w:val="000000"/>
     </w:rPr>
     <w:tblPr>
@@ -10851,6 +11394,7 @@
     </w:tcPr>
     <w:tblStylePr w:type="firstRow">
       <w:rPr>
+        <w:rFonts w:eastAsia="黑体"/>
         <w:b/>
         <w:bCs/>
         <w:color w:themeColor="text1" w:val="000000"/>
@@ -10862,6 +11406,7 @@
     </w:tblStylePr>
     <w:tblStylePr w:type="lastRow">
       <w:rPr>
+        <w:rFonts w:eastAsia="黑体"/>
         <w:b/>
         <w:bCs/>
         <w:color w:themeColor="text1" w:val="000000"/>
@@ -10881,6 +11426,7 @@
     </w:tblStylePr>
     <w:tblStylePr w:type="firstCol">
       <w:rPr>
+        <w:rFonts w:eastAsia="黑体"/>
         <w:b/>
         <w:bCs/>
         <w:color w:themeColor="text1" w:val="000000"/>
@@ -10900,6 +11446,7 @@
     </w:tblStylePr>
     <w:tblStylePr w:type="lastCol">
       <w:rPr>
+        <w:rFonts w:eastAsia="黑体"/>
         <w:b w:val="0"/>
         <w:bCs w:val="0"/>
         <w:color w:themeColor="text1" w:val="000000"/>
@@ -10949,7 +11496,7 @@
       <w:spacing w:after="0" w:line="240" w:lineRule="auto"/>
     </w:pPr>
     <w:rPr>
-      <w:rFonts w:asciiTheme="majorHAnsi" w:cstheme="majorBidi" w:eastAsiaTheme="majorEastAsia" w:hAnsiTheme="majorHAnsi"/>
+      <w:rFonts w:asciiTheme="majorHAnsi" w:cstheme="majorBidi" w:hAnsiTheme="majorHAnsi" w:eastAsia="黑体"/>
       <w:color w:themeColor="text1" w:val="000000"/>
     </w:rPr>
     <w:tblPr>
@@ -10976,6 +11523,7 @@
     </w:tcPr>
     <w:tblStylePr w:type="firstRow">
       <w:rPr>
+        <w:rFonts w:eastAsia="黑体"/>
         <w:b/>
         <w:bCs/>
         <w:color w:themeColor="text1" w:val="000000"/>
@@ -10987,6 +11535,7 @@
     </w:tblStylePr>
     <w:tblStylePr w:type="lastRow">
       <w:rPr>
+        <w:rFonts w:eastAsia="黑体"/>
         <w:b/>
         <w:bCs/>
         <w:color w:themeColor="text1" w:val="000000"/>
@@ -11006,6 +11555,7 @@
     </w:tblStylePr>
     <w:tblStylePr w:type="firstCol">
       <w:rPr>
+        <w:rFonts w:eastAsia="黑体"/>
         <w:b/>
         <w:bCs/>
         <w:color w:themeColor="text1" w:val="000000"/>
@@ -11025,6 +11575,7 @@
     </w:tblStylePr>
     <w:tblStylePr w:type="lastCol">
       <w:rPr>
+        <w:rFonts w:eastAsia="黑体"/>
         <w:b w:val="0"/>
         <w:bCs w:val="0"/>
         <w:color w:themeColor="text1" w:val="000000"/>
@@ -11097,6 +11648,7 @@
     </w:tcPr>
     <w:tblStylePr w:type="firstRow">
       <w:rPr>
+        <w:rFonts w:eastAsia="黑体"/>
         <w:b/>
         <w:bCs/>
         <w:i w:val="0"/>
@@ -11118,6 +11670,7 @@
     </w:tblStylePr>
     <w:tblStylePr w:type="lastRow">
       <w:rPr>
+        <w:rFonts w:eastAsia="黑体"/>
         <w:b/>
         <w:bCs/>
         <w:i w:val="0"/>
@@ -11139,6 +11692,7 @@
     </w:tblStylePr>
     <w:tblStylePr w:type="firstCol">
       <w:rPr>
+        <w:rFonts w:eastAsia="黑体"/>
         <w:b/>
         <w:bCs/>
         <w:i w:val="0"/>
@@ -11158,6 +11712,7 @@
     </w:tblStylePr>
     <w:tblStylePr w:type="lastCol">
       <w:rPr>
+        <w:rFonts w:eastAsia="黑体"/>
         <w:b/>
         <w:bCs/>
         <w:i w:val="0"/>
@@ -11238,6 +11793,7 @@
     </w:tcPr>
     <w:tblStylePr w:type="firstRow">
       <w:rPr>
+        <w:rFonts w:eastAsia="黑体"/>
         <w:b/>
         <w:bCs/>
         <w:i w:val="0"/>
@@ -11259,6 +11815,7 @@
     </w:tblStylePr>
     <w:tblStylePr w:type="lastRow">
       <w:rPr>
+        <w:rFonts w:eastAsia="黑体"/>
         <w:b/>
         <w:bCs/>
         <w:i w:val="0"/>
@@ -11280,6 +11837,7 @@
     </w:tblStylePr>
     <w:tblStylePr w:type="firstCol">
       <w:rPr>
+        <w:rFonts w:eastAsia="黑体"/>
         <w:b/>
         <w:bCs/>
         <w:i w:val="0"/>
@@ -11299,6 +11857,7 @@
     </w:tblStylePr>
     <w:tblStylePr w:type="lastCol">
       <w:rPr>
+        <w:rFonts w:eastAsia="黑体"/>
         <w:b/>
         <w:bCs/>
         <w:i w:val="0"/>
@@ -11379,6 +11938,7 @@
     </w:tcPr>
     <w:tblStylePr w:type="firstRow">
       <w:rPr>
+        <w:rFonts w:eastAsia="黑体"/>
         <w:b/>
         <w:bCs/>
         <w:i w:val="0"/>
@@ -11400,6 +11960,7 @@
     </w:tblStylePr>
     <w:tblStylePr w:type="lastRow">
       <w:rPr>
+        <w:rFonts w:eastAsia="黑体"/>
         <w:b/>
         <w:bCs/>
         <w:i w:val="0"/>
@@ -11421,6 +11982,7 @@
     </w:tblStylePr>
     <w:tblStylePr w:type="firstCol">
       <w:rPr>
+        <w:rFonts w:eastAsia="黑体"/>
         <w:b/>
         <w:bCs/>
         <w:i w:val="0"/>
@@ -11440,6 +12002,7 @@
     </w:tblStylePr>
     <w:tblStylePr w:type="lastCol">
       <w:rPr>
+        <w:rFonts w:eastAsia="黑体"/>
         <w:b/>
         <w:bCs/>
         <w:i w:val="0"/>
@@ -11520,6 +12083,7 @@
     </w:tcPr>
     <w:tblStylePr w:type="firstRow">
       <w:rPr>
+        <w:rFonts w:eastAsia="黑体"/>
         <w:b/>
         <w:bCs/>
         <w:i w:val="0"/>
@@ -11541,6 +12105,7 @@
     </w:tblStylePr>
     <w:tblStylePr w:type="lastRow">
       <w:rPr>
+        <w:rFonts w:eastAsia="黑体"/>
         <w:b/>
         <w:bCs/>
         <w:i w:val="0"/>
@@ -11562,6 +12127,7 @@
     </w:tblStylePr>
     <w:tblStylePr w:type="firstCol">
       <w:rPr>
+        <w:rFonts w:eastAsia="黑体"/>
         <w:b/>
         <w:bCs/>
         <w:i w:val="0"/>
@@ -11581,6 +12147,7 @@
     </w:tblStylePr>
     <w:tblStylePr w:type="lastCol">
       <w:rPr>
+        <w:rFonts w:eastAsia="黑体"/>
         <w:b/>
         <w:bCs/>
         <w:i w:val="0"/>
@@ -11661,6 +12228,7 @@
     </w:tcPr>
     <w:tblStylePr w:type="firstRow">
       <w:rPr>
+        <w:rFonts w:eastAsia="黑体"/>
         <w:b/>
         <w:bCs/>
         <w:i w:val="0"/>
@@ -11682,6 +12250,7 @@
     </w:tblStylePr>
     <w:tblStylePr w:type="lastRow">
       <w:rPr>
+        <w:rFonts w:eastAsia="黑体"/>
         <w:b/>
         <w:bCs/>
         <w:i w:val="0"/>
@@ -11703,6 +12272,7 @@
     </w:tblStylePr>
     <w:tblStylePr w:type="firstCol">
       <w:rPr>
+        <w:rFonts w:eastAsia="黑体"/>
         <w:b/>
         <w:bCs/>
         <w:i w:val="0"/>
@@ -11722,6 +12292,7 @@
     </w:tblStylePr>
     <w:tblStylePr w:type="lastCol">
       <w:rPr>
+        <w:rFonts w:eastAsia="黑体"/>
         <w:b/>
         <w:bCs/>
         <w:i w:val="0"/>
@@ -11802,6 +12373,7 @@
     </w:tcPr>
     <w:tblStylePr w:type="firstRow">
       <w:rPr>
+        <w:rFonts w:eastAsia="黑体"/>
         <w:b/>
         <w:bCs/>
         <w:i w:val="0"/>
@@ -11823,6 +12395,7 @@
     </w:tblStylePr>
     <w:tblStylePr w:type="lastRow">
       <w:rPr>
+        <w:rFonts w:eastAsia="黑体"/>
         <w:b/>
         <w:bCs/>
         <w:i w:val="0"/>
@@ -11844,6 +12417,7 @@
     </w:tblStylePr>
     <w:tblStylePr w:type="firstCol">
       <w:rPr>
+        <w:rFonts w:eastAsia="黑体"/>
         <w:b/>
         <w:bCs/>
         <w:i w:val="0"/>
@@ -11863,6 +12437,7 @@
     </w:tblStylePr>
     <w:tblStylePr w:type="lastCol">
       <w:rPr>
+        <w:rFonts w:eastAsia="黑体"/>
         <w:b/>
         <w:bCs/>
         <w:i w:val="0"/>
@@ -11943,6 +12518,7 @@
     </w:tcPr>
     <w:tblStylePr w:type="firstRow">
       <w:rPr>
+        <w:rFonts w:eastAsia="黑体"/>
         <w:b/>
         <w:bCs/>
         <w:i w:val="0"/>
@@ -11964,6 +12540,7 @@
     </w:tblStylePr>
     <w:tblStylePr w:type="lastRow">
       <w:rPr>
+        <w:rFonts w:eastAsia="黑体"/>
         <w:b/>
         <w:bCs/>
         <w:i w:val="0"/>
@@ -11985,6 +12562,7 @@
     </w:tblStylePr>
     <w:tblStylePr w:type="firstCol">
       <w:rPr>
+        <w:rFonts w:eastAsia="黑体"/>
         <w:b/>
         <w:bCs/>
         <w:i w:val="0"/>
@@ -12004,6 +12582,7 @@
     </w:tblStylePr>
     <w:tblStylePr w:type="lastCol">
       <w:rPr>
+        <w:rFonts w:eastAsia="黑体"/>
         <w:b/>
         <w:bCs/>
         <w:i w:val="0"/>
@@ -12061,6 +12640,7 @@
       <w:spacing w:after="0" w:line="240" w:lineRule="auto"/>
     </w:pPr>
     <w:rPr>
+      <w:rFonts w:eastAsia="黑体"/>
       <w:color w:themeColor="background1" w:val="FFFFFF"/>
     </w:rPr>
     <w:tblPr>
@@ -12079,6 +12659,7 @@
     </w:tcPr>
     <w:tblStylePr w:type="firstRow">
       <w:rPr>
+        <w:rFonts w:eastAsia="黑体"/>
         <w:b/>
         <w:bCs/>
       </w:rPr>
@@ -12175,6 +12756,7 @@
       <w:spacing w:after="0" w:line="240" w:lineRule="auto"/>
     </w:pPr>
     <w:rPr>
+      <w:rFonts w:eastAsia="黑体"/>
       <w:color w:themeColor="background1" w:val="FFFFFF"/>
     </w:rPr>
     <w:tblPr>
@@ -12193,6 +12775,7 @@
     </w:tcPr>
     <w:tblStylePr w:type="firstRow">
       <w:rPr>
+        <w:rFonts w:eastAsia="黑体"/>
         <w:b/>
         <w:bCs/>
       </w:rPr>
@@ -12289,6 +12872,7 @@
       <w:spacing w:after="0" w:line="240" w:lineRule="auto"/>
     </w:pPr>
     <w:rPr>
+      <w:rFonts w:eastAsia="黑体"/>
       <w:color w:themeColor="background1" w:val="FFFFFF"/>
     </w:rPr>
     <w:tblPr>
@@ -12307,6 +12891,7 @@
     </w:tcPr>
     <w:tblStylePr w:type="firstRow">
       <w:rPr>
+        <w:rFonts w:eastAsia="黑体"/>
         <w:b/>
         <w:bCs/>
       </w:rPr>
@@ -12403,6 +12988,7 @@
       <w:spacing w:after="0" w:line="240" w:lineRule="auto"/>
     </w:pPr>
     <w:rPr>
+      <w:rFonts w:eastAsia="黑体"/>
       <w:color w:themeColor="background1" w:val="FFFFFF"/>
     </w:rPr>
     <w:tblPr>
@@ -12421,6 +13007,7 @@
     </w:tcPr>
     <w:tblStylePr w:type="firstRow">
       <w:rPr>
+        <w:rFonts w:eastAsia="黑体"/>
         <w:b/>
         <w:bCs/>
       </w:rPr>
@@ -12517,6 +13104,7 @@
       <w:spacing w:after="0" w:line="240" w:lineRule="auto"/>
     </w:pPr>
     <w:rPr>
+      <w:rFonts w:eastAsia="黑体"/>
       <w:color w:themeColor="background1" w:val="FFFFFF"/>
     </w:rPr>
     <w:tblPr>
@@ -12535,6 +13123,7 @@
     </w:tcPr>
     <w:tblStylePr w:type="firstRow">
       <w:rPr>
+        <w:rFonts w:eastAsia="黑体"/>
         <w:b/>
         <w:bCs/>
       </w:rPr>
@@ -12631,6 +13220,7 @@
       <w:spacing w:after="0" w:line="240" w:lineRule="auto"/>
     </w:pPr>
     <w:rPr>
+      <w:rFonts w:eastAsia="黑体"/>
       <w:color w:themeColor="background1" w:val="FFFFFF"/>
     </w:rPr>
     <w:tblPr>
@@ -12649,6 +13239,7 @@
     </w:tcPr>
     <w:tblStylePr w:type="firstRow">
       <w:rPr>
+        <w:rFonts w:eastAsia="黑体"/>
         <w:b/>
         <w:bCs/>
       </w:rPr>
@@ -12745,6 +13336,7 @@
       <w:spacing w:after="0" w:line="240" w:lineRule="auto"/>
     </w:pPr>
     <w:rPr>
+      <w:rFonts w:eastAsia="黑体"/>
       <w:color w:themeColor="background1" w:val="FFFFFF"/>
     </w:rPr>
     <w:tblPr>
@@ -12763,6 +13355,7 @@
     </w:tcPr>
     <w:tblStylePr w:type="firstRow">
       <w:rPr>
+        <w:rFonts w:eastAsia="黑体"/>
         <w:b/>
         <w:bCs/>
       </w:rPr>
@@ -12859,6 +13452,7 @@
       <w:spacing w:after="0" w:line="240" w:lineRule="auto"/>
     </w:pPr>
     <w:rPr>
+      <w:rFonts w:eastAsia="黑体"/>
       <w:color w:themeColor="text1" w:val="000000"/>
     </w:rPr>
     <w:tblPr>
@@ -12885,6 +13479,7 @@
     </w:tcPr>
     <w:tblStylePr w:type="firstRow">
       <w:rPr>
+        <w:rFonts w:eastAsia="黑体"/>
         <w:b/>
         <w:bCs/>
       </w:rPr>
@@ -12903,6 +13498,7 @@
     </w:tblStylePr>
     <w:tblStylePr w:type="lastRow">
       <w:rPr>
+        <w:rFonts w:eastAsia="黑体"/>
         <w:b/>
         <w:bCs/>
         <w:color w:themeColor="background1" w:val="FFFFFF"/>
@@ -12917,6 +13513,7 @@
     </w:tblStylePr>
     <w:tblStylePr w:type="firstCol">
       <w:rPr>
+        <w:rFonts w:eastAsia="黑体"/>
         <w:color w:themeColor="background1" w:val="FFFFFF"/>
       </w:rPr>
       <w:tblPr/>
@@ -12934,6 +13531,7 @@
     </w:tblStylePr>
     <w:tblStylePr w:type="lastCol">
       <w:rPr>
+        <w:rFonts w:eastAsia="黑体"/>
         <w:color w:themeColor="background1" w:val="FFFFFF"/>
       </w:rPr>
       <w:tblPr/>
@@ -12963,11 +13561,13 @@
     </w:tblStylePr>
     <w:tblStylePr w:type="neCell">
       <w:rPr>
+        <w:rFonts w:eastAsia="黑体"/>
         <w:color w:themeColor="text1" w:val="000000"/>
       </w:rPr>
     </w:tblStylePr>
     <w:tblStylePr w:type="nwCell">
       <w:rPr>
+        <w:rFonts w:eastAsia="黑体"/>
         <w:color w:themeColor="text1" w:val="000000"/>
       </w:rPr>
     </w:tblStylePr>
@@ -12981,6 +13581,7 @@
       <w:spacing w:after="0" w:line="240" w:lineRule="auto"/>
     </w:pPr>
     <w:rPr>
+      <w:rFonts w:eastAsia="黑体"/>
       <w:color w:themeColor="text1" w:val="000000"/>
     </w:rPr>
     <w:tblPr>
@@ -13007,6 +13608,7 @@
     </w:tcPr>
     <w:tblStylePr w:type="firstRow">
       <w:rPr>
+        <w:rFonts w:eastAsia="黑体"/>
         <w:b/>
         <w:bCs/>
       </w:rPr>
@@ -13025,6 +13627,7 @@
     </w:tblStylePr>
     <w:tblStylePr w:type="lastRow">
       <w:rPr>
+        <w:rFonts w:eastAsia="黑体"/>
         <w:b/>
         <w:bCs/>
         <w:color w:themeColor="background1" w:val="FFFFFF"/>
@@ -13039,6 +13642,7 @@
     </w:tblStylePr>
     <w:tblStylePr w:type="firstCol">
       <w:rPr>
+        <w:rFonts w:eastAsia="黑体"/>
         <w:color w:themeColor="background1" w:val="FFFFFF"/>
       </w:rPr>
       <w:tblPr/>
@@ -13056,6 +13660,7 @@
     </w:tblStylePr>
     <w:tblStylePr w:type="lastCol">
       <w:rPr>
+        <w:rFonts w:eastAsia="黑体"/>
         <w:color w:themeColor="background1" w:val="FFFFFF"/>
       </w:rPr>
       <w:tblPr/>
@@ -13085,11 +13690,13 @@
     </w:tblStylePr>
     <w:tblStylePr w:type="neCell">
       <w:rPr>
+        <w:rFonts w:eastAsia="黑体"/>
         <w:color w:themeColor="text1" w:val="000000"/>
       </w:rPr>
     </w:tblStylePr>
     <w:tblStylePr w:type="nwCell">
       <w:rPr>
+        <w:rFonts w:eastAsia="黑体"/>
         <w:color w:themeColor="text1" w:val="000000"/>
       </w:rPr>
     </w:tblStylePr>
@@ -13103,6 +13710,7 @@
       <w:spacing w:after="0" w:line="240" w:lineRule="auto"/>
     </w:pPr>
     <w:rPr>
+      <w:rFonts w:eastAsia="黑体"/>
       <w:color w:themeColor="text1" w:val="000000"/>
     </w:rPr>
     <w:tblPr>
@@ -13129,6 +13737,7 @@
     </w:tcPr>
     <w:tblStylePr w:type="firstRow">
       <w:rPr>
+        <w:rFonts w:eastAsia="黑体"/>
         <w:b/>
         <w:bCs/>
       </w:rPr>
@@ -13147,6 +13756,7 @@
     </w:tblStylePr>
     <w:tblStylePr w:type="lastRow">
       <w:rPr>
+        <w:rFonts w:eastAsia="黑体"/>
         <w:b/>
         <w:bCs/>
         <w:color w:themeColor="background1" w:val="FFFFFF"/>
@@ -13161,6 +13771,7 @@
     </w:tblStylePr>
     <w:tblStylePr w:type="firstCol">
       <w:rPr>
+        <w:rFonts w:eastAsia="黑体"/>
         <w:color w:themeColor="background1" w:val="FFFFFF"/>
       </w:rPr>
       <w:tblPr/>
@@ -13178,6 +13789,7 @@
     </w:tblStylePr>
     <w:tblStylePr w:type="lastCol">
       <w:rPr>
+        <w:rFonts w:eastAsia="黑体"/>
         <w:color w:themeColor="background1" w:val="FFFFFF"/>
       </w:rPr>
       <w:tblPr/>
@@ -13207,11 +13819,13 @@
     </w:tblStylePr>
     <w:tblStylePr w:type="neCell">
       <w:rPr>
+        <w:rFonts w:eastAsia="黑体"/>
         <w:color w:themeColor="text1" w:val="000000"/>
       </w:rPr>
     </w:tblStylePr>
     <w:tblStylePr w:type="nwCell">
       <w:rPr>
+        <w:rFonts w:eastAsia="黑体"/>
         <w:color w:themeColor="text1" w:val="000000"/>
       </w:rPr>
     </w:tblStylePr>
@@ -13225,6 +13839,7 @@
       <w:spacing w:after="0" w:line="240" w:lineRule="auto"/>
     </w:pPr>
     <w:rPr>
+      <w:rFonts w:eastAsia="黑体"/>
       <w:color w:themeColor="text1" w:val="000000"/>
     </w:rPr>
     <w:tblPr>
@@ -13251,6 +13866,7 @@
     </w:tcPr>
     <w:tblStylePr w:type="firstRow">
       <w:rPr>
+        <w:rFonts w:eastAsia="黑体"/>
         <w:b/>
         <w:bCs/>
       </w:rPr>
@@ -13269,6 +13885,7 @@
     </w:tblStylePr>
     <w:tblStylePr w:type="lastRow">
       <w:rPr>
+        <w:rFonts w:eastAsia="黑体"/>
         <w:b/>
         <w:bCs/>
         <w:color w:themeColor="background1" w:val="FFFFFF"/>
@@ -13283,6 +13900,7 @@
     </w:tblStylePr>
     <w:tblStylePr w:type="firstCol">
       <w:rPr>
+        <w:rFonts w:eastAsia="黑体"/>
         <w:color w:themeColor="background1" w:val="FFFFFF"/>
       </w:rPr>
       <w:tblPr/>
@@ -13300,6 +13918,7 @@
     </w:tblStylePr>
     <w:tblStylePr w:type="lastCol">
       <w:rPr>
+        <w:rFonts w:eastAsia="黑体"/>
         <w:color w:themeColor="background1" w:val="FFFFFF"/>
       </w:rPr>
       <w:tblPr/>
@@ -13337,6 +13956,7 @@
       <w:spacing w:after="0" w:line="240" w:lineRule="auto"/>
     </w:pPr>
     <w:rPr>
+      <w:rFonts w:eastAsia="黑体"/>
       <w:color w:themeColor="text1" w:val="000000"/>
     </w:rPr>
     <w:tblPr>
@@ -13363,6 +13983,7 @@
     </w:tcPr>
     <w:tblStylePr w:type="firstRow">
       <w:rPr>
+        <w:rFonts w:eastAsia="黑体"/>
         <w:b/>
         <w:bCs/>
       </w:rPr>
@@ -13381,6 +14002,7 @@
     </w:tblStylePr>
     <w:tblStylePr w:type="lastRow">
       <w:rPr>
+        <w:rFonts w:eastAsia="黑体"/>
         <w:b/>
         <w:bCs/>
         <w:color w:themeColor="background1" w:val="FFFFFF"/>
@@ -13395,6 +14017,7 @@
     </w:tblStylePr>
     <w:tblStylePr w:type="firstCol">
       <w:rPr>
+        <w:rFonts w:eastAsia="黑体"/>
         <w:color w:themeColor="background1" w:val="FFFFFF"/>
       </w:rPr>
       <w:tblPr/>
@@ -13412,6 +14035,7 @@
     </w:tblStylePr>
     <w:tblStylePr w:type="lastCol">
       <w:rPr>
+        <w:rFonts w:eastAsia="黑体"/>
         <w:color w:themeColor="background1" w:val="FFFFFF"/>
       </w:rPr>
       <w:tblPr/>
@@ -13441,11 +14065,13 @@
     </w:tblStylePr>
     <w:tblStylePr w:type="neCell">
       <w:rPr>
+        <w:rFonts w:eastAsia="黑体"/>
         <w:color w:themeColor="text1" w:val="000000"/>
       </w:rPr>
     </w:tblStylePr>
     <w:tblStylePr w:type="nwCell">
       <w:rPr>
+        <w:rFonts w:eastAsia="黑体"/>
         <w:color w:themeColor="text1" w:val="000000"/>
       </w:rPr>
     </w:tblStylePr>
@@ -13459,6 +14085,7 @@
       <w:spacing w:after="0" w:line="240" w:lineRule="auto"/>
     </w:pPr>
     <w:rPr>
+      <w:rFonts w:eastAsia="黑体"/>
       <w:color w:themeColor="text1" w:val="000000"/>
     </w:rPr>
     <w:tblPr>
@@ -13485,6 +14112,7 @@
     </w:tcPr>
     <w:tblStylePr w:type="firstRow">
       <w:rPr>
+        <w:rFonts w:eastAsia="黑体"/>
         <w:b/>
         <w:bCs/>
       </w:rPr>
@@ -13503,6 +14131,7 @@
     </w:tblStylePr>
     <w:tblStylePr w:type="lastRow">
       <w:rPr>
+        <w:rFonts w:eastAsia="黑体"/>
         <w:b/>
         <w:bCs/>
         <w:color w:themeColor="background1" w:val="FFFFFF"/>
@@ -13517,6 +14146,7 @@
     </w:tblStylePr>
     <w:tblStylePr w:type="firstCol">
       <w:rPr>
+        <w:rFonts w:eastAsia="黑体"/>
         <w:color w:themeColor="background1" w:val="FFFFFF"/>
       </w:rPr>
       <w:tblPr/>
@@ -13534,6 +14164,7 @@
     </w:tblStylePr>
     <w:tblStylePr w:type="lastCol">
       <w:rPr>
+        <w:rFonts w:eastAsia="黑体"/>
         <w:color w:themeColor="background1" w:val="FFFFFF"/>
       </w:rPr>
       <w:tblPr/>
@@ -13563,11 +14194,13 @@
     </w:tblStylePr>
     <w:tblStylePr w:type="neCell">
       <w:rPr>
+        <w:rFonts w:eastAsia="黑体"/>
         <w:color w:themeColor="text1" w:val="000000"/>
       </w:rPr>
     </w:tblStylePr>
     <w:tblStylePr w:type="nwCell">
       <w:rPr>
+        <w:rFonts w:eastAsia="黑体"/>
         <w:color w:themeColor="text1" w:val="000000"/>
       </w:rPr>
     </w:tblStylePr>
@@ -13581,6 +14214,7 @@
       <w:spacing w:after="0" w:line="240" w:lineRule="auto"/>
     </w:pPr>
     <w:rPr>
+      <w:rFonts w:eastAsia="黑体"/>
       <w:color w:themeColor="text1" w:val="000000"/>
     </w:rPr>
     <w:tblPr>
@@ -13607,6 +14241,7 @@
     </w:tcPr>
     <w:tblStylePr w:type="firstRow">
       <w:rPr>
+        <w:rFonts w:eastAsia="黑体"/>
         <w:b/>
         <w:bCs/>
       </w:rPr>
@@ -13625,6 +14260,7 @@
     </w:tblStylePr>
     <w:tblStylePr w:type="lastRow">
       <w:rPr>
+        <w:rFonts w:eastAsia="黑体"/>
         <w:b/>
         <w:bCs/>
         <w:color w:themeColor="background1" w:val="FFFFFF"/>
@@ -13639,6 +14275,7 @@
     </w:tblStylePr>
     <w:tblStylePr w:type="firstCol">
       <w:rPr>
+        <w:rFonts w:eastAsia="黑体"/>
         <w:color w:themeColor="background1" w:val="FFFFFF"/>
       </w:rPr>
       <w:tblPr/>
@@ -13656,6 +14293,7 @@
     </w:tblStylePr>
     <w:tblStylePr w:type="lastCol">
       <w:rPr>
+        <w:rFonts w:eastAsia="黑体"/>
         <w:color w:themeColor="background1" w:val="FFFFFF"/>
       </w:rPr>
       <w:tblPr/>
@@ -13685,11 +14323,13 @@
     </w:tblStylePr>
     <w:tblStylePr w:type="neCell">
       <w:rPr>
+        <w:rFonts w:eastAsia="黑体"/>
         <w:color w:themeColor="text1" w:val="000000"/>
       </w:rPr>
     </w:tblStylePr>
     <w:tblStylePr w:type="nwCell">
       <w:rPr>
+        <w:rFonts w:eastAsia="黑体"/>
         <w:color w:themeColor="text1" w:val="000000"/>
       </w:rPr>
     </w:tblStylePr>
@@ -13703,6 +14343,7 @@
       <w:spacing w:after="0" w:line="240" w:lineRule="auto"/>
     </w:pPr>
     <w:rPr>
+      <w:rFonts w:eastAsia="黑体"/>
       <w:color w:themeColor="text1" w:val="000000"/>
     </w:rPr>
     <w:tblPr>
@@ -13721,6 +14362,7 @@
     </w:tcPr>
     <w:tblStylePr w:type="firstRow">
       <w:rPr>
+        <w:rFonts w:eastAsia="黑体"/>
         <w:b/>
         <w:bCs/>
         <w:color w:themeColor="background1" w:val="FFFFFF"/>
@@ -13735,6 +14377,7 @@
     </w:tblStylePr>
     <w:tblStylePr w:type="lastRow">
       <w:rPr>
+        <w:rFonts w:eastAsia="黑体"/>
         <w:b/>
         <w:bCs/>
         <w:color w:themeColor="accent2" w:themeShade="CC" w:val="9E3A38"/>
@@ -13749,12 +14392,14 @@
     </w:tblStylePr>
     <w:tblStylePr w:type="firstCol">
       <w:rPr>
+        <w:rFonts w:eastAsia="黑体"/>
         <w:b/>
         <w:bCs/>
       </w:rPr>
     </w:tblStylePr>
     <w:tblStylePr w:type="lastCol">
       <w:rPr>
+        <w:rFonts w:eastAsia="黑体"/>
         <w:b/>
         <w:bCs/>
       </w:rPr>
@@ -13789,6 +14434,7 @@
       <w:spacing w:after="0" w:line="240" w:lineRule="auto"/>
     </w:pPr>
     <w:rPr>
+      <w:rFonts w:eastAsia="黑体"/>
       <w:color w:themeColor="text1" w:val="000000"/>
     </w:rPr>
     <w:tblPr>
@@ -13807,6 +14453,7 @@
     </w:tcPr>
     <w:tblStylePr w:type="firstRow">
       <w:rPr>
+        <w:rFonts w:eastAsia="黑体"/>
         <w:b/>
         <w:bCs/>
         <w:color w:themeColor="background1" w:val="FFFFFF"/>
@@ -13821,6 +14468,7 @@
     </w:tblStylePr>
     <w:tblStylePr w:type="lastRow">
       <w:rPr>
+        <w:rFonts w:eastAsia="黑体"/>
         <w:b/>
         <w:bCs/>
         <w:color w:themeColor="accent2" w:themeShade="CC" w:val="9E3A38"/>
@@ -13835,12 +14483,14 @@
     </w:tblStylePr>
     <w:tblStylePr w:type="firstCol">
       <w:rPr>
+        <w:rFonts w:eastAsia="黑体"/>
         <w:b/>
         <w:bCs/>
       </w:rPr>
     </w:tblStylePr>
     <w:tblStylePr w:type="lastCol">
       <w:rPr>
+        <w:rFonts w:eastAsia="黑体"/>
         <w:b/>
         <w:bCs/>
       </w:rPr>
@@ -13875,6 +14525,7 @@
       <w:spacing w:after="0" w:line="240" w:lineRule="auto"/>
     </w:pPr>
     <w:rPr>
+      <w:rFonts w:eastAsia="黑体"/>
       <w:color w:themeColor="text1" w:val="000000"/>
     </w:rPr>
     <w:tblPr>
@@ -13893,6 +14544,7 @@
     </w:tcPr>
     <w:tblStylePr w:type="firstRow">
       <w:rPr>
+        <w:rFonts w:eastAsia="黑体"/>
         <w:b/>
         <w:bCs/>
         <w:color w:themeColor="background1" w:val="FFFFFF"/>
@@ -13907,6 +14559,7 @@
     </w:tblStylePr>
     <w:tblStylePr w:type="lastRow">
       <w:rPr>
+        <w:rFonts w:eastAsia="黑体"/>
         <w:b/>
         <w:bCs/>
         <w:color w:themeColor="accent2" w:themeShade="CC" w:val="9E3A38"/>
@@ -13921,12 +14574,14 @@
     </w:tblStylePr>
     <w:tblStylePr w:type="firstCol">
       <w:rPr>
+        <w:rFonts w:eastAsia="黑体"/>
         <w:b/>
         <w:bCs/>
       </w:rPr>
     </w:tblStylePr>
     <w:tblStylePr w:type="lastCol">
       <w:rPr>
+        <w:rFonts w:eastAsia="黑体"/>
         <w:b/>
         <w:bCs/>
       </w:rPr>
@@ -13961,6 +14616,7 @@
       <w:spacing w:after="0" w:line="240" w:lineRule="auto"/>
     </w:pPr>
     <w:rPr>
+      <w:rFonts w:eastAsia="黑体"/>
       <w:color w:themeColor="text1" w:val="000000"/>
     </w:rPr>
     <w:tblPr>
@@ -13979,6 +14635,7 @@
     </w:tcPr>
     <w:tblStylePr w:type="firstRow">
       <w:rPr>
+        <w:rFonts w:eastAsia="黑体"/>
         <w:b/>
         <w:bCs/>
         <w:color w:themeColor="background1" w:val="FFFFFF"/>
@@ -13993,6 +14650,7 @@
     </w:tblStylePr>
     <w:tblStylePr w:type="lastRow">
       <w:rPr>
+        <w:rFonts w:eastAsia="黑体"/>
         <w:b/>
         <w:bCs/>
         <w:color w:themeColor="accent4" w:themeShade="CC" w:val="664E82"/>
@@ -14007,12 +14665,14 @@
     </w:tblStylePr>
     <w:tblStylePr w:type="firstCol">
       <w:rPr>
+        <w:rFonts w:eastAsia="黑体"/>
         <w:b/>
         <w:bCs/>
       </w:rPr>
     </w:tblStylePr>
     <w:tblStylePr w:type="lastCol">
       <w:rPr>
+        <w:rFonts w:eastAsia="黑体"/>
         <w:b/>
         <w:bCs/>
       </w:rPr>
@@ -14047,6 +14707,7 @@
       <w:spacing w:after="0" w:line="240" w:lineRule="auto"/>
     </w:pPr>
     <w:rPr>
+      <w:rFonts w:eastAsia="黑体"/>
       <w:color w:themeColor="text1" w:val="000000"/>
     </w:rPr>
     <w:tblPr>
@@ -14065,6 +14726,7 @@
     </w:tcPr>
     <w:tblStylePr w:type="firstRow">
       <w:rPr>
+        <w:rFonts w:eastAsia="黑体"/>
         <w:b/>
         <w:bCs/>
         <w:color w:themeColor="background1" w:val="FFFFFF"/>
@@ -14079,6 +14741,7 @@
     </w:tblStylePr>
     <w:tblStylePr w:type="lastRow">
       <w:rPr>
+        <w:rFonts w:eastAsia="黑体"/>
         <w:b/>
         <w:bCs/>
         <w:color w:themeColor="accent3" w:themeShade="CC" w:val="7E9C40"/>
@@ -14093,12 +14756,14 @@
     </w:tblStylePr>
     <w:tblStylePr w:type="firstCol">
       <w:rPr>
+        <w:rFonts w:eastAsia="黑体"/>
         <w:b/>
         <w:bCs/>
       </w:rPr>
     </w:tblStylePr>
     <w:tblStylePr w:type="lastCol">
       <w:rPr>
+        <w:rFonts w:eastAsia="黑体"/>
         <w:b/>
         <w:bCs/>
       </w:rPr>
@@ -14133,6 +14798,7 @@
       <w:spacing w:after="0" w:line="240" w:lineRule="auto"/>
     </w:pPr>
     <w:rPr>
+      <w:rFonts w:eastAsia="黑体"/>
       <w:color w:themeColor="text1" w:val="000000"/>
     </w:rPr>
     <w:tblPr>
@@ -14151,6 +14817,7 @@
     </w:tcPr>
     <w:tblStylePr w:type="firstRow">
       <w:rPr>
+        <w:rFonts w:eastAsia="黑体"/>
         <w:b/>
         <w:bCs/>
         <w:color w:themeColor="background1" w:val="FFFFFF"/>
@@ -14165,6 +14832,7 @@
     </w:tblStylePr>
     <w:tblStylePr w:type="lastRow">
       <w:rPr>
+        <w:rFonts w:eastAsia="黑体"/>
         <w:b/>
         <w:bCs/>
         <w:color w:themeColor="accent6" w:themeShade="CC" w:val="F2730A"/>
@@ -14179,12 +14847,14 @@
     </w:tblStylePr>
     <w:tblStylePr w:type="firstCol">
       <w:rPr>
+        <w:rFonts w:eastAsia="黑体"/>
         <w:b/>
         <w:bCs/>
       </w:rPr>
     </w:tblStylePr>
     <w:tblStylePr w:type="lastCol">
       <w:rPr>
+        <w:rFonts w:eastAsia="黑体"/>
         <w:b/>
         <w:bCs/>
       </w:rPr>
@@ -14219,6 +14889,7 @@
       <w:spacing w:after="0" w:line="240" w:lineRule="auto"/>
     </w:pPr>
     <w:rPr>
+      <w:rFonts w:eastAsia="黑体"/>
       <w:color w:themeColor="text1" w:val="000000"/>
     </w:rPr>
     <w:tblPr>
@@ -14237,6 +14908,7 @@
     </w:tcPr>
     <w:tblStylePr w:type="firstRow">
       <w:rPr>
+        <w:rFonts w:eastAsia="黑体"/>
         <w:b/>
         <w:bCs/>
         <w:color w:themeColor="background1" w:val="FFFFFF"/>
@@ -14251,6 +14923,7 @@
     </w:tblStylePr>
     <w:tblStylePr w:type="lastRow">
       <w:rPr>
+        <w:rFonts w:eastAsia="黑体"/>
         <w:b/>
         <w:bCs/>
         <w:color w:themeColor="accent5" w:themeShade="CC" w:val="348DA5"/>
@@ -14265,12 +14938,14 @@
     </w:tblStylePr>
     <w:tblStylePr w:type="firstCol">
       <w:rPr>
+        <w:rFonts w:eastAsia="黑体"/>
         <w:b/>
         <w:bCs/>
       </w:rPr>
     </w:tblStylePr>
     <w:tblStylePr w:type="lastCol">
       <w:rPr>
+        <w:rFonts w:eastAsia="黑体"/>
         <w:b/>
         <w:bCs/>
       </w:rPr>
@@ -14305,6 +14980,7 @@
       <w:spacing w:after="0" w:line="240" w:lineRule="auto"/>
     </w:pPr>
     <w:rPr>
+      <w:rFonts w:eastAsia="黑体"/>
       <w:color w:themeColor="text1" w:val="000000"/>
     </w:rPr>
     <w:tblPr>
@@ -14326,6 +15002,7 @@
     </w:tcPr>
     <w:tblStylePr w:type="firstRow">
       <w:rPr>
+        <w:rFonts w:eastAsia="黑体"/>
         <w:b/>
         <w:bCs/>
       </w:rPr>
@@ -14336,6 +15013,7 @@
     </w:tblStylePr>
     <w:tblStylePr w:type="lastRow">
       <w:rPr>
+        <w:rFonts w:eastAsia="黑体"/>
         <w:b/>
         <w:bCs/>
         <w:color w:themeColor="text1" w:val="000000"/>
@@ -14347,6 +15025,7 @@
     </w:tblStylePr>
     <w:tblStylePr w:type="firstCol">
       <w:rPr>
+        <w:rFonts w:eastAsia="黑体"/>
         <w:color w:themeColor="background1" w:val="FFFFFF"/>
       </w:rPr>
       <w:tblPr/>
@@ -14356,6 +15035,7 @@
     </w:tblStylePr>
     <w:tblStylePr w:type="lastCol">
       <w:rPr>
+        <w:rFonts w:eastAsia="黑体"/>
         <w:color w:themeColor="background1" w:val="FFFFFF"/>
       </w:rPr>
       <w:tblPr/>
@@ -14385,6 +15065,7 @@
       <w:spacing w:after="0" w:line="240" w:lineRule="auto"/>
     </w:pPr>
     <w:rPr>
+      <w:rFonts w:eastAsia="黑体"/>
       <w:color w:themeColor="text1" w:val="000000"/>
     </w:rPr>
     <w:tblPr>
@@ -14406,6 +15087,7 @@
     </w:tcPr>
     <w:tblStylePr w:type="firstRow">
       <w:rPr>
+        <w:rFonts w:eastAsia="黑体"/>
         <w:b/>
         <w:bCs/>
       </w:rPr>
@@ -14416,6 +15098,7 @@
     </w:tblStylePr>
     <w:tblStylePr w:type="lastRow">
       <w:rPr>
+        <w:rFonts w:eastAsia="黑体"/>
         <w:b/>
         <w:bCs/>
         <w:color w:themeColor="text1" w:val="000000"/>
@@ -14427,6 +15110,7 @@
     </w:tblStylePr>
     <w:tblStylePr w:type="firstCol">
       <w:rPr>
+        <w:rFonts w:eastAsia="黑体"/>
         <w:color w:themeColor="background1" w:val="FFFFFF"/>
       </w:rPr>
       <w:tblPr/>
@@ -14436,6 +15120,7 @@
     </w:tblStylePr>
     <w:tblStylePr w:type="lastCol">
       <w:rPr>
+        <w:rFonts w:eastAsia="黑体"/>
         <w:color w:themeColor="background1" w:val="FFFFFF"/>
       </w:rPr>
       <w:tblPr/>
@@ -14465,6 +15150,7 @@
       <w:spacing w:after="0" w:line="240" w:lineRule="auto"/>
     </w:pPr>
     <w:rPr>
+      <w:rFonts w:eastAsia="黑体"/>
       <w:color w:themeColor="text1" w:val="000000"/>
     </w:rPr>
     <w:tblPr>
@@ -14486,6 +15172,7 @@
     </w:tcPr>
     <w:tblStylePr w:type="firstRow">
       <w:rPr>
+        <w:rFonts w:eastAsia="黑体"/>
         <w:b/>
         <w:bCs/>
       </w:rPr>
@@ -14496,6 +15183,7 @@
     </w:tblStylePr>
     <w:tblStylePr w:type="lastRow">
       <w:rPr>
+        <w:rFonts w:eastAsia="黑体"/>
         <w:b/>
         <w:bCs/>
         <w:color w:themeColor="text1" w:val="000000"/>
@@ -14507,6 +15195,7 @@
     </w:tblStylePr>
     <w:tblStylePr w:type="firstCol">
       <w:rPr>
+        <w:rFonts w:eastAsia="黑体"/>
         <w:color w:themeColor="background1" w:val="FFFFFF"/>
       </w:rPr>
       <w:tblPr/>
@@ -14516,6 +15205,7 @@
     </w:tblStylePr>
     <w:tblStylePr w:type="lastCol">
       <w:rPr>
+        <w:rFonts w:eastAsia="黑体"/>
         <w:color w:themeColor="background1" w:val="FFFFFF"/>
       </w:rPr>
       <w:tblPr/>
@@ -14545,6 +15235,7 @@
       <w:spacing w:after="0" w:line="240" w:lineRule="auto"/>
     </w:pPr>
     <w:rPr>
+      <w:rFonts w:eastAsia="黑体"/>
       <w:color w:themeColor="text1" w:val="000000"/>
     </w:rPr>
     <w:tblPr>
@@ -14566,6 +15257,7 @@
     </w:tcPr>
     <w:tblStylePr w:type="firstRow">
       <w:rPr>
+        <w:rFonts w:eastAsia="黑体"/>
         <w:b/>
         <w:bCs/>
       </w:rPr>
@@ -14576,6 +15268,7 @@
     </w:tblStylePr>
     <w:tblStylePr w:type="lastRow">
       <w:rPr>
+        <w:rFonts w:eastAsia="黑体"/>
         <w:b/>
         <w:bCs/>
         <w:color w:themeColor="text1" w:val="000000"/>
@@ -14587,6 +15280,7 @@
     </w:tblStylePr>
     <w:tblStylePr w:type="firstCol">
       <w:rPr>
+        <w:rFonts w:eastAsia="黑体"/>
         <w:color w:themeColor="background1" w:val="FFFFFF"/>
       </w:rPr>
       <w:tblPr/>
@@ -14596,6 +15290,7 @@
     </w:tblStylePr>
     <w:tblStylePr w:type="lastCol">
       <w:rPr>
+        <w:rFonts w:eastAsia="黑体"/>
         <w:color w:themeColor="background1" w:val="FFFFFF"/>
       </w:rPr>
       <w:tblPr/>
@@ -14625,6 +15320,7 @@
       <w:spacing w:after="0" w:line="240" w:lineRule="auto"/>
     </w:pPr>
     <w:rPr>
+      <w:rFonts w:eastAsia="黑体"/>
       <w:color w:themeColor="text1" w:val="000000"/>
     </w:rPr>
     <w:tblPr>
@@ -14646,6 +15342,7 @@
     </w:tcPr>
     <w:tblStylePr w:type="firstRow">
       <w:rPr>
+        <w:rFonts w:eastAsia="黑体"/>
         <w:b/>
         <w:bCs/>
       </w:rPr>
@@ -14656,6 +15353,7 @@
     </w:tblStylePr>
     <w:tblStylePr w:type="lastRow">
       <w:rPr>
+        <w:rFonts w:eastAsia="黑体"/>
         <w:b/>
         <w:bCs/>
         <w:color w:themeColor="text1" w:val="000000"/>
@@ -14667,6 +15365,7 @@
     </w:tblStylePr>
     <w:tblStylePr w:type="firstCol">
       <w:rPr>
+        <w:rFonts w:eastAsia="黑体"/>
         <w:color w:themeColor="background1" w:val="FFFFFF"/>
       </w:rPr>
       <w:tblPr/>
@@ -14676,6 +15375,7 @@
     </w:tblStylePr>
     <w:tblStylePr w:type="lastCol">
       <w:rPr>
+        <w:rFonts w:eastAsia="黑体"/>
         <w:color w:themeColor="background1" w:val="FFFFFF"/>
       </w:rPr>
       <w:tblPr/>
@@ -14705,6 +15405,7 @@
       <w:spacing w:after="0" w:line="240" w:lineRule="auto"/>
     </w:pPr>
     <w:rPr>
+      <w:rFonts w:eastAsia="黑体"/>
       <w:color w:themeColor="text1" w:val="000000"/>
     </w:rPr>
     <w:tblPr>
@@ -14726,6 +15427,7 @@
     </w:tcPr>
     <w:tblStylePr w:type="firstRow">
       <w:rPr>
+        <w:rFonts w:eastAsia="黑体"/>
         <w:b/>
         <w:bCs/>
       </w:rPr>
@@ -14736,6 +15438,7 @@
     </w:tblStylePr>
     <w:tblStylePr w:type="lastRow">
       <w:rPr>
+        <w:rFonts w:eastAsia="黑体"/>
         <w:b/>
         <w:bCs/>
         <w:color w:themeColor="text1" w:val="000000"/>
@@ -14747,6 +15450,7 @@
     </w:tblStylePr>
     <w:tblStylePr w:type="firstCol">
       <w:rPr>
+        <w:rFonts w:eastAsia="黑体"/>
         <w:color w:themeColor="background1" w:val="FFFFFF"/>
       </w:rPr>
       <w:tblPr/>
@@ -14756,6 +15460,7 @@
     </w:tblStylePr>
     <w:tblStylePr w:type="lastCol">
       <w:rPr>
+        <w:rFonts w:eastAsia="黑体"/>
         <w:color w:themeColor="background1" w:val="FFFFFF"/>
       </w:rPr>
       <w:tblPr/>
@@ -14785,6 +15490,7 @@
       <w:spacing w:after="0" w:line="240" w:lineRule="auto"/>
     </w:pPr>
     <w:rPr>
+      <w:rFonts w:eastAsia="黑体"/>
       <w:color w:themeColor="text1" w:val="000000"/>
     </w:rPr>
     <w:tblPr>
@@ -14806,6 +15512,7 @@
     </w:tcPr>
     <w:tblStylePr w:type="firstRow">
       <w:rPr>
+        <w:rFonts w:eastAsia="黑体"/>
         <w:b/>
         <w:bCs/>
       </w:rPr>
@@ -14816,6 +15523,7 @@
     </w:tblStylePr>
     <w:tblStylePr w:type="lastRow">
       <w:rPr>
+        <w:rFonts w:eastAsia="黑体"/>
         <w:b/>
         <w:bCs/>
         <w:color w:themeColor="text1" w:val="000000"/>
@@ -14827,6 +15535,7 @@
     </w:tblStylePr>
     <w:tblStylePr w:type="firstCol">
       <w:rPr>
+        <w:rFonts w:eastAsia="黑体"/>
         <w:color w:themeColor="background1" w:val="FFFFFF"/>
       </w:rPr>
       <w:tblPr/>
@@ -14836,6 +15545,7 @@
     </w:tblStylePr>
     <w:tblStylePr w:type="lastCol">
       <w:rPr>
+        <w:rFonts w:eastAsia="黑体"/>
         <w:color w:themeColor="background1" w:val="FFFFFF"/>
       </w:rPr>
       <w:tblPr/>
@@ -14868,6 +15578,7 @@
     <w:name w:val="KeywordTok"/>
     <w:basedOn w:val="VerbatimChar"/>
     <w:rPr>
+      <w:rFonts w:eastAsia="黑体"/>
       <w:b/>
       <w:color w:val="007020"/>
     </w:rPr>
@@ -14876,6 +15587,7 @@
     <w:name w:val="DataTypeTok"/>
     <w:basedOn w:val="VerbatimChar"/>
     <w:rPr>
+      <w:rFonts w:eastAsia="黑体"/>
       <w:color w:val="902000"/>
     </w:rPr>
   </w:style>
@@ -14883,6 +15595,7 @@
     <w:name w:val="DecValTok"/>
     <w:basedOn w:val="VerbatimChar"/>
     <w:rPr>
+      <w:rFonts w:eastAsia="黑体"/>
       <w:color w:val="40a070"/>
     </w:rPr>
   </w:style>
@@ -14890,6 +15603,7 @@
     <w:name w:val="BaseNTok"/>
     <w:basedOn w:val="VerbatimChar"/>
     <w:rPr>
+      <w:rFonts w:eastAsia="黑体"/>
       <w:color w:val="40a070"/>
     </w:rPr>
   </w:style>
@@ -14897,6 +15611,7 @@
     <w:name w:val="FloatTok"/>
     <w:basedOn w:val="VerbatimChar"/>
     <w:rPr>
+      <w:rFonts w:eastAsia="黑体"/>
       <w:color w:val="40a070"/>
     </w:rPr>
   </w:style>
@@ -14904,6 +15619,7 @@
     <w:name w:val="ConstantTok"/>
     <w:basedOn w:val="VerbatimChar"/>
     <w:rPr>
+      <w:rFonts w:eastAsia="黑体"/>
       <w:color w:val="880000"/>
     </w:rPr>
   </w:style>
@@ -14911,6 +15627,7 @@
     <w:name w:val="CharTok"/>
     <w:basedOn w:val="VerbatimChar"/>
     <w:rPr>
+      <w:rFonts w:eastAsia="黑体"/>
       <w:color w:val="4070a0"/>
     </w:rPr>
   </w:style>
@@ -14918,6 +15635,7 @@
     <w:name w:val="SpecialCharTok"/>
     <w:basedOn w:val="VerbatimChar"/>
     <w:rPr>
+      <w:rFonts w:eastAsia="黑体"/>
       <w:color w:val="4070a0"/>
     </w:rPr>
   </w:style>
@@ -14925,6 +15643,7 @@
     <w:name w:val="StringTok"/>
     <w:basedOn w:val="VerbatimChar"/>
     <w:rPr>
+      <w:rFonts w:eastAsia="黑体"/>
       <w:color w:val="4070a0"/>
     </w:rPr>
   </w:style>
@@ -14932,6 +15651,7 @@
     <w:name w:val="VerbatimStringTok"/>
     <w:basedOn w:val="VerbatimChar"/>
     <w:rPr>
+      <w:rFonts w:eastAsia="黑体"/>
       <w:color w:val="4070a0"/>
     </w:rPr>
   </w:style>
@@ -14939,6 +15659,7 @@
     <w:name w:val="SpecialStringTok"/>
     <w:basedOn w:val="VerbatimChar"/>
     <w:rPr>
+      <w:rFonts w:eastAsia="黑体"/>
       <w:color w:val="bb6688"/>
     </w:rPr>
   </w:style>
@@ -14946,6 +15667,7 @@
     <w:name w:val="ImportTok"/>
     <w:basedOn w:val="VerbatimChar"/>
     <w:rPr>
+      <w:rFonts w:eastAsia="黑体"/>
       <w:b/>
       <w:color w:val="008000"/>
     </w:rPr>
@@ -14954,6 +15676,7 @@
     <w:name w:val="CommentTok"/>
     <w:basedOn w:val="VerbatimChar"/>
     <w:rPr>
+      <w:rFonts w:eastAsia="黑体"/>
       <w:i/>
       <w:color w:val="60a0b0"/>
     </w:rPr>
@@ -14962,6 +15685,7 @@
     <w:name w:val="DocumentationTok"/>
     <w:basedOn w:val="VerbatimChar"/>
     <w:rPr>
+      <w:rFonts w:eastAsia="黑体"/>
       <w:i/>
       <w:color w:val="ba2121"/>
     </w:rPr>
@@ -14970,6 +15694,7 @@
     <w:name w:val="AnnotationTok"/>
     <w:basedOn w:val="VerbatimChar"/>
     <w:rPr>
+      <w:rFonts w:eastAsia="黑体"/>
       <w:b/>
       <w:i/>
       <w:color w:val="60a0b0"/>
@@ -14979,6 +15704,7 @@
     <w:name w:val="CommentVarTok"/>
     <w:basedOn w:val="VerbatimChar"/>
     <w:rPr>
+      <w:rFonts w:eastAsia="黑体"/>
       <w:b/>
       <w:i/>
       <w:color w:val="60a0b0"/>
@@ -14988,6 +15714,7 @@
     <w:name w:val="OtherTok"/>
     <w:basedOn w:val="VerbatimChar"/>
     <w:rPr>
+      <w:rFonts w:eastAsia="黑体"/>
       <w:color w:val="007020"/>
     </w:rPr>
   </w:style>
@@ -14995,6 +15722,7 @@
     <w:name w:val="FunctionTok"/>
     <w:basedOn w:val="VerbatimChar"/>
     <w:rPr>
+      <w:rFonts w:eastAsia="黑体"/>
       <w:color w:val="06287e"/>
     </w:rPr>
   </w:style>
@@ -15002,6 +15730,7 @@
     <w:name w:val="VariableTok"/>
     <w:basedOn w:val="VerbatimChar"/>
     <w:rPr>
+      <w:rFonts w:eastAsia="黑体"/>
       <w:color w:val="19177c"/>
     </w:rPr>
   </w:style>
@@ -15009,6 +15738,7 @@
     <w:name w:val="ControlFlowTok"/>
     <w:basedOn w:val="VerbatimChar"/>
     <w:rPr>
+      <w:rFonts w:eastAsia="黑体"/>
       <w:b/>
       <w:color w:val="007020"/>
     </w:rPr>
@@ -15017,6 +15747,7 @@
     <w:name w:val="OperatorTok"/>
     <w:basedOn w:val="VerbatimChar"/>
     <w:rPr>
+      <w:rFonts w:eastAsia="黑体"/>
       <w:color w:val="666666"/>
     </w:rPr>
   </w:style>
@@ -15024,18 +15755,22 @@
     <w:name w:val="BuiltInTok"/>
     <w:basedOn w:val="VerbatimChar"/>
     <w:rPr>
+      <w:rFonts w:eastAsia="黑体"/>
       <w:color w:val="008000"/>
     </w:rPr>
   </w:style>
   <w:style w:type="character" w:customStyle="1" w:styleId="ExtensionTok">
     <w:name w:val="ExtensionTok"/>
     <w:basedOn w:val="VerbatimChar"/>
-    <w:rPr/>
+    <w:rPr>
+      <w:rFonts w:eastAsia="黑体"/>
+    </w:rPr>
   </w:style>
   <w:style w:type="character" w:customStyle="1" w:styleId="PreprocessorTok">
     <w:name w:val="PreprocessorTok"/>
     <w:basedOn w:val="VerbatimChar"/>
     <w:rPr>
+      <w:rFonts w:eastAsia="黑体"/>
       <w:color w:val="bc7a00"/>
     </w:rPr>
   </w:style>
@@ -15043,18 +15778,22 @@
     <w:name w:val="AttributeTok"/>
     <w:basedOn w:val="VerbatimChar"/>
     <w:rPr>
+      <w:rFonts w:eastAsia="黑体"/>
       <w:color w:val="7d9029"/>
     </w:rPr>
   </w:style>
   <w:style w:type="character" w:customStyle="1" w:styleId="RegionMarkerTok">
     <w:name w:val="RegionMarkerTok"/>
     <w:basedOn w:val="VerbatimChar"/>
-    <w:rPr/>
+    <w:rPr>
+      <w:rFonts w:eastAsia="黑体"/>
+    </w:rPr>
   </w:style>
   <w:style w:type="character" w:customStyle="1" w:styleId="InformationTok">
     <w:name w:val="InformationTok"/>
     <w:basedOn w:val="VerbatimChar"/>
     <w:rPr>
+      <w:rFonts w:eastAsia="黑体"/>
       <w:b/>
       <w:i/>
       <w:color w:val="60a0b0"/>
@@ -15064,6 +15803,7 @@
     <w:name w:val="WarningTok"/>
     <w:basedOn w:val="VerbatimChar"/>
     <w:rPr>
+      <w:rFonts w:eastAsia="黑体"/>
       <w:b/>
       <w:i/>
       <w:color w:val="60a0b0"/>
@@ -15073,6 +15813,7 @@
     <w:name w:val="AlertTok"/>
     <w:basedOn w:val="VerbatimChar"/>
     <w:rPr>
+      <w:rFonts w:eastAsia="黑体"/>
       <w:b/>
       <w:color w:val="ff0000"/>
     </w:rPr>
@@ -15081,6 +15822,7 @@
     <w:name w:val="ErrorTok"/>
     <w:basedOn w:val="VerbatimChar"/>
     <w:rPr>
+      <w:rFonts w:eastAsia="黑体"/>
       <w:b/>
       <w:color w:val="ff0000"/>
     </w:rPr>
@@ -15088,7 +15830,9 @@
   <w:style w:type="character" w:customStyle="1" w:styleId="NormalTok">
     <w:name w:val="NormalTok"/>
     <w:basedOn w:val="VerbatimChar"/>
-    <w:rPr/>
+    <w:rPr>
+      <w:rFonts w:eastAsia="黑体"/>
+    </w:rPr>
   </w:style>
 </w:styles>
 </file>
@@ -15137,12 +15881,12 @@
     <a:fontScheme name="Office">
       <a:majorFont>
         <a:latin typeface="Calibri"/>
-        <a:ea typeface=""/>
+        <a:ea typeface="黑体"/>
         <a:cs typeface=""/>
         <a:font script="Jpan" typeface="ＭＳ ゴシック"/>
         <a:font script="Hang" typeface="맑은 고딕"/>
-        <a:font script="Hans" typeface="宋体"/>
-        <a:font script="Hant" typeface="新細明體"/>
+        <a:font script="Hans" typeface="黑体"/>
+        <a:font script="Hant" typeface="黑体"/>
         <a:font script="Arab" typeface="Times New Roman"/>
         <a:font script="Hebr" typeface="Times New Roman"/>
         <a:font script="Thai" typeface="Angsana New"/>
@@ -15172,12 +15916,12 @@
       </a:majorFont>
       <a:minorFont>
         <a:latin typeface="Cambria"/>
-        <a:ea typeface=""/>
+        <a:ea typeface="黑体"/>
         <a:cs typeface=""/>
         <a:font script="Jpan" typeface="ＭＳ 明朝"/>
         <a:font script="Hang" typeface="맑은 고딕"/>
-        <a:font script="Hans" typeface="宋体"/>
-        <a:font script="Hant" typeface="新細明體"/>
+        <a:font script="Hans" typeface="黑体"/>
+        <a:font script="Hant" typeface="黑体"/>
         <a:font script="Arab" typeface="Arial"/>
         <a:font script="Hebr" typeface="Arial"/>
         <a:font script="Thai" typeface="Cordia New"/>

--- a/03-振荡电路/02-LC振荡器/变压器耦合振荡器/变压器耦合振荡器.docx
+++ b/03-振荡电路/02-LC振荡器/变压器耦合振荡器/变压器耦合振荡器.docx
@@ -2810,7 +2810,7 @@
           <w:color w:val="555555"/>
           <w:sz w:val="21"/>
         </w:rPr>
-        <w:t>材料收集者：杜文杰，WX手机：19519196569，QQ:3478827729</w:t>
+        <w:t>材料收集者：杜文杰，微信/手机：19519196569，QQ:3478827729</w:t>
       </w:r>
     </w:p>
     <w:sectPr>
